--- a/templates/02-ho-so-cap-do/bao-cao-danh-gia-rui-ro.docx
+++ b/templates/02-ho-so-cap-do/bao-cao-danh-gia-rui-ro.docx
@@ -123,6 +123,7 @@
           </w:tcPr>
           <w:p>
             <w:pPr>
+              <w:keepNext/>
               <w:spacing w:after="0" w:before="0" w:line="240" w:lineRule="auto"/>
               <w:jc w:val="center"/>
             </w:pPr>
@@ -160,6 +161,7 @@
           </w:tcPr>
           <w:p>
             <w:pPr>
+              <w:keepNext/>
               <w:spacing w:after="0" w:before="0" w:line="240" w:lineRule="auto"/>
               <w:jc w:val="center"/>
             </w:pPr>
@@ -202,6 +204,7 @@
           </w:tcPr>
           <w:p>
             <w:pPr>
+              <w:keepNext/>
               <w:spacing w:after="0" w:before="0" w:line="240" w:lineRule="auto"/>
               <w:jc w:val="left"/>
             </w:pPr>
@@ -238,6 +241,7 @@
           </w:tcPr>
           <w:p>
             <w:pPr>
+              <w:keepNext/>
               <w:spacing w:after="0" w:before="0" w:line="240" w:lineRule="auto"/>
               <w:jc w:val="left"/>
             </w:pPr>
@@ -306,6 +310,7 @@
           </w:tcPr>
           <w:p>
             <w:pPr>
+              <w:keepNext/>
               <w:spacing w:after="0" w:before="0" w:line="240" w:lineRule="auto"/>
               <w:jc w:val="left"/>
             </w:pPr>
@@ -342,6 +347,7 @@
           </w:tcPr>
           <w:p>
             <w:pPr>
+              <w:keepNext/>
               <w:spacing w:after="0" w:before="0" w:line="240" w:lineRule="auto"/>
               <w:jc w:val="left"/>
             </w:pPr>
@@ -384,6 +390,7 @@
           </w:tcPr>
           <w:p>
             <w:pPr>
+              <w:keepNext/>
               <w:spacing w:after="0" w:before="0" w:line="240" w:lineRule="auto"/>
               <w:jc w:val="left"/>
             </w:pPr>
@@ -420,6 +427,7 @@
           </w:tcPr>
           <w:p>
             <w:pPr>
+              <w:keepNext/>
               <w:spacing w:after="0" w:before="0" w:line="240" w:lineRule="auto"/>
               <w:jc w:val="left"/>
             </w:pPr>
@@ -463,6 +471,7 @@
           </w:tcPr>
           <w:p>
             <w:pPr>
+              <w:keepNext/>
               <w:spacing w:after="0" w:before="0" w:line="240" w:lineRule="auto"/>
               <w:jc w:val="left"/>
             </w:pPr>
@@ -499,6 +508,7 @@
           </w:tcPr>
           <w:p>
             <w:pPr>
+              <w:keepNext/>
               <w:spacing w:after="0" w:before="0" w:line="240" w:lineRule="auto"/>
               <w:jc w:val="left"/>
             </w:pPr>
@@ -579,6 +589,7 @@
           </w:tcPr>
           <w:p>
             <w:pPr>
+              <w:keepNext/>
               <w:spacing w:after="0" w:before="0" w:line="240" w:lineRule="auto"/>
               <w:jc w:val="left"/>
             </w:pPr>
@@ -615,6 +626,7 @@
           </w:tcPr>
           <w:p>
             <w:pPr>
+              <w:keepNext/>
               <w:spacing w:after="0" w:before="0" w:line="240" w:lineRule="auto"/>
               <w:jc w:val="left"/>
             </w:pPr>
@@ -670,6 +682,7 @@
           </w:tcPr>
           <w:p>
             <w:pPr>
+              <w:keepNext/>
               <w:spacing w:after="0" w:before="0" w:line="240" w:lineRule="auto"/>
               <w:jc w:val="left"/>
             </w:pPr>
@@ -706,6 +719,7 @@
           </w:tcPr>
           <w:p>
             <w:pPr>
+              <w:keepNext/>
               <w:spacing w:after="0" w:before="0" w:line="240" w:lineRule="auto"/>
               <w:jc w:val="left"/>
             </w:pPr>
@@ -773,6 +787,7 @@
           </w:tcPr>
           <w:p>
             <w:pPr>
+              <w:keepNext w:val="false"/>
               <w:spacing w:after="0" w:before="0" w:line="240" w:lineRule="auto"/>
               <w:jc w:val="left"/>
             </w:pPr>
@@ -809,6 +824,7 @@
           </w:tcPr>
           <w:p>
             <w:pPr>
+              <w:keepNext w:val="false"/>
               <w:spacing w:after="0" w:before="0" w:line="240" w:lineRule="auto"/>
               <w:jc w:val="left"/>
             </w:pPr>
@@ -895,13 +911,13 @@
       </w:tblPr>
       <w:tblGrid>
         <w:gridCol w:w="695"/>
-        <w:gridCol w:w="2576"/>
-        <w:gridCol w:w="1023"/>
-        <w:gridCol w:w="1023"/>
-        <w:gridCol w:w="1023"/>
-        <w:gridCol w:w="766"/>
-        <w:gridCol w:w="1023"/>
-        <w:gridCol w:w="896"/>
+        <w:gridCol w:w="1681"/>
+        <w:gridCol w:w="2378"/>
+        <w:gridCol w:w="1058"/>
+        <w:gridCol w:w="844"/>
+        <w:gridCol w:w="794"/>
+        <w:gridCol w:w="860"/>
+        <w:gridCol w:w="715"/>
       </w:tblGrid>
       <w:tr>
         <w:trPr>
@@ -928,6 +944,7 @@
           </w:tcPr>
           <w:p>
             <w:pPr>
+              <w:keepNext/>
               <w:spacing w:after="0" w:before="0" w:line="240" w:lineRule="auto"/>
               <w:jc w:val="center"/>
             </w:pPr>
@@ -947,7 +964,7 @@
         </w:tc>
         <w:tc>
           <w:tcPr>
-            <w:tcW w:type="dxa" w:w="2576"/>
+            <w:tcW w:type="dxa" w:w="1681"/>
             <w:tcBorders>
               <w:top w:val="single" w:color="000000" w:sz="4"/>
               <w:left w:val="single" w:color="000000" w:sz="4"/>
@@ -965,6 +982,7 @@
           </w:tcPr>
           <w:p>
             <w:pPr>
+              <w:keepNext/>
               <w:spacing w:after="0" w:before="0" w:line="240" w:lineRule="auto"/>
               <w:jc w:val="center"/>
             </w:pPr>
@@ -984,7 +1002,7 @@
         </w:tc>
         <w:tc>
           <w:tcPr>
-            <w:tcW w:type="dxa" w:w="1023"/>
+            <w:tcW w:type="dxa" w:w="2378"/>
             <w:tcBorders>
               <w:top w:val="single" w:color="000000" w:sz="4"/>
               <w:left w:val="single" w:color="000000" w:sz="4"/>
@@ -1002,6 +1020,7 @@
           </w:tcPr>
           <w:p>
             <w:pPr>
+              <w:keepNext/>
               <w:spacing w:after="0" w:before="0" w:line="240" w:lineRule="auto"/>
               <w:jc w:val="center"/>
             </w:pPr>
@@ -1021,7 +1040,7 @@
         </w:tc>
         <w:tc>
           <w:tcPr>
-            <w:tcW w:type="dxa" w:w="1023"/>
+            <w:tcW w:type="dxa" w:w="1058"/>
             <w:tcBorders>
               <w:top w:val="single" w:color="000000" w:sz="4"/>
               <w:left w:val="single" w:color="000000" w:sz="4"/>
@@ -1039,6 +1058,7 @@
           </w:tcPr>
           <w:p>
             <w:pPr>
+              <w:keepNext/>
               <w:spacing w:after="0" w:before="0" w:line="240" w:lineRule="auto"/>
               <w:jc w:val="center"/>
             </w:pPr>
@@ -1058,7 +1078,7 @@
         </w:tc>
         <w:tc>
           <w:tcPr>
-            <w:tcW w:type="dxa" w:w="1023"/>
+            <w:tcW w:type="dxa" w:w="844"/>
             <w:tcBorders>
               <w:top w:val="single" w:color="000000" w:sz="4"/>
               <w:left w:val="single" w:color="000000" w:sz="4"/>
@@ -1076,6 +1096,7 @@
           </w:tcPr>
           <w:p>
             <w:pPr>
+              <w:keepNext/>
               <w:spacing w:after="0" w:before="0" w:line="240" w:lineRule="auto"/>
               <w:jc w:val="center"/>
             </w:pPr>
@@ -1095,7 +1116,7 @@
         </w:tc>
         <w:tc>
           <w:tcPr>
-            <w:tcW w:type="dxa" w:w="766"/>
+            <w:tcW w:type="dxa" w:w="794"/>
             <w:tcBorders>
               <w:top w:val="single" w:color="000000" w:sz="4"/>
               <w:left w:val="single" w:color="000000" w:sz="4"/>
@@ -1113,6 +1134,7 @@
           </w:tcPr>
           <w:p>
             <w:pPr>
+              <w:keepNext/>
               <w:spacing w:after="0" w:before="0" w:line="240" w:lineRule="auto"/>
               <w:jc w:val="center"/>
             </w:pPr>
@@ -1132,7 +1154,7 @@
         </w:tc>
         <w:tc>
           <w:tcPr>
-            <w:tcW w:type="dxa" w:w="1023"/>
+            <w:tcW w:type="dxa" w:w="860"/>
             <w:tcBorders>
               <w:top w:val="single" w:color="000000" w:sz="4"/>
               <w:left w:val="single" w:color="000000" w:sz="4"/>
@@ -1150,6 +1172,7 @@
           </w:tcPr>
           <w:p>
             <w:pPr>
+              <w:keepNext/>
               <w:spacing w:after="0" w:before="0" w:line="240" w:lineRule="auto"/>
               <w:jc w:val="center"/>
             </w:pPr>
@@ -1169,7 +1192,7 @@
         </w:tc>
         <w:tc>
           <w:tcPr>
-            <w:tcW w:type="dxa" w:w="896"/>
+            <w:tcW w:type="dxa" w:w="715"/>
             <w:tcBorders>
               <w:top w:val="single" w:color="000000" w:sz="4"/>
               <w:left w:val="single" w:color="000000" w:sz="4"/>
@@ -1187,6 +1210,7 @@
           </w:tcPr>
           <w:p>
             <w:pPr>
+              <w:keepNext/>
               <w:spacing w:after="0" w:before="0" w:line="240" w:lineRule="auto"/>
               <w:jc w:val="center"/>
             </w:pPr>
@@ -1229,6 +1253,7 @@
           </w:tcPr>
           <w:p>
             <w:pPr>
+              <w:keepNext/>
               <w:spacing w:after="0" w:before="0" w:line="240" w:lineRule="auto"/>
               <w:jc w:val="left"/>
             </w:pPr>
@@ -1248,23 +1273,24 @@
         </w:tc>
         <w:tc>
           <w:tcPr>
-            <w:tcW w:type="dxa" w:w="2576"/>
-            <w:tcBorders>
-              <w:top w:val="single" w:color="000000" w:sz="4"/>
-              <w:left w:val="single" w:color="000000" w:sz="4"/>
-              <w:bottom w:val="single" w:color="000000" w:sz="4"/>
-              <w:right w:val="single" w:color="000000" w:sz="4"/>
-            </w:tcBorders>
-            <w:tcMar>
-              <w:top w:type="dxa" w:w="30"/>
-              <w:left w:type="dxa" w:w="70"/>
-              <w:bottom w:type="dxa" w:w="30"/>
-              <w:right w:type="dxa" w:w="70"/>
-            </w:tcMar>
-            <w:vAlign w:val="center"/>
-          </w:tcPr>
-          <w:p>
-            <w:pPr>
+            <w:tcW w:type="dxa" w:w="1681"/>
+            <w:tcBorders>
+              <w:top w:val="single" w:color="000000" w:sz="4"/>
+              <w:left w:val="single" w:color="000000" w:sz="4"/>
+              <w:bottom w:val="single" w:color="000000" w:sz="4"/>
+              <w:right w:val="single" w:color="000000" w:sz="4"/>
+            </w:tcBorders>
+            <w:tcMar>
+              <w:top w:type="dxa" w:w="30"/>
+              <w:left w:type="dxa" w:w="70"/>
+              <w:bottom w:type="dxa" w:w="30"/>
+              <w:right w:type="dxa" w:w="70"/>
+            </w:tcMar>
+            <w:vAlign w:val="center"/>
+          </w:tcPr>
+          <w:p>
+            <w:pPr>
+              <w:keepNext/>
               <w:spacing w:after="0" w:before="0" w:line="240" w:lineRule="auto"/>
               <w:jc w:val="left"/>
             </w:pPr>
@@ -1285,143 +1311,149 @@
         </w:tc>
         <w:tc>
           <w:tcPr>
-            <w:tcW w:type="dxa" w:w="1023"/>
-            <w:tcBorders>
-              <w:top w:val="single" w:color="000000" w:sz="4"/>
-              <w:left w:val="single" w:color="000000" w:sz="4"/>
-              <w:bottom w:val="single" w:color="000000" w:sz="4"/>
-              <w:right w:val="single" w:color="000000" w:sz="4"/>
-            </w:tcBorders>
-            <w:tcMar>
-              <w:top w:type="dxa" w:w="30"/>
-              <w:left w:type="dxa" w:w="70"/>
-              <w:bottom w:type="dxa" w:w="30"/>
-              <w:right w:type="dxa" w:w="70"/>
-            </w:tcMar>
-            <w:vAlign w:val="center"/>
-          </w:tcPr>
-          <w:p>
-            <w:pPr>
-              <w:spacing w:after="0" w:before="0" w:line="240" w:lineRule="auto"/>
-              <w:jc w:val="left"/>
-            </w:pPr>
-          </w:p>
-        </w:tc>
-        <w:tc>
-          <w:tcPr>
-            <w:tcW w:type="dxa" w:w="1023"/>
-            <w:tcBorders>
-              <w:top w:val="single" w:color="000000" w:sz="4"/>
-              <w:left w:val="single" w:color="000000" w:sz="4"/>
-              <w:bottom w:val="single" w:color="000000" w:sz="4"/>
-              <w:right w:val="single" w:color="000000" w:sz="4"/>
-            </w:tcBorders>
-            <w:tcMar>
-              <w:top w:type="dxa" w:w="30"/>
-              <w:left w:type="dxa" w:w="70"/>
-              <w:bottom w:type="dxa" w:w="30"/>
-              <w:right w:type="dxa" w:w="70"/>
-            </w:tcMar>
-            <w:vAlign w:val="center"/>
-          </w:tcPr>
-          <w:p>
-            <w:pPr>
-              <w:spacing w:after="0" w:before="0" w:line="240" w:lineRule="auto"/>
-              <w:jc w:val="left"/>
-            </w:pPr>
-          </w:p>
-        </w:tc>
-        <w:tc>
-          <w:tcPr>
-            <w:tcW w:type="dxa" w:w="1023"/>
-            <w:tcBorders>
-              <w:top w:val="single" w:color="000000" w:sz="4"/>
-              <w:left w:val="single" w:color="000000" w:sz="4"/>
-              <w:bottom w:val="single" w:color="000000" w:sz="4"/>
-              <w:right w:val="single" w:color="000000" w:sz="4"/>
-            </w:tcBorders>
-            <w:tcMar>
-              <w:top w:type="dxa" w:w="30"/>
-              <w:left w:type="dxa" w:w="70"/>
-              <w:bottom w:type="dxa" w:w="30"/>
-              <w:right w:type="dxa" w:w="70"/>
-            </w:tcMar>
-            <w:vAlign w:val="center"/>
-          </w:tcPr>
-          <w:p>
-            <w:pPr>
-              <w:spacing w:after="0" w:before="0" w:line="240" w:lineRule="auto"/>
-              <w:jc w:val="left"/>
-            </w:pPr>
-          </w:p>
-        </w:tc>
-        <w:tc>
-          <w:tcPr>
-            <w:tcW w:type="dxa" w:w="766"/>
-            <w:tcBorders>
-              <w:top w:val="single" w:color="000000" w:sz="4"/>
-              <w:left w:val="single" w:color="000000" w:sz="4"/>
-              <w:bottom w:val="single" w:color="000000" w:sz="4"/>
-              <w:right w:val="single" w:color="000000" w:sz="4"/>
-            </w:tcBorders>
-            <w:tcMar>
-              <w:top w:type="dxa" w:w="30"/>
-              <w:left w:type="dxa" w:w="70"/>
-              <w:bottom w:type="dxa" w:w="30"/>
-              <w:right w:type="dxa" w:w="70"/>
-            </w:tcMar>
-            <w:vAlign w:val="center"/>
-          </w:tcPr>
-          <w:p>
-            <w:pPr>
-              <w:spacing w:after="0" w:before="0" w:line="240" w:lineRule="auto"/>
-              <w:jc w:val="left"/>
-            </w:pPr>
-          </w:p>
-        </w:tc>
-        <w:tc>
-          <w:tcPr>
-            <w:tcW w:type="dxa" w:w="1023"/>
-            <w:tcBorders>
-              <w:top w:val="single" w:color="000000" w:sz="4"/>
-              <w:left w:val="single" w:color="000000" w:sz="4"/>
-              <w:bottom w:val="single" w:color="000000" w:sz="4"/>
-              <w:right w:val="single" w:color="000000" w:sz="4"/>
-            </w:tcBorders>
-            <w:tcMar>
-              <w:top w:type="dxa" w:w="30"/>
-              <w:left w:type="dxa" w:w="70"/>
-              <w:bottom w:type="dxa" w:w="30"/>
-              <w:right w:type="dxa" w:w="70"/>
-            </w:tcMar>
-            <w:vAlign w:val="center"/>
-          </w:tcPr>
-          <w:p>
-            <w:pPr>
-              <w:spacing w:after="0" w:before="0" w:line="240" w:lineRule="auto"/>
-              <w:jc w:val="left"/>
-            </w:pPr>
-          </w:p>
-        </w:tc>
-        <w:tc>
-          <w:tcPr>
-            <w:tcW w:type="dxa" w:w="896"/>
-            <w:tcBorders>
-              <w:top w:val="single" w:color="000000" w:sz="4"/>
-              <w:left w:val="single" w:color="000000" w:sz="4"/>
-              <w:bottom w:val="single" w:color="000000" w:sz="4"/>
-              <w:right w:val="single" w:color="000000" w:sz="4"/>
-            </w:tcBorders>
-            <w:tcMar>
-              <w:top w:type="dxa" w:w="30"/>
-              <w:left w:type="dxa" w:w="70"/>
-              <w:bottom w:type="dxa" w:w="30"/>
-              <w:right w:type="dxa" w:w="70"/>
-            </w:tcMar>
-            <w:vAlign w:val="center"/>
-          </w:tcPr>
-          <w:p>
-            <w:pPr>
+            <w:tcW w:type="dxa" w:w="2378"/>
+            <w:tcBorders>
+              <w:top w:val="single" w:color="000000" w:sz="4"/>
+              <w:left w:val="single" w:color="000000" w:sz="4"/>
+              <w:bottom w:val="single" w:color="000000" w:sz="4"/>
+              <w:right w:val="single" w:color="000000" w:sz="4"/>
+            </w:tcBorders>
+            <w:tcMar>
+              <w:top w:type="dxa" w:w="30"/>
+              <w:left w:type="dxa" w:w="70"/>
+              <w:bottom w:type="dxa" w:w="30"/>
+              <w:right w:type="dxa" w:w="70"/>
+            </w:tcMar>
+            <w:vAlign w:val="center"/>
+          </w:tcPr>
+          <w:p>
+            <w:pPr>
+              <w:keepNext/>
+              <w:spacing w:after="0" w:before="0" w:line="240" w:lineRule="auto"/>
+              <w:jc w:val="left"/>
+            </w:pPr>
+          </w:p>
+        </w:tc>
+        <w:tc>
+          <w:tcPr>
+            <w:tcW w:type="dxa" w:w="1058"/>
+            <w:tcBorders>
+              <w:top w:val="single" w:color="000000" w:sz="4"/>
+              <w:left w:val="single" w:color="000000" w:sz="4"/>
+              <w:bottom w:val="single" w:color="000000" w:sz="4"/>
+              <w:right w:val="single" w:color="000000" w:sz="4"/>
+            </w:tcBorders>
+            <w:tcMar>
+              <w:top w:type="dxa" w:w="30"/>
+              <w:left w:type="dxa" w:w="70"/>
+              <w:bottom w:type="dxa" w:w="30"/>
+              <w:right w:type="dxa" w:w="70"/>
+            </w:tcMar>
+            <w:vAlign w:val="center"/>
+          </w:tcPr>
+          <w:p>
+            <w:pPr>
+              <w:keepNext/>
+              <w:spacing w:after="0" w:before="0" w:line="240" w:lineRule="auto"/>
+              <w:jc w:val="left"/>
+            </w:pPr>
+          </w:p>
+        </w:tc>
+        <w:tc>
+          <w:tcPr>
+            <w:tcW w:type="dxa" w:w="844"/>
+            <w:tcBorders>
+              <w:top w:val="single" w:color="000000" w:sz="4"/>
+              <w:left w:val="single" w:color="000000" w:sz="4"/>
+              <w:bottom w:val="single" w:color="000000" w:sz="4"/>
+              <w:right w:val="single" w:color="000000" w:sz="4"/>
+            </w:tcBorders>
+            <w:tcMar>
+              <w:top w:type="dxa" w:w="30"/>
+              <w:left w:type="dxa" w:w="70"/>
+              <w:bottom w:type="dxa" w:w="30"/>
+              <w:right w:type="dxa" w:w="70"/>
+            </w:tcMar>
+            <w:vAlign w:val="center"/>
+          </w:tcPr>
+          <w:p>
+            <w:pPr>
+              <w:keepNext/>
+              <w:spacing w:after="0" w:before="0" w:line="240" w:lineRule="auto"/>
+              <w:jc w:val="left"/>
+            </w:pPr>
+          </w:p>
+        </w:tc>
+        <w:tc>
+          <w:tcPr>
+            <w:tcW w:type="dxa" w:w="794"/>
+            <w:tcBorders>
+              <w:top w:val="single" w:color="000000" w:sz="4"/>
+              <w:left w:val="single" w:color="000000" w:sz="4"/>
+              <w:bottom w:val="single" w:color="000000" w:sz="4"/>
+              <w:right w:val="single" w:color="000000" w:sz="4"/>
+            </w:tcBorders>
+            <w:tcMar>
+              <w:top w:type="dxa" w:w="30"/>
+              <w:left w:type="dxa" w:w="70"/>
+              <w:bottom w:type="dxa" w:w="30"/>
+              <w:right w:type="dxa" w:w="70"/>
+            </w:tcMar>
+            <w:vAlign w:val="center"/>
+          </w:tcPr>
+          <w:p>
+            <w:pPr>
+              <w:keepNext/>
+              <w:spacing w:after="0" w:before="0" w:line="240" w:lineRule="auto"/>
+              <w:jc w:val="left"/>
+            </w:pPr>
+          </w:p>
+        </w:tc>
+        <w:tc>
+          <w:tcPr>
+            <w:tcW w:type="dxa" w:w="860"/>
+            <w:tcBorders>
+              <w:top w:val="single" w:color="000000" w:sz="4"/>
+              <w:left w:val="single" w:color="000000" w:sz="4"/>
+              <w:bottom w:val="single" w:color="000000" w:sz="4"/>
+              <w:right w:val="single" w:color="000000" w:sz="4"/>
+            </w:tcBorders>
+            <w:tcMar>
+              <w:top w:type="dxa" w:w="30"/>
+              <w:left w:type="dxa" w:w="70"/>
+              <w:bottom w:type="dxa" w:w="30"/>
+              <w:right w:type="dxa" w:w="70"/>
+            </w:tcMar>
+            <w:vAlign w:val="center"/>
+          </w:tcPr>
+          <w:p>
+            <w:pPr>
+              <w:keepNext/>
+              <w:spacing w:after="0" w:before="0" w:line="240" w:lineRule="auto"/>
+              <w:jc w:val="left"/>
+            </w:pPr>
+          </w:p>
+        </w:tc>
+        <w:tc>
+          <w:tcPr>
+            <w:tcW w:type="dxa" w:w="715"/>
+            <w:tcBorders>
+              <w:top w:val="single" w:color="000000" w:sz="4"/>
+              <w:left w:val="single" w:color="000000" w:sz="4"/>
+              <w:bottom w:val="single" w:color="000000" w:sz="4"/>
+              <w:right w:val="single" w:color="000000" w:sz="4"/>
+            </w:tcBorders>
+            <w:tcMar>
+              <w:top w:type="dxa" w:w="30"/>
+              <w:left w:type="dxa" w:w="70"/>
+              <w:bottom w:type="dxa" w:w="30"/>
+              <w:right w:type="dxa" w:w="70"/>
+            </w:tcMar>
+            <w:vAlign w:val="center"/>
+          </w:tcPr>
+          <w:p>
+            <w:pPr>
+              <w:keepNext/>
               <w:spacing w:after="0" w:before="0" w:line="240" w:lineRule="auto"/>
               <w:jc w:val="left"/>
             </w:pPr>
@@ -1452,6 +1484,7 @@
           </w:tcPr>
           <w:p>
             <w:pPr>
+              <w:keepNext w:val="false"/>
               <w:spacing w:after="0" w:before="0" w:line="240" w:lineRule="auto"/>
               <w:jc w:val="left"/>
             </w:pPr>
@@ -1471,167 +1504,174 @@
         </w:tc>
         <w:tc>
           <w:tcPr>
-            <w:tcW w:type="dxa" w:w="2576"/>
-            <w:tcBorders>
-              <w:top w:val="single" w:color="000000" w:sz="4"/>
-              <w:left w:val="single" w:color="000000" w:sz="4"/>
-              <w:bottom w:val="single" w:color="000000" w:sz="4"/>
-              <w:right w:val="single" w:color="000000" w:sz="4"/>
-            </w:tcBorders>
-            <w:tcMar>
-              <w:top w:type="dxa" w:w="30"/>
-              <w:left w:type="dxa" w:w="70"/>
-              <w:bottom w:type="dxa" w:w="30"/>
-              <w:right w:type="dxa" w:w="70"/>
-            </w:tcMar>
-            <w:vAlign w:val="center"/>
-          </w:tcPr>
-          <w:p>
-            <w:pPr>
-              <w:spacing w:after="0" w:before="0" w:line="240" w:lineRule="auto"/>
-              <w:jc w:val="left"/>
-            </w:pPr>
-          </w:p>
-        </w:tc>
-        <w:tc>
-          <w:tcPr>
-            <w:tcW w:type="dxa" w:w="1023"/>
-            <w:tcBorders>
-              <w:top w:val="single" w:color="000000" w:sz="4"/>
-              <w:left w:val="single" w:color="000000" w:sz="4"/>
-              <w:bottom w:val="single" w:color="000000" w:sz="4"/>
-              <w:right w:val="single" w:color="000000" w:sz="4"/>
-            </w:tcBorders>
-            <w:tcMar>
-              <w:top w:type="dxa" w:w="30"/>
-              <w:left w:type="dxa" w:w="70"/>
-              <w:bottom w:type="dxa" w:w="30"/>
-              <w:right w:type="dxa" w:w="70"/>
-            </w:tcMar>
-            <w:vAlign w:val="center"/>
-          </w:tcPr>
-          <w:p>
-            <w:pPr>
-              <w:spacing w:after="0" w:before="0" w:line="240" w:lineRule="auto"/>
-              <w:jc w:val="left"/>
-            </w:pPr>
-          </w:p>
-        </w:tc>
-        <w:tc>
-          <w:tcPr>
-            <w:tcW w:type="dxa" w:w="1023"/>
-            <w:tcBorders>
-              <w:top w:val="single" w:color="000000" w:sz="4"/>
-              <w:left w:val="single" w:color="000000" w:sz="4"/>
-              <w:bottom w:val="single" w:color="000000" w:sz="4"/>
-              <w:right w:val="single" w:color="000000" w:sz="4"/>
-            </w:tcBorders>
-            <w:tcMar>
-              <w:top w:type="dxa" w:w="30"/>
-              <w:left w:type="dxa" w:w="70"/>
-              <w:bottom w:type="dxa" w:w="30"/>
-              <w:right w:type="dxa" w:w="70"/>
-            </w:tcMar>
-            <w:vAlign w:val="center"/>
-          </w:tcPr>
-          <w:p>
-            <w:pPr>
-              <w:spacing w:after="0" w:before="0" w:line="240" w:lineRule="auto"/>
-              <w:jc w:val="left"/>
-            </w:pPr>
-          </w:p>
-        </w:tc>
-        <w:tc>
-          <w:tcPr>
-            <w:tcW w:type="dxa" w:w="1023"/>
-            <w:tcBorders>
-              <w:top w:val="single" w:color="000000" w:sz="4"/>
-              <w:left w:val="single" w:color="000000" w:sz="4"/>
-              <w:bottom w:val="single" w:color="000000" w:sz="4"/>
-              <w:right w:val="single" w:color="000000" w:sz="4"/>
-            </w:tcBorders>
-            <w:tcMar>
-              <w:top w:type="dxa" w:w="30"/>
-              <w:left w:type="dxa" w:w="70"/>
-              <w:bottom w:type="dxa" w:w="30"/>
-              <w:right w:type="dxa" w:w="70"/>
-            </w:tcMar>
-            <w:vAlign w:val="center"/>
-          </w:tcPr>
-          <w:p>
-            <w:pPr>
-              <w:spacing w:after="0" w:before="0" w:line="240" w:lineRule="auto"/>
-              <w:jc w:val="left"/>
-            </w:pPr>
-          </w:p>
-        </w:tc>
-        <w:tc>
-          <w:tcPr>
-            <w:tcW w:type="dxa" w:w="766"/>
-            <w:tcBorders>
-              <w:top w:val="single" w:color="000000" w:sz="4"/>
-              <w:left w:val="single" w:color="000000" w:sz="4"/>
-              <w:bottom w:val="single" w:color="000000" w:sz="4"/>
-              <w:right w:val="single" w:color="000000" w:sz="4"/>
-            </w:tcBorders>
-            <w:tcMar>
-              <w:top w:type="dxa" w:w="30"/>
-              <w:left w:type="dxa" w:w="70"/>
-              <w:bottom w:type="dxa" w:w="30"/>
-              <w:right w:type="dxa" w:w="70"/>
-            </w:tcMar>
-            <w:vAlign w:val="center"/>
-          </w:tcPr>
-          <w:p>
-            <w:pPr>
-              <w:spacing w:after="0" w:before="0" w:line="240" w:lineRule="auto"/>
-              <w:jc w:val="left"/>
-            </w:pPr>
-          </w:p>
-        </w:tc>
-        <w:tc>
-          <w:tcPr>
-            <w:tcW w:type="dxa" w:w="1023"/>
-            <w:tcBorders>
-              <w:top w:val="single" w:color="000000" w:sz="4"/>
-              <w:left w:val="single" w:color="000000" w:sz="4"/>
-              <w:bottom w:val="single" w:color="000000" w:sz="4"/>
-              <w:right w:val="single" w:color="000000" w:sz="4"/>
-            </w:tcBorders>
-            <w:tcMar>
-              <w:top w:type="dxa" w:w="30"/>
-              <w:left w:type="dxa" w:w="70"/>
-              <w:bottom w:type="dxa" w:w="30"/>
-              <w:right w:type="dxa" w:w="70"/>
-            </w:tcMar>
-            <w:vAlign w:val="center"/>
-          </w:tcPr>
-          <w:p>
-            <w:pPr>
-              <w:spacing w:after="0" w:before="0" w:line="240" w:lineRule="auto"/>
-              <w:jc w:val="left"/>
-            </w:pPr>
-          </w:p>
-        </w:tc>
-        <w:tc>
-          <w:tcPr>
-            <w:tcW w:type="dxa" w:w="896"/>
-            <w:tcBorders>
-              <w:top w:val="single" w:color="000000" w:sz="4"/>
-              <w:left w:val="single" w:color="000000" w:sz="4"/>
-              <w:bottom w:val="single" w:color="000000" w:sz="4"/>
-              <w:right w:val="single" w:color="000000" w:sz="4"/>
-            </w:tcBorders>
-            <w:tcMar>
-              <w:top w:type="dxa" w:w="30"/>
-              <w:left w:type="dxa" w:w="70"/>
-              <w:bottom w:type="dxa" w:w="30"/>
-              <w:right w:type="dxa" w:w="70"/>
-            </w:tcMar>
-            <w:vAlign w:val="center"/>
-          </w:tcPr>
-          <w:p>
-            <w:pPr>
+            <w:tcW w:type="dxa" w:w="1681"/>
+            <w:tcBorders>
+              <w:top w:val="single" w:color="000000" w:sz="4"/>
+              <w:left w:val="single" w:color="000000" w:sz="4"/>
+              <w:bottom w:val="single" w:color="000000" w:sz="4"/>
+              <w:right w:val="single" w:color="000000" w:sz="4"/>
+            </w:tcBorders>
+            <w:tcMar>
+              <w:top w:type="dxa" w:w="30"/>
+              <w:left w:type="dxa" w:w="70"/>
+              <w:bottom w:type="dxa" w:w="30"/>
+              <w:right w:type="dxa" w:w="70"/>
+            </w:tcMar>
+            <w:vAlign w:val="center"/>
+          </w:tcPr>
+          <w:p>
+            <w:pPr>
+              <w:keepNext w:val="false"/>
+              <w:spacing w:after="0" w:before="0" w:line="240" w:lineRule="auto"/>
+              <w:jc w:val="left"/>
+            </w:pPr>
+          </w:p>
+        </w:tc>
+        <w:tc>
+          <w:tcPr>
+            <w:tcW w:type="dxa" w:w="2378"/>
+            <w:tcBorders>
+              <w:top w:val="single" w:color="000000" w:sz="4"/>
+              <w:left w:val="single" w:color="000000" w:sz="4"/>
+              <w:bottom w:val="single" w:color="000000" w:sz="4"/>
+              <w:right w:val="single" w:color="000000" w:sz="4"/>
+            </w:tcBorders>
+            <w:tcMar>
+              <w:top w:type="dxa" w:w="30"/>
+              <w:left w:type="dxa" w:w="70"/>
+              <w:bottom w:type="dxa" w:w="30"/>
+              <w:right w:type="dxa" w:w="70"/>
+            </w:tcMar>
+            <w:vAlign w:val="center"/>
+          </w:tcPr>
+          <w:p>
+            <w:pPr>
+              <w:keepNext w:val="false"/>
+              <w:spacing w:after="0" w:before="0" w:line="240" w:lineRule="auto"/>
+              <w:jc w:val="left"/>
+            </w:pPr>
+          </w:p>
+        </w:tc>
+        <w:tc>
+          <w:tcPr>
+            <w:tcW w:type="dxa" w:w="1058"/>
+            <w:tcBorders>
+              <w:top w:val="single" w:color="000000" w:sz="4"/>
+              <w:left w:val="single" w:color="000000" w:sz="4"/>
+              <w:bottom w:val="single" w:color="000000" w:sz="4"/>
+              <w:right w:val="single" w:color="000000" w:sz="4"/>
+            </w:tcBorders>
+            <w:tcMar>
+              <w:top w:type="dxa" w:w="30"/>
+              <w:left w:type="dxa" w:w="70"/>
+              <w:bottom w:type="dxa" w:w="30"/>
+              <w:right w:type="dxa" w:w="70"/>
+            </w:tcMar>
+            <w:vAlign w:val="center"/>
+          </w:tcPr>
+          <w:p>
+            <w:pPr>
+              <w:keepNext w:val="false"/>
+              <w:spacing w:after="0" w:before="0" w:line="240" w:lineRule="auto"/>
+              <w:jc w:val="left"/>
+            </w:pPr>
+          </w:p>
+        </w:tc>
+        <w:tc>
+          <w:tcPr>
+            <w:tcW w:type="dxa" w:w="844"/>
+            <w:tcBorders>
+              <w:top w:val="single" w:color="000000" w:sz="4"/>
+              <w:left w:val="single" w:color="000000" w:sz="4"/>
+              <w:bottom w:val="single" w:color="000000" w:sz="4"/>
+              <w:right w:val="single" w:color="000000" w:sz="4"/>
+            </w:tcBorders>
+            <w:tcMar>
+              <w:top w:type="dxa" w:w="30"/>
+              <w:left w:type="dxa" w:w="70"/>
+              <w:bottom w:type="dxa" w:w="30"/>
+              <w:right w:type="dxa" w:w="70"/>
+            </w:tcMar>
+            <w:vAlign w:val="center"/>
+          </w:tcPr>
+          <w:p>
+            <w:pPr>
+              <w:keepNext w:val="false"/>
+              <w:spacing w:after="0" w:before="0" w:line="240" w:lineRule="auto"/>
+              <w:jc w:val="left"/>
+            </w:pPr>
+          </w:p>
+        </w:tc>
+        <w:tc>
+          <w:tcPr>
+            <w:tcW w:type="dxa" w:w="794"/>
+            <w:tcBorders>
+              <w:top w:val="single" w:color="000000" w:sz="4"/>
+              <w:left w:val="single" w:color="000000" w:sz="4"/>
+              <w:bottom w:val="single" w:color="000000" w:sz="4"/>
+              <w:right w:val="single" w:color="000000" w:sz="4"/>
+            </w:tcBorders>
+            <w:tcMar>
+              <w:top w:type="dxa" w:w="30"/>
+              <w:left w:type="dxa" w:w="70"/>
+              <w:bottom w:type="dxa" w:w="30"/>
+              <w:right w:type="dxa" w:w="70"/>
+            </w:tcMar>
+            <w:vAlign w:val="center"/>
+          </w:tcPr>
+          <w:p>
+            <w:pPr>
+              <w:keepNext w:val="false"/>
+              <w:spacing w:after="0" w:before="0" w:line="240" w:lineRule="auto"/>
+              <w:jc w:val="left"/>
+            </w:pPr>
+          </w:p>
+        </w:tc>
+        <w:tc>
+          <w:tcPr>
+            <w:tcW w:type="dxa" w:w="860"/>
+            <w:tcBorders>
+              <w:top w:val="single" w:color="000000" w:sz="4"/>
+              <w:left w:val="single" w:color="000000" w:sz="4"/>
+              <w:bottom w:val="single" w:color="000000" w:sz="4"/>
+              <w:right w:val="single" w:color="000000" w:sz="4"/>
+            </w:tcBorders>
+            <w:tcMar>
+              <w:top w:type="dxa" w:w="30"/>
+              <w:left w:type="dxa" w:w="70"/>
+              <w:bottom w:type="dxa" w:w="30"/>
+              <w:right w:type="dxa" w:w="70"/>
+            </w:tcMar>
+            <w:vAlign w:val="center"/>
+          </w:tcPr>
+          <w:p>
+            <w:pPr>
+              <w:keepNext w:val="false"/>
+              <w:spacing w:after="0" w:before="0" w:line="240" w:lineRule="auto"/>
+              <w:jc w:val="left"/>
+            </w:pPr>
+          </w:p>
+        </w:tc>
+        <w:tc>
+          <w:tcPr>
+            <w:tcW w:type="dxa" w:w="715"/>
+            <w:tcBorders>
+              <w:top w:val="single" w:color="000000" w:sz="4"/>
+              <w:left w:val="single" w:color="000000" w:sz="4"/>
+              <w:bottom w:val="single" w:color="000000" w:sz="4"/>
+              <w:right w:val="single" w:color="000000" w:sz="4"/>
+            </w:tcBorders>
+            <w:tcMar>
+              <w:top w:type="dxa" w:w="30"/>
+              <w:left w:type="dxa" w:w="70"/>
+              <w:bottom w:type="dxa" w:w="30"/>
+              <w:right w:type="dxa" w:w="70"/>
+            </w:tcMar>
+            <w:vAlign w:val="center"/>
+          </w:tcPr>
+          <w:p>
+            <w:pPr>
+              <w:keepNext w:val="false"/>
               <w:spacing w:after="0" w:before="0" w:line="240" w:lineRule="auto"/>
               <w:jc w:val="left"/>
             </w:pPr>
@@ -1699,9 +1739,9 @@
       </w:tblPr>
       <w:tblGrid>
         <w:gridCol w:w="3588"/>
-        <w:gridCol w:w="866"/>
-        <w:gridCol w:w="1338"/>
-        <w:gridCol w:w="1338"/>
+        <w:gridCol w:w="830"/>
+        <w:gridCol w:w="1410"/>
+        <w:gridCol w:w="1302"/>
         <w:gridCol w:w="1895"/>
       </w:tblGrid>
       <w:tr>
@@ -1729,6 +1769,7 @@
           </w:tcPr>
           <w:p>
             <w:pPr>
+              <w:keepNext/>
               <w:spacing w:after="0" w:before="0" w:line="240" w:lineRule="auto"/>
               <w:jc w:val="center"/>
             </w:pPr>
@@ -1748,7 +1789,7 @@
         </w:tc>
         <w:tc>
           <w:tcPr>
-            <w:tcW w:type="dxa" w:w="866"/>
+            <w:tcW w:type="dxa" w:w="830"/>
             <w:tcBorders>
               <w:top w:val="single" w:color="000000" w:sz="4"/>
               <w:left w:val="single" w:color="000000" w:sz="4"/>
@@ -1766,6 +1807,7 @@
           </w:tcPr>
           <w:p>
             <w:pPr>
+              <w:keepNext/>
               <w:spacing w:after="0" w:before="0" w:line="240" w:lineRule="auto"/>
               <w:jc w:val="center"/>
             </w:pPr>
@@ -1785,7 +1827,7 @@
         </w:tc>
         <w:tc>
           <w:tcPr>
-            <w:tcW w:type="dxa" w:w="1338"/>
+            <w:tcW w:type="dxa" w:w="1410"/>
             <w:tcBorders>
               <w:top w:val="single" w:color="000000" w:sz="4"/>
               <w:left w:val="single" w:color="000000" w:sz="4"/>
@@ -1803,6 +1845,7 @@
           </w:tcPr>
           <w:p>
             <w:pPr>
+              <w:keepNext/>
               <w:spacing w:after="0" w:before="0" w:line="240" w:lineRule="auto"/>
               <w:jc w:val="center"/>
             </w:pPr>
@@ -1822,7 +1865,7 @@
         </w:tc>
         <w:tc>
           <w:tcPr>
-            <w:tcW w:type="dxa" w:w="1338"/>
+            <w:tcW w:type="dxa" w:w="1302"/>
             <w:tcBorders>
               <w:top w:val="single" w:color="000000" w:sz="4"/>
               <w:left w:val="single" w:color="000000" w:sz="4"/>
@@ -1840,6 +1883,7 @@
           </w:tcPr>
           <w:p>
             <w:pPr>
+              <w:keepNext/>
               <w:spacing w:after="0" w:before="0" w:line="240" w:lineRule="auto"/>
               <w:jc w:val="center"/>
             </w:pPr>
@@ -1877,6 +1921,7 @@
           </w:tcPr>
           <w:p>
             <w:pPr>
+              <w:keepNext/>
               <w:spacing w:after="0" w:before="0" w:line="240" w:lineRule="auto"/>
               <w:jc w:val="center"/>
             </w:pPr>
@@ -1919,6 +1964,7 @@
           </w:tcPr>
           <w:p>
             <w:pPr>
+              <w:keepNext/>
               <w:spacing w:after="0" w:before="0" w:line="240" w:lineRule="auto"/>
               <w:jc w:val="left"/>
             </w:pPr>
@@ -1938,71 +1984,74 @@
         </w:tc>
         <w:tc>
           <w:tcPr>
-            <w:tcW w:type="dxa" w:w="866"/>
-            <w:tcBorders>
-              <w:top w:val="single" w:color="000000" w:sz="4"/>
-              <w:left w:val="single" w:color="000000" w:sz="4"/>
-              <w:bottom w:val="single" w:color="000000" w:sz="4"/>
-              <w:right w:val="single" w:color="000000" w:sz="4"/>
-            </w:tcBorders>
-            <w:tcMar>
-              <w:top w:type="dxa" w:w="30"/>
-              <w:left w:type="dxa" w:w="70"/>
-              <w:bottom w:type="dxa" w:w="30"/>
-              <w:right w:type="dxa" w:w="70"/>
-            </w:tcMar>
-            <w:vAlign w:val="center"/>
-          </w:tcPr>
-          <w:p>
-            <w:pPr>
-              <w:spacing w:after="0" w:before="0" w:line="240" w:lineRule="auto"/>
-              <w:jc w:val="left"/>
-            </w:pPr>
-          </w:p>
-        </w:tc>
-        <w:tc>
-          <w:tcPr>
-            <w:tcW w:type="dxa" w:w="1338"/>
-            <w:tcBorders>
-              <w:top w:val="single" w:color="000000" w:sz="4"/>
-              <w:left w:val="single" w:color="000000" w:sz="4"/>
-              <w:bottom w:val="single" w:color="000000" w:sz="4"/>
-              <w:right w:val="single" w:color="000000" w:sz="4"/>
-            </w:tcBorders>
-            <w:tcMar>
-              <w:top w:type="dxa" w:w="30"/>
-              <w:left w:type="dxa" w:w="70"/>
-              <w:bottom w:type="dxa" w:w="30"/>
-              <w:right w:type="dxa" w:w="70"/>
-            </w:tcMar>
-            <w:vAlign w:val="center"/>
-          </w:tcPr>
-          <w:p>
-            <w:pPr>
-              <w:spacing w:after="0" w:before="0" w:line="240" w:lineRule="auto"/>
-              <w:jc w:val="left"/>
-            </w:pPr>
-          </w:p>
-        </w:tc>
-        <w:tc>
-          <w:tcPr>
-            <w:tcW w:type="dxa" w:w="1338"/>
-            <w:tcBorders>
-              <w:top w:val="single" w:color="000000" w:sz="4"/>
-              <w:left w:val="single" w:color="000000" w:sz="4"/>
-              <w:bottom w:val="single" w:color="000000" w:sz="4"/>
-              <w:right w:val="single" w:color="000000" w:sz="4"/>
-            </w:tcBorders>
-            <w:tcMar>
-              <w:top w:type="dxa" w:w="30"/>
-              <w:left w:type="dxa" w:w="70"/>
-              <w:bottom w:type="dxa" w:w="30"/>
-              <w:right w:type="dxa" w:w="70"/>
-            </w:tcMar>
-            <w:vAlign w:val="center"/>
-          </w:tcPr>
-          <w:p>
-            <w:pPr>
+            <w:tcW w:type="dxa" w:w="830"/>
+            <w:tcBorders>
+              <w:top w:val="single" w:color="000000" w:sz="4"/>
+              <w:left w:val="single" w:color="000000" w:sz="4"/>
+              <w:bottom w:val="single" w:color="000000" w:sz="4"/>
+              <w:right w:val="single" w:color="000000" w:sz="4"/>
+            </w:tcBorders>
+            <w:tcMar>
+              <w:top w:type="dxa" w:w="30"/>
+              <w:left w:type="dxa" w:w="70"/>
+              <w:bottom w:type="dxa" w:w="30"/>
+              <w:right w:type="dxa" w:w="70"/>
+            </w:tcMar>
+            <w:vAlign w:val="center"/>
+          </w:tcPr>
+          <w:p>
+            <w:pPr>
+              <w:keepNext/>
+              <w:spacing w:after="0" w:before="0" w:line="240" w:lineRule="auto"/>
+              <w:jc w:val="left"/>
+            </w:pPr>
+          </w:p>
+        </w:tc>
+        <w:tc>
+          <w:tcPr>
+            <w:tcW w:type="dxa" w:w="1410"/>
+            <w:tcBorders>
+              <w:top w:val="single" w:color="000000" w:sz="4"/>
+              <w:left w:val="single" w:color="000000" w:sz="4"/>
+              <w:bottom w:val="single" w:color="000000" w:sz="4"/>
+              <w:right w:val="single" w:color="000000" w:sz="4"/>
+            </w:tcBorders>
+            <w:tcMar>
+              <w:top w:type="dxa" w:w="30"/>
+              <w:left w:type="dxa" w:w="70"/>
+              <w:bottom w:type="dxa" w:w="30"/>
+              <w:right w:type="dxa" w:w="70"/>
+            </w:tcMar>
+            <w:vAlign w:val="center"/>
+          </w:tcPr>
+          <w:p>
+            <w:pPr>
+              <w:keepNext/>
+              <w:spacing w:after="0" w:before="0" w:line="240" w:lineRule="auto"/>
+              <w:jc w:val="left"/>
+            </w:pPr>
+          </w:p>
+        </w:tc>
+        <w:tc>
+          <w:tcPr>
+            <w:tcW w:type="dxa" w:w="1302"/>
+            <w:tcBorders>
+              <w:top w:val="single" w:color="000000" w:sz="4"/>
+              <w:left w:val="single" w:color="000000" w:sz="4"/>
+              <w:bottom w:val="single" w:color="000000" w:sz="4"/>
+              <w:right w:val="single" w:color="000000" w:sz="4"/>
+            </w:tcBorders>
+            <w:tcMar>
+              <w:top w:type="dxa" w:w="30"/>
+              <w:left w:type="dxa" w:w="70"/>
+              <w:bottom w:type="dxa" w:w="30"/>
+              <w:right w:type="dxa" w:w="70"/>
+            </w:tcMar>
+            <w:vAlign w:val="center"/>
+          </w:tcPr>
+          <w:p>
+            <w:pPr>
+              <w:keepNext/>
               <w:spacing w:after="0" w:before="0" w:line="240" w:lineRule="auto"/>
               <w:jc w:val="left"/>
             </w:pPr>
@@ -2027,6 +2076,7 @@
           </w:tcPr>
           <w:p>
             <w:pPr>
+              <w:keepNext/>
               <w:spacing w:after="0" w:before="0" w:line="240" w:lineRule="auto"/>
               <w:jc w:val="left"/>
             </w:pPr>
@@ -2069,6 +2119,7 @@
           </w:tcPr>
           <w:p>
             <w:pPr>
+              <w:keepNext/>
               <w:spacing w:after="0" w:before="0" w:line="240" w:lineRule="auto"/>
               <w:jc w:val="left"/>
             </w:pPr>
@@ -2088,71 +2139,74 @@
         </w:tc>
         <w:tc>
           <w:tcPr>
-            <w:tcW w:type="dxa" w:w="866"/>
-            <w:tcBorders>
-              <w:top w:val="single" w:color="000000" w:sz="4"/>
-              <w:left w:val="single" w:color="000000" w:sz="4"/>
-              <w:bottom w:val="single" w:color="000000" w:sz="4"/>
-              <w:right w:val="single" w:color="000000" w:sz="4"/>
-            </w:tcBorders>
-            <w:tcMar>
-              <w:top w:type="dxa" w:w="30"/>
-              <w:left w:type="dxa" w:w="70"/>
-              <w:bottom w:type="dxa" w:w="30"/>
-              <w:right w:type="dxa" w:w="70"/>
-            </w:tcMar>
-            <w:vAlign w:val="center"/>
-          </w:tcPr>
-          <w:p>
-            <w:pPr>
-              <w:spacing w:after="0" w:before="0" w:line="240" w:lineRule="auto"/>
-              <w:jc w:val="left"/>
-            </w:pPr>
-          </w:p>
-        </w:tc>
-        <w:tc>
-          <w:tcPr>
-            <w:tcW w:type="dxa" w:w="1338"/>
-            <w:tcBorders>
-              <w:top w:val="single" w:color="000000" w:sz="4"/>
-              <w:left w:val="single" w:color="000000" w:sz="4"/>
-              <w:bottom w:val="single" w:color="000000" w:sz="4"/>
-              <w:right w:val="single" w:color="000000" w:sz="4"/>
-            </w:tcBorders>
-            <w:tcMar>
-              <w:top w:type="dxa" w:w="30"/>
-              <w:left w:type="dxa" w:w="70"/>
-              <w:bottom w:type="dxa" w:w="30"/>
-              <w:right w:type="dxa" w:w="70"/>
-            </w:tcMar>
-            <w:vAlign w:val="center"/>
-          </w:tcPr>
-          <w:p>
-            <w:pPr>
-              <w:spacing w:after="0" w:before="0" w:line="240" w:lineRule="auto"/>
-              <w:jc w:val="left"/>
-            </w:pPr>
-          </w:p>
-        </w:tc>
-        <w:tc>
-          <w:tcPr>
-            <w:tcW w:type="dxa" w:w="1338"/>
-            <w:tcBorders>
-              <w:top w:val="single" w:color="000000" w:sz="4"/>
-              <w:left w:val="single" w:color="000000" w:sz="4"/>
-              <w:bottom w:val="single" w:color="000000" w:sz="4"/>
-              <w:right w:val="single" w:color="000000" w:sz="4"/>
-            </w:tcBorders>
-            <w:tcMar>
-              <w:top w:type="dxa" w:w="30"/>
-              <w:left w:type="dxa" w:w="70"/>
-              <w:bottom w:type="dxa" w:w="30"/>
-              <w:right w:type="dxa" w:w="70"/>
-            </w:tcMar>
-            <w:vAlign w:val="center"/>
-          </w:tcPr>
-          <w:p>
-            <w:pPr>
+            <w:tcW w:type="dxa" w:w="830"/>
+            <w:tcBorders>
+              <w:top w:val="single" w:color="000000" w:sz="4"/>
+              <w:left w:val="single" w:color="000000" w:sz="4"/>
+              <w:bottom w:val="single" w:color="000000" w:sz="4"/>
+              <w:right w:val="single" w:color="000000" w:sz="4"/>
+            </w:tcBorders>
+            <w:tcMar>
+              <w:top w:type="dxa" w:w="30"/>
+              <w:left w:type="dxa" w:w="70"/>
+              <w:bottom w:type="dxa" w:w="30"/>
+              <w:right w:type="dxa" w:w="70"/>
+            </w:tcMar>
+            <w:vAlign w:val="center"/>
+          </w:tcPr>
+          <w:p>
+            <w:pPr>
+              <w:keepNext/>
+              <w:spacing w:after="0" w:before="0" w:line="240" w:lineRule="auto"/>
+              <w:jc w:val="left"/>
+            </w:pPr>
+          </w:p>
+        </w:tc>
+        <w:tc>
+          <w:tcPr>
+            <w:tcW w:type="dxa" w:w="1410"/>
+            <w:tcBorders>
+              <w:top w:val="single" w:color="000000" w:sz="4"/>
+              <w:left w:val="single" w:color="000000" w:sz="4"/>
+              <w:bottom w:val="single" w:color="000000" w:sz="4"/>
+              <w:right w:val="single" w:color="000000" w:sz="4"/>
+            </w:tcBorders>
+            <w:tcMar>
+              <w:top w:type="dxa" w:w="30"/>
+              <w:left w:type="dxa" w:w="70"/>
+              <w:bottom w:type="dxa" w:w="30"/>
+              <w:right w:type="dxa" w:w="70"/>
+            </w:tcMar>
+            <w:vAlign w:val="center"/>
+          </w:tcPr>
+          <w:p>
+            <w:pPr>
+              <w:keepNext/>
+              <w:spacing w:after="0" w:before="0" w:line="240" w:lineRule="auto"/>
+              <w:jc w:val="left"/>
+            </w:pPr>
+          </w:p>
+        </w:tc>
+        <w:tc>
+          <w:tcPr>
+            <w:tcW w:type="dxa" w:w="1302"/>
+            <w:tcBorders>
+              <w:top w:val="single" w:color="000000" w:sz="4"/>
+              <w:left w:val="single" w:color="000000" w:sz="4"/>
+              <w:bottom w:val="single" w:color="000000" w:sz="4"/>
+              <w:right w:val="single" w:color="000000" w:sz="4"/>
+            </w:tcBorders>
+            <w:tcMar>
+              <w:top w:type="dxa" w:w="30"/>
+              <w:left w:type="dxa" w:w="70"/>
+              <w:bottom w:type="dxa" w:w="30"/>
+              <w:right w:type="dxa" w:w="70"/>
+            </w:tcMar>
+            <w:vAlign w:val="center"/>
+          </w:tcPr>
+          <w:p>
+            <w:pPr>
+              <w:keepNext/>
               <w:spacing w:after="0" w:before="0" w:line="240" w:lineRule="auto"/>
               <w:jc w:val="left"/>
             </w:pPr>
@@ -2177,6 +2231,7 @@
           </w:tcPr>
           <w:p>
             <w:pPr>
+              <w:keepNext/>
               <w:spacing w:after="0" w:before="0" w:line="240" w:lineRule="auto"/>
               <w:jc w:val="left"/>
             </w:pPr>
@@ -2219,6 +2274,7 @@
           </w:tcPr>
           <w:p>
             <w:pPr>
+              <w:keepNext/>
               <w:spacing w:after="0" w:before="0" w:line="240" w:lineRule="auto"/>
               <w:jc w:val="left"/>
             </w:pPr>
@@ -2238,71 +2294,74 @@
         </w:tc>
         <w:tc>
           <w:tcPr>
-            <w:tcW w:type="dxa" w:w="866"/>
-            <w:tcBorders>
-              <w:top w:val="single" w:color="000000" w:sz="4"/>
-              <w:left w:val="single" w:color="000000" w:sz="4"/>
-              <w:bottom w:val="single" w:color="000000" w:sz="4"/>
-              <w:right w:val="single" w:color="000000" w:sz="4"/>
-            </w:tcBorders>
-            <w:tcMar>
-              <w:top w:type="dxa" w:w="30"/>
-              <w:left w:type="dxa" w:w="70"/>
-              <w:bottom w:type="dxa" w:w="30"/>
-              <w:right w:type="dxa" w:w="70"/>
-            </w:tcMar>
-            <w:vAlign w:val="center"/>
-          </w:tcPr>
-          <w:p>
-            <w:pPr>
-              <w:spacing w:after="0" w:before="0" w:line="240" w:lineRule="auto"/>
-              <w:jc w:val="left"/>
-            </w:pPr>
-          </w:p>
-        </w:tc>
-        <w:tc>
-          <w:tcPr>
-            <w:tcW w:type="dxa" w:w="1338"/>
-            <w:tcBorders>
-              <w:top w:val="single" w:color="000000" w:sz="4"/>
-              <w:left w:val="single" w:color="000000" w:sz="4"/>
-              <w:bottom w:val="single" w:color="000000" w:sz="4"/>
-              <w:right w:val="single" w:color="000000" w:sz="4"/>
-            </w:tcBorders>
-            <w:tcMar>
-              <w:top w:type="dxa" w:w="30"/>
-              <w:left w:type="dxa" w:w="70"/>
-              <w:bottom w:type="dxa" w:w="30"/>
-              <w:right w:type="dxa" w:w="70"/>
-            </w:tcMar>
-            <w:vAlign w:val="center"/>
-          </w:tcPr>
-          <w:p>
-            <w:pPr>
-              <w:spacing w:after="0" w:before="0" w:line="240" w:lineRule="auto"/>
-              <w:jc w:val="left"/>
-            </w:pPr>
-          </w:p>
-        </w:tc>
-        <w:tc>
-          <w:tcPr>
-            <w:tcW w:type="dxa" w:w="1338"/>
-            <w:tcBorders>
-              <w:top w:val="single" w:color="000000" w:sz="4"/>
-              <w:left w:val="single" w:color="000000" w:sz="4"/>
-              <w:bottom w:val="single" w:color="000000" w:sz="4"/>
-              <w:right w:val="single" w:color="000000" w:sz="4"/>
-            </w:tcBorders>
-            <w:tcMar>
-              <w:top w:type="dxa" w:w="30"/>
-              <w:left w:type="dxa" w:w="70"/>
-              <w:bottom w:type="dxa" w:w="30"/>
-              <w:right w:type="dxa" w:w="70"/>
-            </w:tcMar>
-            <w:vAlign w:val="center"/>
-          </w:tcPr>
-          <w:p>
-            <w:pPr>
+            <w:tcW w:type="dxa" w:w="830"/>
+            <w:tcBorders>
+              <w:top w:val="single" w:color="000000" w:sz="4"/>
+              <w:left w:val="single" w:color="000000" w:sz="4"/>
+              <w:bottom w:val="single" w:color="000000" w:sz="4"/>
+              <w:right w:val="single" w:color="000000" w:sz="4"/>
+            </w:tcBorders>
+            <w:tcMar>
+              <w:top w:type="dxa" w:w="30"/>
+              <w:left w:type="dxa" w:w="70"/>
+              <w:bottom w:type="dxa" w:w="30"/>
+              <w:right w:type="dxa" w:w="70"/>
+            </w:tcMar>
+            <w:vAlign w:val="center"/>
+          </w:tcPr>
+          <w:p>
+            <w:pPr>
+              <w:keepNext/>
+              <w:spacing w:after="0" w:before="0" w:line="240" w:lineRule="auto"/>
+              <w:jc w:val="left"/>
+            </w:pPr>
+          </w:p>
+        </w:tc>
+        <w:tc>
+          <w:tcPr>
+            <w:tcW w:type="dxa" w:w="1410"/>
+            <w:tcBorders>
+              <w:top w:val="single" w:color="000000" w:sz="4"/>
+              <w:left w:val="single" w:color="000000" w:sz="4"/>
+              <w:bottom w:val="single" w:color="000000" w:sz="4"/>
+              <w:right w:val="single" w:color="000000" w:sz="4"/>
+            </w:tcBorders>
+            <w:tcMar>
+              <w:top w:type="dxa" w:w="30"/>
+              <w:left w:type="dxa" w:w="70"/>
+              <w:bottom w:type="dxa" w:w="30"/>
+              <w:right w:type="dxa" w:w="70"/>
+            </w:tcMar>
+            <w:vAlign w:val="center"/>
+          </w:tcPr>
+          <w:p>
+            <w:pPr>
+              <w:keepNext/>
+              <w:spacing w:after="0" w:before="0" w:line="240" w:lineRule="auto"/>
+              <w:jc w:val="left"/>
+            </w:pPr>
+          </w:p>
+        </w:tc>
+        <w:tc>
+          <w:tcPr>
+            <w:tcW w:type="dxa" w:w="1302"/>
+            <w:tcBorders>
+              <w:top w:val="single" w:color="000000" w:sz="4"/>
+              <w:left w:val="single" w:color="000000" w:sz="4"/>
+              <w:bottom w:val="single" w:color="000000" w:sz="4"/>
+              <w:right w:val="single" w:color="000000" w:sz="4"/>
+            </w:tcBorders>
+            <w:tcMar>
+              <w:top w:type="dxa" w:w="30"/>
+              <w:left w:type="dxa" w:w="70"/>
+              <w:bottom w:type="dxa" w:w="30"/>
+              <w:right w:type="dxa" w:w="70"/>
+            </w:tcMar>
+            <w:vAlign w:val="center"/>
+          </w:tcPr>
+          <w:p>
+            <w:pPr>
+              <w:keepNext/>
               <w:spacing w:after="0" w:before="0" w:line="240" w:lineRule="auto"/>
               <w:jc w:val="left"/>
             </w:pPr>
@@ -2327,6 +2386,7 @@
           </w:tcPr>
           <w:p>
             <w:pPr>
+              <w:keepNext/>
               <w:spacing w:after="0" w:before="0" w:line="240" w:lineRule="auto"/>
               <w:jc w:val="left"/>
             </w:pPr>
@@ -2370,6 +2430,7 @@
           </w:tcPr>
           <w:p>
             <w:pPr>
+              <w:keepNext/>
               <w:spacing w:after="0" w:before="0" w:line="240" w:lineRule="auto"/>
               <w:jc w:val="left"/>
             </w:pPr>
@@ -2389,71 +2450,74 @@
         </w:tc>
         <w:tc>
           <w:tcPr>
-            <w:tcW w:type="dxa" w:w="866"/>
-            <w:tcBorders>
-              <w:top w:val="single" w:color="000000" w:sz="4"/>
-              <w:left w:val="single" w:color="000000" w:sz="4"/>
-              <w:bottom w:val="single" w:color="000000" w:sz="4"/>
-              <w:right w:val="single" w:color="000000" w:sz="4"/>
-            </w:tcBorders>
-            <w:tcMar>
-              <w:top w:type="dxa" w:w="30"/>
-              <w:left w:type="dxa" w:w="70"/>
-              <w:bottom w:type="dxa" w:w="30"/>
-              <w:right w:type="dxa" w:w="70"/>
-            </w:tcMar>
-            <w:vAlign w:val="center"/>
-          </w:tcPr>
-          <w:p>
-            <w:pPr>
-              <w:spacing w:after="0" w:before="0" w:line="240" w:lineRule="auto"/>
-              <w:jc w:val="left"/>
-            </w:pPr>
-          </w:p>
-        </w:tc>
-        <w:tc>
-          <w:tcPr>
-            <w:tcW w:type="dxa" w:w="1338"/>
-            <w:tcBorders>
-              <w:top w:val="single" w:color="000000" w:sz="4"/>
-              <w:left w:val="single" w:color="000000" w:sz="4"/>
-              <w:bottom w:val="single" w:color="000000" w:sz="4"/>
-              <w:right w:val="single" w:color="000000" w:sz="4"/>
-            </w:tcBorders>
-            <w:tcMar>
-              <w:top w:type="dxa" w:w="30"/>
-              <w:left w:type="dxa" w:w="70"/>
-              <w:bottom w:type="dxa" w:w="30"/>
-              <w:right w:type="dxa" w:w="70"/>
-            </w:tcMar>
-            <w:vAlign w:val="center"/>
-          </w:tcPr>
-          <w:p>
-            <w:pPr>
-              <w:spacing w:after="0" w:before="0" w:line="240" w:lineRule="auto"/>
-              <w:jc w:val="left"/>
-            </w:pPr>
-          </w:p>
-        </w:tc>
-        <w:tc>
-          <w:tcPr>
-            <w:tcW w:type="dxa" w:w="1338"/>
-            <w:tcBorders>
-              <w:top w:val="single" w:color="000000" w:sz="4"/>
-              <w:left w:val="single" w:color="000000" w:sz="4"/>
-              <w:bottom w:val="single" w:color="000000" w:sz="4"/>
-              <w:right w:val="single" w:color="000000" w:sz="4"/>
-            </w:tcBorders>
-            <w:tcMar>
-              <w:top w:type="dxa" w:w="30"/>
-              <w:left w:type="dxa" w:w="70"/>
-              <w:bottom w:type="dxa" w:w="30"/>
-              <w:right w:type="dxa" w:w="70"/>
-            </w:tcMar>
-            <w:vAlign w:val="center"/>
-          </w:tcPr>
-          <w:p>
-            <w:pPr>
+            <w:tcW w:type="dxa" w:w="830"/>
+            <w:tcBorders>
+              <w:top w:val="single" w:color="000000" w:sz="4"/>
+              <w:left w:val="single" w:color="000000" w:sz="4"/>
+              <w:bottom w:val="single" w:color="000000" w:sz="4"/>
+              <w:right w:val="single" w:color="000000" w:sz="4"/>
+            </w:tcBorders>
+            <w:tcMar>
+              <w:top w:type="dxa" w:w="30"/>
+              <w:left w:type="dxa" w:w="70"/>
+              <w:bottom w:type="dxa" w:w="30"/>
+              <w:right w:type="dxa" w:w="70"/>
+            </w:tcMar>
+            <w:vAlign w:val="center"/>
+          </w:tcPr>
+          <w:p>
+            <w:pPr>
+              <w:keepNext/>
+              <w:spacing w:after="0" w:before="0" w:line="240" w:lineRule="auto"/>
+              <w:jc w:val="left"/>
+            </w:pPr>
+          </w:p>
+        </w:tc>
+        <w:tc>
+          <w:tcPr>
+            <w:tcW w:type="dxa" w:w="1410"/>
+            <w:tcBorders>
+              <w:top w:val="single" w:color="000000" w:sz="4"/>
+              <w:left w:val="single" w:color="000000" w:sz="4"/>
+              <w:bottom w:val="single" w:color="000000" w:sz="4"/>
+              <w:right w:val="single" w:color="000000" w:sz="4"/>
+            </w:tcBorders>
+            <w:tcMar>
+              <w:top w:type="dxa" w:w="30"/>
+              <w:left w:type="dxa" w:w="70"/>
+              <w:bottom w:type="dxa" w:w="30"/>
+              <w:right w:type="dxa" w:w="70"/>
+            </w:tcMar>
+            <w:vAlign w:val="center"/>
+          </w:tcPr>
+          <w:p>
+            <w:pPr>
+              <w:keepNext/>
+              <w:spacing w:after="0" w:before="0" w:line="240" w:lineRule="auto"/>
+              <w:jc w:val="left"/>
+            </w:pPr>
+          </w:p>
+        </w:tc>
+        <w:tc>
+          <w:tcPr>
+            <w:tcW w:type="dxa" w:w="1302"/>
+            <w:tcBorders>
+              <w:top w:val="single" w:color="000000" w:sz="4"/>
+              <w:left w:val="single" w:color="000000" w:sz="4"/>
+              <w:bottom w:val="single" w:color="000000" w:sz="4"/>
+              <w:right w:val="single" w:color="000000" w:sz="4"/>
+            </w:tcBorders>
+            <w:tcMar>
+              <w:top w:type="dxa" w:w="30"/>
+              <w:left w:type="dxa" w:w="70"/>
+              <w:bottom w:type="dxa" w:w="30"/>
+              <w:right w:type="dxa" w:w="70"/>
+            </w:tcMar>
+            <w:vAlign w:val="center"/>
+          </w:tcPr>
+          <w:p>
+            <w:pPr>
+              <w:keepNext/>
               <w:spacing w:after="0" w:before="0" w:line="240" w:lineRule="auto"/>
               <w:jc w:val="left"/>
             </w:pPr>
@@ -2478,6 +2542,7 @@
           </w:tcPr>
           <w:p>
             <w:pPr>
+              <w:keepNext/>
               <w:spacing w:after="0" w:before="0" w:line="240" w:lineRule="auto"/>
               <w:jc w:val="left"/>
             </w:pPr>
@@ -2521,6 +2586,7 @@
           </w:tcPr>
           <w:p>
             <w:pPr>
+              <w:keepNext w:val="false"/>
               <w:spacing w:after="0" w:before="0" w:line="240" w:lineRule="auto"/>
               <w:jc w:val="left"/>
             </w:pPr>
@@ -2540,71 +2606,74 @@
         </w:tc>
         <w:tc>
           <w:tcPr>
-            <w:tcW w:type="dxa" w:w="866"/>
-            <w:tcBorders>
-              <w:top w:val="single" w:color="000000" w:sz="4"/>
-              <w:left w:val="single" w:color="000000" w:sz="4"/>
-              <w:bottom w:val="single" w:color="000000" w:sz="4"/>
-              <w:right w:val="single" w:color="000000" w:sz="4"/>
-            </w:tcBorders>
-            <w:tcMar>
-              <w:top w:type="dxa" w:w="30"/>
-              <w:left w:type="dxa" w:w="70"/>
-              <w:bottom w:type="dxa" w:w="30"/>
-              <w:right w:type="dxa" w:w="70"/>
-            </w:tcMar>
-            <w:vAlign w:val="center"/>
-          </w:tcPr>
-          <w:p>
-            <w:pPr>
-              <w:spacing w:after="0" w:before="0" w:line="240" w:lineRule="auto"/>
-              <w:jc w:val="left"/>
-            </w:pPr>
-          </w:p>
-        </w:tc>
-        <w:tc>
-          <w:tcPr>
-            <w:tcW w:type="dxa" w:w="1338"/>
-            <w:tcBorders>
-              <w:top w:val="single" w:color="000000" w:sz="4"/>
-              <w:left w:val="single" w:color="000000" w:sz="4"/>
-              <w:bottom w:val="single" w:color="000000" w:sz="4"/>
-              <w:right w:val="single" w:color="000000" w:sz="4"/>
-            </w:tcBorders>
-            <w:tcMar>
-              <w:top w:type="dxa" w:w="30"/>
-              <w:left w:type="dxa" w:w="70"/>
-              <w:bottom w:type="dxa" w:w="30"/>
-              <w:right w:type="dxa" w:w="70"/>
-            </w:tcMar>
-            <w:vAlign w:val="center"/>
-          </w:tcPr>
-          <w:p>
-            <w:pPr>
-              <w:spacing w:after="0" w:before="0" w:line="240" w:lineRule="auto"/>
-              <w:jc w:val="left"/>
-            </w:pPr>
-          </w:p>
-        </w:tc>
-        <w:tc>
-          <w:tcPr>
-            <w:tcW w:type="dxa" w:w="1338"/>
-            <w:tcBorders>
-              <w:top w:val="single" w:color="000000" w:sz="4"/>
-              <w:left w:val="single" w:color="000000" w:sz="4"/>
-              <w:bottom w:val="single" w:color="000000" w:sz="4"/>
-              <w:right w:val="single" w:color="000000" w:sz="4"/>
-            </w:tcBorders>
-            <w:tcMar>
-              <w:top w:type="dxa" w:w="30"/>
-              <w:left w:type="dxa" w:w="70"/>
-              <w:bottom w:type="dxa" w:w="30"/>
-              <w:right w:type="dxa" w:w="70"/>
-            </w:tcMar>
-            <w:vAlign w:val="center"/>
-          </w:tcPr>
-          <w:p>
-            <w:pPr>
+            <w:tcW w:type="dxa" w:w="830"/>
+            <w:tcBorders>
+              <w:top w:val="single" w:color="000000" w:sz="4"/>
+              <w:left w:val="single" w:color="000000" w:sz="4"/>
+              <w:bottom w:val="single" w:color="000000" w:sz="4"/>
+              <w:right w:val="single" w:color="000000" w:sz="4"/>
+            </w:tcBorders>
+            <w:tcMar>
+              <w:top w:type="dxa" w:w="30"/>
+              <w:left w:type="dxa" w:w="70"/>
+              <w:bottom w:type="dxa" w:w="30"/>
+              <w:right w:type="dxa" w:w="70"/>
+            </w:tcMar>
+            <w:vAlign w:val="center"/>
+          </w:tcPr>
+          <w:p>
+            <w:pPr>
+              <w:keepNext w:val="false"/>
+              <w:spacing w:after="0" w:before="0" w:line="240" w:lineRule="auto"/>
+              <w:jc w:val="left"/>
+            </w:pPr>
+          </w:p>
+        </w:tc>
+        <w:tc>
+          <w:tcPr>
+            <w:tcW w:type="dxa" w:w="1410"/>
+            <w:tcBorders>
+              <w:top w:val="single" w:color="000000" w:sz="4"/>
+              <w:left w:val="single" w:color="000000" w:sz="4"/>
+              <w:bottom w:val="single" w:color="000000" w:sz="4"/>
+              <w:right w:val="single" w:color="000000" w:sz="4"/>
+            </w:tcBorders>
+            <w:tcMar>
+              <w:top w:type="dxa" w:w="30"/>
+              <w:left w:type="dxa" w:w="70"/>
+              <w:bottom w:type="dxa" w:w="30"/>
+              <w:right w:type="dxa" w:w="70"/>
+            </w:tcMar>
+            <w:vAlign w:val="center"/>
+          </w:tcPr>
+          <w:p>
+            <w:pPr>
+              <w:keepNext w:val="false"/>
+              <w:spacing w:after="0" w:before="0" w:line="240" w:lineRule="auto"/>
+              <w:jc w:val="left"/>
+            </w:pPr>
+          </w:p>
+        </w:tc>
+        <w:tc>
+          <w:tcPr>
+            <w:tcW w:type="dxa" w:w="1302"/>
+            <w:tcBorders>
+              <w:top w:val="single" w:color="000000" w:sz="4"/>
+              <w:left w:val="single" w:color="000000" w:sz="4"/>
+              <w:bottom w:val="single" w:color="000000" w:sz="4"/>
+              <w:right w:val="single" w:color="000000" w:sz="4"/>
+            </w:tcBorders>
+            <w:tcMar>
+              <w:top w:type="dxa" w:w="30"/>
+              <w:left w:type="dxa" w:w="70"/>
+              <w:bottom w:type="dxa" w:w="30"/>
+              <w:right w:type="dxa" w:w="70"/>
+            </w:tcMar>
+            <w:vAlign w:val="center"/>
+          </w:tcPr>
+          <w:p>
+            <w:pPr>
+              <w:keepNext w:val="false"/>
               <w:spacing w:after="0" w:before="0" w:line="240" w:lineRule="auto"/>
               <w:jc w:val="left"/>
             </w:pPr>
@@ -2629,6 +2698,7 @@
           </w:tcPr>
           <w:p>
             <w:pPr>
+              <w:keepNext w:val="false"/>
               <w:spacing w:after="0" w:before="0" w:line="240" w:lineRule="auto"/>
               <w:jc w:val="left"/>
             </w:pPr>
@@ -2709,8 +2779,8 @@
       </w:tblPr>
       <w:tblGrid>
         <w:gridCol w:w="887"/>
-        <w:gridCol w:w="2515"/>
-        <w:gridCol w:w="5623"/>
+        <w:gridCol w:w="2397"/>
+        <w:gridCol w:w="5741"/>
       </w:tblGrid>
       <w:tr>
         <w:trPr>
@@ -2737,6 +2807,7 @@
           </w:tcPr>
           <w:p>
             <w:pPr>
+              <w:keepNext/>
               <w:spacing w:after="0" w:before="0" w:line="240" w:lineRule="auto"/>
               <w:jc w:val="center"/>
             </w:pPr>
@@ -2756,7 +2827,7 @@
         </w:tc>
         <w:tc>
           <w:tcPr>
-            <w:tcW w:type="dxa" w:w="2515"/>
+            <w:tcW w:type="dxa" w:w="2397"/>
             <w:tcBorders>
               <w:top w:val="single" w:color="000000" w:sz="4"/>
               <w:left w:val="single" w:color="000000" w:sz="4"/>
@@ -2774,6 +2845,7 @@
           </w:tcPr>
           <w:p>
             <w:pPr>
+              <w:keepNext/>
               <w:spacing w:after="0" w:before="0" w:line="240" w:lineRule="auto"/>
               <w:jc w:val="center"/>
             </w:pPr>
@@ -2793,7 +2865,7 @@
         </w:tc>
         <w:tc>
           <w:tcPr>
-            <w:tcW w:type="dxa" w:w="5623"/>
+            <w:tcW w:type="dxa" w:w="5741"/>
             <w:tcBorders>
               <w:top w:val="single" w:color="000000" w:sz="4"/>
               <w:left w:val="single" w:color="000000" w:sz="4"/>
@@ -2811,6 +2883,7 @@
           </w:tcPr>
           <w:p>
             <w:pPr>
+              <w:keepNext/>
               <w:spacing w:after="0" w:before="0" w:line="240" w:lineRule="auto"/>
               <w:jc w:val="center"/>
             </w:pPr>
@@ -2853,6 +2926,7 @@
           </w:tcPr>
           <w:p>
             <w:pPr>
+              <w:keepNext/>
               <w:spacing w:after="0" w:before="0" w:line="240" w:lineRule="auto"/>
               <w:jc w:val="left"/>
             </w:pPr>
@@ -2872,23 +2946,24 @@
         </w:tc>
         <w:tc>
           <w:tcPr>
-            <w:tcW w:type="dxa" w:w="2515"/>
-            <w:tcBorders>
-              <w:top w:val="single" w:color="000000" w:sz="4"/>
-              <w:left w:val="single" w:color="000000" w:sz="4"/>
-              <w:bottom w:val="single" w:color="000000" w:sz="4"/>
-              <w:right w:val="single" w:color="000000" w:sz="4"/>
-            </w:tcBorders>
-            <w:tcMar>
-              <w:top w:type="dxa" w:w="30"/>
-              <w:left w:type="dxa" w:w="70"/>
-              <w:bottom w:type="dxa" w:w="30"/>
-              <w:right w:type="dxa" w:w="70"/>
-            </w:tcMar>
-            <w:vAlign w:val="center"/>
-          </w:tcPr>
-          <w:p>
-            <w:pPr>
+            <w:tcW w:type="dxa" w:w="2397"/>
+            <w:tcBorders>
+              <w:top w:val="single" w:color="000000" w:sz="4"/>
+              <w:left w:val="single" w:color="000000" w:sz="4"/>
+              <w:bottom w:val="single" w:color="000000" w:sz="4"/>
+              <w:right w:val="single" w:color="000000" w:sz="4"/>
+            </w:tcBorders>
+            <w:tcMar>
+              <w:top w:type="dxa" w:w="30"/>
+              <w:left w:type="dxa" w:w="70"/>
+              <w:bottom w:type="dxa" w:w="30"/>
+              <w:right w:type="dxa" w:w="70"/>
+            </w:tcMar>
+            <w:vAlign w:val="center"/>
+          </w:tcPr>
+          <w:p>
+            <w:pPr>
+              <w:keepNext/>
               <w:spacing w:after="0" w:before="0" w:line="240" w:lineRule="auto"/>
               <w:jc w:val="left"/>
             </w:pPr>
@@ -2908,23 +2983,24 @@
         </w:tc>
         <w:tc>
           <w:tcPr>
-            <w:tcW w:type="dxa" w:w="5623"/>
-            <w:tcBorders>
-              <w:top w:val="single" w:color="000000" w:sz="4"/>
-              <w:left w:val="single" w:color="000000" w:sz="4"/>
-              <w:bottom w:val="single" w:color="000000" w:sz="4"/>
-              <w:right w:val="single" w:color="000000" w:sz="4"/>
-            </w:tcBorders>
-            <w:tcMar>
-              <w:top w:type="dxa" w:w="30"/>
-              <w:left w:type="dxa" w:w="70"/>
-              <w:bottom w:type="dxa" w:w="30"/>
-              <w:right w:type="dxa" w:w="70"/>
-            </w:tcMar>
-            <w:vAlign w:val="center"/>
-          </w:tcPr>
-          <w:p>
-            <w:pPr>
+            <w:tcW w:type="dxa" w:w="5741"/>
+            <w:tcBorders>
+              <w:top w:val="single" w:color="000000" w:sz="4"/>
+              <w:left w:val="single" w:color="000000" w:sz="4"/>
+              <w:bottom w:val="single" w:color="000000" w:sz="4"/>
+              <w:right w:val="single" w:color="000000" w:sz="4"/>
+            </w:tcBorders>
+            <w:tcMar>
+              <w:top w:type="dxa" w:w="30"/>
+              <w:left w:type="dxa" w:w="70"/>
+              <w:bottom w:type="dxa" w:w="30"/>
+              <w:right w:type="dxa" w:w="70"/>
+            </w:tcMar>
+            <w:vAlign w:val="center"/>
+          </w:tcPr>
+          <w:p>
+            <w:pPr>
+              <w:keepNext/>
               <w:spacing w:after="0" w:before="0" w:line="240" w:lineRule="auto"/>
               <w:jc w:val="left"/>
             </w:pPr>
@@ -2967,6 +3043,7 @@
           </w:tcPr>
           <w:p>
             <w:pPr>
+              <w:keepNext/>
               <w:spacing w:after="0" w:before="0" w:line="240" w:lineRule="auto"/>
               <w:jc w:val="left"/>
             </w:pPr>
@@ -2986,23 +3063,24 @@
         </w:tc>
         <w:tc>
           <w:tcPr>
-            <w:tcW w:type="dxa" w:w="2515"/>
-            <w:tcBorders>
-              <w:top w:val="single" w:color="000000" w:sz="4"/>
-              <w:left w:val="single" w:color="000000" w:sz="4"/>
-              <w:bottom w:val="single" w:color="000000" w:sz="4"/>
-              <w:right w:val="single" w:color="000000" w:sz="4"/>
-            </w:tcBorders>
-            <w:tcMar>
-              <w:top w:type="dxa" w:w="30"/>
-              <w:left w:type="dxa" w:w="70"/>
-              <w:bottom w:type="dxa" w:w="30"/>
-              <w:right w:type="dxa" w:w="70"/>
-            </w:tcMar>
-            <w:vAlign w:val="center"/>
-          </w:tcPr>
-          <w:p>
-            <w:pPr>
+            <w:tcW w:type="dxa" w:w="2397"/>
+            <w:tcBorders>
+              <w:top w:val="single" w:color="000000" w:sz="4"/>
+              <w:left w:val="single" w:color="000000" w:sz="4"/>
+              <w:bottom w:val="single" w:color="000000" w:sz="4"/>
+              <w:right w:val="single" w:color="000000" w:sz="4"/>
+            </w:tcBorders>
+            <w:tcMar>
+              <w:top w:type="dxa" w:w="30"/>
+              <w:left w:type="dxa" w:w="70"/>
+              <w:bottom w:type="dxa" w:w="30"/>
+              <w:right w:type="dxa" w:w="70"/>
+            </w:tcMar>
+            <w:vAlign w:val="center"/>
+          </w:tcPr>
+          <w:p>
+            <w:pPr>
+              <w:keepNext/>
               <w:spacing w:after="0" w:before="0" w:line="240" w:lineRule="auto"/>
               <w:jc w:val="left"/>
             </w:pPr>
@@ -3022,23 +3100,24 @@
         </w:tc>
         <w:tc>
           <w:tcPr>
-            <w:tcW w:type="dxa" w:w="5623"/>
-            <w:tcBorders>
-              <w:top w:val="single" w:color="000000" w:sz="4"/>
-              <w:left w:val="single" w:color="000000" w:sz="4"/>
-              <w:bottom w:val="single" w:color="000000" w:sz="4"/>
-              <w:right w:val="single" w:color="000000" w:sz="4"/>
-            </w:tcBorders>
-            <w:tcMar>
-              <w:top w:type="dxa" w:w="30"/>
-              <w:left w:type="dxa" w:w="70"/>
-              <w:bottom w:type="dxa" w:w="30"/>
-              <w:right w:type="dxa" w:w="70"/>
-            </w:tcMar>
-            <w:vAlign w:val="center"/>
-          </w:tcPr>
-          <w:p>
-            <w:pPr>
+            <w:tcW w:type="dxa" w:w="5741"/>
+            <w:tcBorders>
+              <w:top w:val="single" w:color="000000" w:sz="4"/>
+              <w:left w:val="single" w:color="000000" w:sz="4"/>
+              <w:bottom w:val="single" w:color="000000" w:sz="4"/>
+              <w:right w:val="single" w:color="000000" w:sz="4"/>
+            </w:tcBorders>
+            <w:tcMar>
+              <w:top w:type="dxa" w:w="30"/>
+              <w:left w:type="dxa" w:w="70"/>
+              <w:bottom w:type="dxa" w:w="30"/>
+              <w:right w:type="dxa" w:w="70"/>
+            </w:tcMar>
+            <w:vAlign w:val="center"/>
+          </w:tcPr>
+          <w:p>
+            <w:pPr>
+              <w:keepNext/>
               <w:spacing w:after="0" w:before="0" w:line="240" w:lineRule="auto"/>
               <w:jc w:val="left"/>
             </w:pPr>
@@ -3081,6 +3160,7 @@
           </w:tcPr>
           <w:p>
             <w:pPr>
+              <w:keepNext/>
               <w:spacing w:after="0" w:before="0" w:line="240" w:lineRule="auto"/>
               <w:jc w:val="left"/>
             </w:pPr>
@@ -3100,23 +3180,24 @@
         </w:tc>
         <w:tc>
           <w:tcPr>
-            <w:tcW w:type="dxa" w:w="2515"/>
-            <w:tcBorders>
-              <w:top w:val="single" w:color="000000" w:sz="4"/>
-              <w:left w:val="single" w:color="000000" w:sz="4"/>
-              <w:bottom w:val="single" w:color="000000" w:sz="4"/>
-              <w:right w:val="single" w:color="000000" w:sz="4"/>
-            </w:tcBorders>
-            <w:tcMar>
-              <w:top w:type="dxa" w:w="30"/>
-              <w:left w:type="dxa" w:w="70"/>
-              <w:bottom w:type="dxa" w:w="30"/>
-              <w:right w:type="dxa" w:w="70"/>
-            </w:tcMar>
-            <w:vAlign w:val="center"/>
-          </w:tcPr>
-          <w:p>
-            <w:pPr>
+            <w:tcW w:type="dxa" w:w="2397"/>
+            <w:tcBorders>
+              <w:top w:val="single" w:color="000000" w:sz="4"/>
+              <w:left w:val="single" w:color="000000" w:sz="4"/>
+              <w:bottom w:val="single" w:color="000000" w:sz="4"/>
+              <w:right w:val="single" w:color="000000" w:sz="4"/>
+            </w:tcBorders>
+            <w:tcMar>
+              <w:top w:type="dxa" w:w="30"/>
+              <w:left w:type="dxa" w:w="70"/>
+              <w:bottom w:type="dxa" w:w="30"/>
+              <w:right w:type="dxa" w:w="70"/>
+            </w:tcMar>
+            <w:vAlign w:val="center"/>
+          </w:tcPr>
+          <w:p>
+            <w:pPr>
+              <w:keepNext/>
               <w:spacing w:after="0" w:before="0" w:line="240" w:lineRule="auto"/>
               <w:jc w:val="left"/>
             </w:pPr>
@@ -3136,23 +3217,24 @@
         </w:tc>
         <w:tc>
           <w:tcPr>
-            <w:tcW w:type="dxa" w:w="5623"/>
-            <w:tcBorders>
-              <w:top w:val="single" w:color="000000" w:sz="4"/>
-              <w:left w:val="single" w:color="000000" w:sz="4"/>
-              <w:bottom w:val="single" w:color="000000" w:sz="4"/>
-              <w:right w:val="single" w:color="000000" w:sz="4"/>
-            </w:tcBorders>
-            <w:tcMar>
-              <w:top w:type="dxa" w:w="30"/>
-              <w:left w:type="dxa" w:w="70"/>
-              <w:bottom w:type="dxa" w:w="30"/>
-              <w:right w:type="dxa" w:w="70"/>
-            </w:tcMar>
-            <w:vAlign w:val="center"/>
-          </w:tcPr>
-          <w:p>
-            <w:pPr>
+            <w:tcW w:type="dxa" w:w="5741"/>
+            <w:tcBorders>
+              <w:top w:val="single" w:color="000000" w:sz="4"/>
+              <w:left w:val="single" w:color="000000" w:sz="4"/>
+              <w:bottom w:val="single" w:color="000000" w:sz="4"/>
+              <w:right w:val="single" w:color="000000" w:sz="4"/>
+            </w:tcBorders>
+            <w:tcMar>
+              <w:top w:type="dxa" w:w="30"/>
+              <w:left w:type="dxa" w:w="70"/>
+              <w:bottom w:type="dxa" w:w="30"/>
+              <w:right w:type="dxa" w:w="70"/>
+            </w:tcMar>
+            <w:vAlign w:val="center"/>
+          </w:tcPr>
+          <w:p>
+            <w:pPr>
+              <w:keepNext/>
               <w:spacing w:after="0" w:before="0" w:line="240" w:lineRule="auto"/>
               <w:jc w:val="left"/>
             </w:pPr>
@@ -3195,6 +3277,7 @@
           </w:tcPr>
           <w:p>
             <w:pPr>
+              <w:keepNext/>
               <w:spacing w:after="0" w:before="0" w:line="240" w:lineRule="auto"/>
               <w:jc w:val="left"/>
             </w:pPr>
@@ -3214,23 +3297,24 @@
         </w:tc>
         <w:tc>
           <w:tcPr>
-            <w:tcW w:type="dxa" w:w="2515"/>
-            <w:tcBorders>
-              <w:top w:val="single" w:color="000000" w:sz="4"/>
-              <w:left w:val="single" w:color="000000" w:sz="4"/>
-              <w:bottom w:val="single" w:color="000000" w:sz="4"/>
-              <w:right w:val="single" w:color="000000" w:sz="4"/>
-            </w:tcBorders>
-            <w:tcMar>
-              <w:top w:type="dxa" w:w="30"/>
-              <w:left w:type="dxa" w:w="70"/>
-              <w:bottom w:type="dxa" w:w="30"/>
-              <w:right w:type="dxa" w:w="70"/>
-            </w:tcMar>
-            <w:vAlign w:val="center"/>
-          </w:tcPr>
-          <w:p>
-            <w:pPr>
+            <w:tcW w:type="dxa" w:w="2397"/>
+            <w:tcBorders>
+              <w:top w:val="single" w:color="000000" w:sz="4"/>
+              <w:left w:val="single" w:color="000000" w:sz="4"/>
+              <w:bottom w:val="single" w:color="000000" w:sz="4"/>
+              <w:right w:val="single" w:color="000000" w:sz="4"/>
+            </w:tcBorders>
+            <w:tcMar>
+              <w:top w:type="dxa" w:w="30"/>
+              <w:left w:type="dxa" w:w="70"/>
+              <w:bottom w:type="dxa" w:w="30"/>
+              <w:right w:type="dxa" w:w="70"/>
+            </w:tcMar>
+            <w:vAlign w:val="center"/>
+          </w:tcPr>
+          <w:p>
+            <w:pPr>
+              <w:keepNext/>
               <w:spacing w:after="0" w:before="0" w:line="240" w:lineRule="auto"/>
               <w:jc w:val="left"/>
             </w:pPr>
@@ -3250,23 +3334,24 @@
         </w:tc>
         <w:tc>
           <w:tcPr>
-            <w:tcW w:type="dxa" w:w="5623"/>
-            <w:tcBorders>
-              <w:top w:val="single" w:color="000000" w:sz="4"/>
-              <w:left w:val="single" w:color="000000" w:sz="4"/>
-              <w:bottom w:val="single" w:color="000000" w:sz="4"/>
-              <w:right w:val="single" w:color="000000" w:sz="4"/>
-            </w:tcBorders>
-            <w:tcMar>
-              <w:top w:type="dxa" w:w="30"/>
-              <w:left w:type="dxa" w:w="70"/>
-              <w:bottom w:type="dxa" w:w="30"/>
-              <w:right w:type="dxa" w:w="70"/>
-            </w:tcMar>
-            <w:vAlign w:val="center"/>
-          </w:tcPr>
-          <w:p>
-            <w:pPr>
+            <w:tcW w:type="dxa" w:w="5741"/>
+            <w:tcBorders>
+              <w:top w:val="single" w:color="000000" w:sz="4"/>
+              <w:left w:val="single" w:color="000000" w:sz="4"/>
+              <w:bottom w:val="single" w:color="000000" w:sz="4"/>
+              <w:right w:val="single" w:color="000000" w:sz="4"/>
+            </w:tcBorders>
+            <w:tcMar>
+              <w:top w:type="dxa" w:w="30"/>
+              <w:left w:type="dxa" w:w="70"/>
+              <w:bottom w:type="dxa" w:w="30"/>
+              <w:right w:type="dxa" w:w="70"/>
+            </w:tcMar>
+            <w:vAlign w:val="center"/>
+          </w:tcPr>
+          <w:p>
+            <w:pPr>
+              <w:keepNext/>
               <w:spacing w:after="0" w:before="0" w:line="240" w:lineRule="auto"/>
               <w:jc w:val="left"/>
             </w:pPr>
@@ -3309,6 +3394,7 @@
           </w:tcPr>
           <w:p>
             <w:pPr>
+              <w:keepNext w:val="false"/>
               <w:spacing w:after="0" w:before="0" w:line="240" w:lineRule="auto"/>
               <w:jc w:val="left"/>
             </w:pPr>
@@ -3328,23 +3414,24 @@
         </w:tc>
         <w:tc>
           <w:tcPr>
-            <w:tcW w:type="dxa" w:w="2515"/>
-            <w:tcBorders>
-              <w:top w:val="single" w:color="000000" w:sz="4"/>
-              <w:left w:val="single" w:color="000000" w:sz="4"/>
-              <w:bottom w:val="single" w:color="000000" w:sz="4"/>
-              <w:right w:val="single" w:color="000000" w:sz="4"/>
-            </w:tcBorders>
-            <w:tcMar>
-              <w:top w:type="dxa" w:w="30"/>
-              <w:left w:type="dxa" w:w="70"/>
-              <w:bottom w:type="dxa" w:w="30"/>
-              <w:right w:type="dxa" w:w="70"/>
-            </w:tcMar>
-            <w:vAlign w:val="center"/>
-          </w:tcPr>
-          <w:p>
-            <w:pPr>
+            <w:tcW w:type="dxa" w:w="2397"/>
+            <w:tcBorders>
+              <w:top w:val="single" w:color="000000" w:sz="4"/>
+              <w:left w:val="single" w:color="000000" w:sz="4"/>
+              <w:bottom w:val="single" w:color="000000" w:sz="4"/>
+              <w:right w:val="single" w:color="000000" w:sz="4"/>
+            </w:tcBorders>
+            <w:tcMar>
+              <w:top w:type="dxa" w:w="30"/>
+              <w:left w:type="dxa" w:w="70"/>
+              <w:bottom w:type="dxa" w:w="30"/>
+              <w:right w:type="dxa" w:w="70"/>
+            </w:tcMar>
+            <w:vAlign w:val="center"/>
+          </w:tcPr>
+          <w:p>
+            <w:pPr>
+              <w:keepNext w:val="false"/>
               <w:spacing w:after="0" w:before="0" w:line="240" w:lineRule="auto"/>
               <w:jc w:val="left"/>
             </w:pPr>
@@ -3364,23 +3451,24 @@
         </w:tc>
         <w:tc>
           <w:tcPr>
-            <w:tcW w:type="dxa" w:w="5623"/>
-            <w:tcBorders>
-              <w:top w:val="single" w:color="000000" w:sz="4"/>
-              <w:left w:val="single" w:color="000000" w:sz="4"/>
-              <w:bottom w:val="single" w:color="000000" w:sz="4"/>
-              <w:right w:val="single" w:color="000000" w:sz="4"/>
-            </w:tcBorders>
-            <w:tcMar>
-              <w:top w:type="dxa" w:w="30"/>
-              <w:left w:type="dxa" w:w="70"/>
-              <w:bottom w:type="dxa" w:w="30"/>
-              <w:right w:type="dxa" w:w="70"/>
-            </w:tcMar>
-            <w:vAlign w:val="center"/>
-          </w:tcPr>
-          <w:p>
-            <w:pPr>
+            <w:tcW w:type="dxa" w:w="5741"/>
+            <w:tcBorders>
+              <w:top w:val="single" w:color="000000" w:sz="4"/>
+              <w:left w:val="single" w:color="000000" w:sz="4"/>
+              <w:bottom w:val="single" w:color="000000" w:sz="4"/>
+              <w:right w:val="single" w:color="000000" w:sz="4"/>
+            </w:tcBorders>
+            <w:tcMar>
+              <w:top w:type="dxa" w:w="30"/>
+              <w:left w:type="dxa" w:w="70"/>
+              <w:bottom w:type="dxa" w:w="30"/>
+              <w:right w:type="dxa" w:w="70"/>
+            </w:tcMar>
+            <w:vAlign w:val="center"/>
+          </w:tcPr>
+          <w:p>
+            <w:pPr>
+              <w:keepNext w:val="false"/>
               <w:spacing w:after="0" w:before="0" w:line="240" w:lineRule="auto"/>
               <w:jc w:val="left"/>
             </w:pPr>
@@ -3493,22 +3581,22 @@
         <w:tblLayout w:type="autofit"/>
       </w:tblPr>
       <w:tblGrid>
-        <w:gridCol w:w="695"/>
-        <w:gridCol w:w="999"/>
-        <w:gridCol w:w="915"/>
-        <w:gridCol w:w="936"/>
-        <w:gridCol w:w="1219"/>
-        <w:gridCol w:w="922"/>
-        <w:gridCol w:w="1168"/>
-        <w:gridCol w:w="844"/>
-        <w:gridCol w:w="844"/>
-        <w:gridCol w:w="794"/>
-        <w:gridCol w:w="715"/>
-        <w:gridCol w:w="973"/>
-        <w:gridCol w:w="858"/>
-        <w:gridCol w:w="897"/>
-        <w:gridCol w:w="587"/>
-        <w:gridCol w:w="591"/>
+        <w:gridCol w:w="609"/>
+        <w:gridCol w:w="783"/>
+        <w:gridCol w:w="696"/>
+        <w:gridCol w:w="696"/>
+        <w:gridCol w:w="957"/>
+        <w:gridCol w:w="1275"/>
+        <w:gridCol w:w="2086"/>
+        <w:gridCol w:w="740"/>
+        <w:gridCol w:w="740"/>
+        <w:gridCol w:w="515"/>
+        <w:gridCol w:w="667"/>
+        <w:gridCol w:w="1652"/>
+        <w:gridCol w:w="696"/>
+        <w:gridCol w:w="740"/>
+        <w:gridCol w:w="515"/>
+        <w:gridCol w:w="590"/>
       </w:tblGrid>
       <w:tr>
         <w:trPr>
@@ -3517,7 +3605,7 @@
         </w:trPr>
         <w:tc>
           <w:tcPr>
-            <w:tcW w:type="dxa" w:w="695"/>
+            <w:tcW w:type="dxa" w:w="609"/>
             <w:tcBorders>
               <w:top w:val="single" w:color="000000" w:sz="4"/>
               <w:left w:val="single" w:color="000000" w:sz="4"/>
@@ -3535,6 +3623,7 @@
           </w:tcPr>
           <w:p>
             <w:pPr>
+              <w:keepNext/>
               <w:spacing w:after="0" w:before="0" w:line="240" w:lineRule="auto"/>
               <w:jc w:val="center"/>
             </w:pPr>
@@ -3554,7 +3643,7 @@
         </w:tc>
         <w:tc>
           <w:tcPr>
-            <w:tcW w:type="dxa" w:w="999"/>
+            <w:tcW w:type="dxa" w:w="783"/>
             <w:tcBorders>
               <w:top w:val="single" w:color="000000" w:sz="4"/>
               <w:left w:val="single" w:color="000000" w:sz="4"/>
@@ -3572,6 +3661,7 @@
           </w:tcPr>
           <w:p>
             <w:pPr>
+              <w:keepNext/>
               <w:spacing w:after="0" w:before="0" w:line="240" w:lineRule="auto"/>
               <w:jc w:val="center"/>
             </w:pPr>
@@ -3591,7 +3681,7 @@
         </w:tc>
         <w:tc>
           <w:tcPr>
-            <w:tcW w:type="dxa" w:w="915"/>
+            <w:tcW w:type="dxa" w:w="696"/>
             <w:tcBorders>
               <w:top w:val="single" w:color="000000" w:sz="4"/>
               <w:left w:val="single" w:color="000000" w:sz="4"/>
@@ -3609,6 +3699,7 @@
           </w:tcPr>
           <w:p>
             <w:pPr>
+              <w:keepNext/>
               <w:spacing w:after="0" w:before="0" w:line="240" w:lineRule="auto"/>
               <w:jc w:val="center"/>
             </w:pPr>
@@ -3628,7 +3719,7 @@
         </w:tc>
         <w:tc>
           <w:tcPr>
-            <w:tcW w:type="dxa" w:w="936"/>
+            <w:tcW w:type="dxa" w:w="696"/>
             <w:tcBorders>
               <w:top w:val="single" w:color="000000" w:sz="4"/>
               <w:left w:val="single" w:color="000000" w:sz="4"/>
@@ -3646,6 +3737,7 @@
           </w:tcPr>
           <w:p>
             <w:pPr>
+              <w:keepNext/>
               <w:spacing w:after="0" w:before="0" w:line="240" w:lineRule="auto"/>
               <w:jc w:val="center"/>
             </w:pPr>
@@ -3665,7 +3757,7 @@
         </w:tc>
         <w:tc>
           <w:tcPr>
-            <w:tcW w:type="dxa" w:w="1219"/>
+            <w:tcW w:type="dxa" w:w="957"/>
             <w:tcBorders>
               <w:top w:val="single" w:color="000000" w:sz="4"/>
               <w:left w:val="single" w:color="000000" w:sz="4"/>
@@ -3683,6 +3775,7 @@
           </w:tcPr>
           <w:p>
             <w:pPr>
+              <w:keepNext/>
               <w:spacing w:after="0" w:before="0" w:line="240" w:lineRule="auto"/>
               <w:jc w:val="center"/>
             </w:pPr>
@@ -3702,7 +3795,7 @@
         </w:tc>
         <w:tc>
           <w:tcPr>
-            <w:tcW w:type="dxa" w:w="922"/>
+            <w:tcW w:type="dxa" w:w="1275"/>
             <w:tcBorders>
               <w:top w:val="single" w:color="000000" w:sz="4"/>
               <w:left w:val="single" w:color="000000" w:sz="4"/>
@@ -3720,6 +3813,7 @@
           </w:tcPr>
           <w:p>
             <w:pPr>
+              <w:keepNext/>
               <w:spacing w:after="0" w:before="0" w:line="240" w:lineRule="auto"/>
               <w:jc w:val="center"/>
             </w:pPr>
@@ -3739,7 +3833,7 @@
         </w:tc>
         <w:tc>
           <w:tcPr>
-            <w:tcW w:type="dxa" w:w="1168"/>
+            <w:tcW w:type="dxa" w:w="2086"/>
             <w:tcBorders>
               <w:top w:val="single" w:color="000000" w:sz="4"/>
               <w:left w:val="single" w:color="000000" w:sz="4"/>
@@ -3757,6 +3851,7 @@
           </w:tcPr>
           <w:p>
             <w:pPr>
+              <w:keepNext/>
               <w:spacing w:after="0" w:before="0" w:line="240" w:lineRule="auto"/>
               <w:jc w:val="center"/>
             </w:pPr>
@@ -3776,7 +3871,7 @@
         </w:tc>
         <w:tc>
           <w:tcPr>
-            <w:tcW w:type="dxa" w:w="844"/>
+            <w:tcW w:type="dxa" w:w="740"/>
             <w:tcBorders>
               <w:top w:val="single" w:color="000000" w:sz="4"/>
               <w:left w:val="single" w:color="000000" w:sz="4"/>
@@ -3794,6 +3889,7 @@
           </w:tcPr>
           <w:p>
             <w:pPr>
+              <w:keepNext/>
               <w:spacing w:after="0" w:before="0" w:line="240" w:lineRule="auto"/>
               <w:jc w:val="center"/>
             </w:pPr>
@@ -3813,7 +3909,7 @@
         </w:tc>
         <w:tc>
           <w:tcPr>
-            <w:tcW w:type="dxa" w:w="844"/>
+            <w:tcW w:type="dxa" w:w="740"/>
             <w:tcBorders>
               <w:top w:val="single" w:color="000000" w:sz="4"/>
               <w:left w:val="single" w:color="000000" w:sz="4"/>
@@ -3831,6 +3927,7 @@
           </w:tcPr>
           <w:p>
             <w:pPr>
+              <w:keepNext/>
               <w:spacing w:after="0" w:before="0" w:line="240" w:lineRule="auto"/>
               <w:jc w:val="center"/>
             </w:pPr>
@@ -3850,7 +3947,7 @@
         </w:tc>
         <w:tc>
           <w:tcPr>
-            <w:tcW w:type="dxa" w:w="794"/>
+            <w:tcW w:type="dxa" w:w="515"/>
             <w:tcBorders>
               <w:top w:val="single" w:color="000000" w:sz="4"/>
               <w:left w:val="single" w:color="000000" w:sz="4"/>
@@ -3868,6 +3965,7 @@
           </w:tcPr>
           <w:p>
             <w:pPr>
+              <w:keepNext/>
               <w:spacing w:after="0" w:before="0" w:line="240" w:lineRule="auto"/>
               <w:jc w:val="center"/>
             </w:pPr>
@@ -3887,7 +3985,7 @@
         </w:tc>
         <w:tc>
           <w:tcPr>
-            <w:tcW w:type="dxa" w:w="715"/>
+            <w:tcW w:type="dxa" w:w="667"/>
             <w:tcBorders>
               <w:top w:val="single" w:color="000000" w:sz="4"/>
               <w:left w:val="single" w:color="000000" w:sz="4"/>
@@ -3905,6 +4003,7 @@
           </w:tcPr>
           <w:p>
             <w:pPr>
+              <w:keepNext/>
               <w:spacing w:after="0" w:before="0" w:line="240" w:lineRule="auto"/>
               <w:jc w:val="center"/>
             </w:pPr>
@@ -3924,7 +4023,7 @@
         </w:tc>
         <w:tc>
           <w:tcPr>
-            <w:tcW w:type="dxa" w:w="973"/>
+            <w:tcW w:type="dxa" w:w="1652"/>
             <w:tcBorders>
               <w:top w:val="single" w:color="000000" w:sz="4"/>
               <w:left w:val="single" w:color="000000" w:sz="4"/>
@@ -3942,6 +4041,7 @@
           </w:tcPr>
           <w:p>
             <w:pPr>
+              <w:keepNext/>
               <w:spacing w:after="0" w:before="0" w:line="240" w:lineRule="auto"/>
               <w:jc w:val="center"/>
             </w:pPr>
@@ -3961,7 +4061,7 @@
         </w:tc>
         <w:tc>
           <w:tcPr>
-            <w:tcW w:type="dxa" w:w="858"/>
+            <w:tcW w:type="dxa" w:w="696"/>
             <w:tcBorders>
               <w:top w:val="single" w:color="000000" w:sz="4"/>
               <w:left w:val="single" w:color="000000" w:sz="4"/>
@@ -3979,6 +4079,7 @@
           </w:tcPr>
           <w:p>
             <w:pPr>
+              <w:keepNext/>
               <w:spacing w:after="0" w:before="0" w:line="240" w:lineRule="auto"/>
               <w:jc w:val="center"/>
             </w:pPr>
@@ -3998,7 +4099,7 @@
         </w:tc>
         <w:tc>
           <w:tcPr>
-            <w:tcW w:type="dxa" w:w="897"/>
+            <w:tcW w:type="dxa" w:w="740"/>
             <w:tcBorders>
               <w:top w:val="single" w:color="000000" w:sz="4"/>
               <w:left w:val="single" w:color="000000" w:sz="4"/>
@@ -4016,6 +4117,7 @@
           </w:tcPr>
           <w:p>
             <w:pPr>
+              <w:keepNext/>
               <w:spacing w:after="0" w:before="0" w:line="240" w:lineRule="auto"/>
               <w:jc w:val="center"/>
             </w:pPr>
@@ -4035,7 +4137,7 @@
         </w:tc>
         <w:tc>
           <w:tcPr>
-            <w:tcW w:type="dxa" w:w="587"/>
+            <w:tcW w:type="dxa" w:w="515"/>
             <w:tcBorders>
               <w:top w:val="single" w:color="000000" w:sz="4"/>
               <w:left w:val="single" w:color="000000" w:sz="4"/>
@@ -4053,6 +4155,7 @@
           </w:tcPr>
           <w:p>
             <w:pPr>
+              <w:keepNext/>
               <w:spacing w:after="0" w:before="0" w:line="240" w:lineRule="auto"/>
               <w:jc w:val="center"/>
             </w:pPr>
@@ -4072,7 +4175,7 @@
         </w:tc>
         <w:tc>
           <w:tcPr>
-            <w:tcW w:type="dxa" w:w="591"/>
+            <w:tcW w:type="dxa" w:w="590"/>
             <w:tcBorders>
               <w:top w:val="single" w:color="000000" w:sz="4"/>
               <w:left w:val="single" w:color="000000" w:sz="4"/>
@@ -4090,6 +4193,7 @@
           </w:tcPr>
           <w:p>
             <w:pPr>
+              <w:keepNext/>
               <w:spacing w:after="0" w:before="0" w:line="240" w:lineRule="auto"/>
               <w:jc w:val="center"/>
             </w:pPr>
@@ -4115,23 +4219,24 @@
         </w:trPr>
         <w:tc>
           <w:tcPr>
-            <w:tcW w:type="dxa" w:w="695"/>
-            <w:tcBorders>
-              <w:top w:val="single" w:color="000000" w:sz="4"/>
-              <w:left w:val="single" w:color="000000" w:sz="4"/>
-              <w:bottom w:val="single" w:color="000000" w:sz="4"/>
-              <w:right w:val="single" w:color="000000" w:sz="4"/>
-            </w:tcBorders>
-            <w:tcMar>
-              <w:top w:type="dxa" w:w="30"/>
-              <w:left w:type="dxa" w:w="70"/>
-              <w:bottom w:type="dxa" w:w="30"/>
-              <w:right w:type="dxa" w:w="70"/>
-            </w:tcMar>
-            <w:vAlign w:val="center"/>
-          </w:tcPr>
-          <w:p>
-            <w:pPr>
+            <w:tcW w:type="dxa" w:w="609"/>
+            <w:tcBorders>
+              <w:top w:val="single" w:color="000000" w:sz="4"/>
+              <w:left w:val="single" w:color="000000" w:sz="4"/>
+              <w:bottom w:val="single" w:color="000000" w:sz="4"/>
+              <w:right w:val="single" w:color="000000" w:sz="4"/>
+            </w:tcBorders>
+            <w:tcMar>
+              <w:top w:type="dxa" w:w="30"/>
+              <w:left w:type="dxa" w:w="70"/>
+              <w:bottom w:type="dxa" w:w="30"/>
+              <w:right w:type="dxa" w:w="70"/>
+            </w:tcMar>
+            <w:vAlign w:val="center"/>
+          </w:tcPr>
+          <w:p>
+            <w:pPr>
+              <w:keepNext/>
               <w:spacing w:after="0" w:before="0" w:line="240" w:lineRule="auto"/>
               <w:jc w:val="left"/>
             </w:pPr>
@@ -4151,23 +4256,24 @@
         </w:tc>
         <w:tc>
           <w:tcPr>
-            <w:tcW w:type="dxa" w:w="999"/>
-            <w:tcBorders>
-              <w:top w:val="single" w:color="000000" w:sz="4"/>
-              <w:left w:val="single" w:color="000000" w:sz="4"/>
-              <w:bottom w:val="single" w:color="000000" w:sz="4"/>
-              <w:right w:val="single" w:color="000000" w:sz="4"/>
-            </w:tcBorders>
-            <w:tcMar>
-              <w:top w:type="dxa" w:w="30"/>
-              <w:left w:type="dxa" w:w="70"/>
-              <w:bottom w:type="dxa" w:w="30"/>
-              <w:right w:type="dxa" w:w="70"/>
-            </w:tcMar>
-            <w:vAlign w:val="center"/>
-          </w:tcPr>
-          <w:p>
-            <w:pPr>
+            <w:tcW w:type="dxa" w:w="783"/>
+            <w:tcBorders>
+              <w:top w:val="single" w:color="000000" w:sz="4"/>
+              <w:left w:val="single" w:color="000000" w:sz="4"/>
+              <w:bottom w:val="single" w:color="000000" w:sz="4"/>
+              <w:right w:val="single" w:color="000000" w:sz="4"/>
+            </w:tcBorders>
+            <w:tcMar>
+              <w:top w:type="dxa" w:w="30"/>
+              <w:left w:type="dxa" w:w="70"/>
+              <w:bottom w:type="dxa" w:w="30"/>
+              <w:right w:type="dxa" w:w="70"/>
+            </w:tcMar>
+            <w:vAlign w:val="center"/>
+          </w:tcPr>
+          <w:p>
+            <w:pPr>
+              <w:keepNext/>
               <w:spacing w:after="0" w:before="0" w:line="240" w:lineRule="auto"/>
               <w:jc w:val="left"/>
             </w:pPr>
@@ -4187,23 +4293,24 @@
         </w:tc>
         <w:tc>
           <w:tcPr>
-            <w:tcW w:type="dxa" w:w="915"/>
-            <w:tcBorders>
-              <w:top w:val="single" w:color="000000" w:sz="4"/>
-              <w:left w:val="single" w:color="000000" w:sz="4"/>
-              <w:bottom w:val="single" w:color="000000" w:sz="4"/>
-              <w:right w:val="single" w:color="000000" w:sz="4"/>
-            </w:tcBorders>
-            <w:tcMar>
-              <w:top w:type="dxa" w:w="30"/>
-              <w:left w:type="dxa" w:w="70"/>
-              <w:bottom w:type="dxa" w:w="30"/>
-              <w:right w:type="dxa" w:w="70"/>
-            </w:tcMar>
-            <w:vAlign w:val="center"/>
-          </w:tcPr>
-          <w:p>
-            <w:pPr>
+            <w:tcW w:type="dxa" w:w="696"/>
+            <w:tcBorders>
+              <w:top w:val="single" w:color="000000" w:sz="4"/>
+              <w:left w:val="single" w:color="000000" w:sz="4"/>
+              <w:bottom w:val="single" w:color="000000" w:sz="4"/>
+              <w:right w:val="single" w:color="000000" w:sz="4"/>
+            </w:tcBorders>
+            <w:tcMar>
+              <w:top w:type="dxa" w:w="30"/>
+              <w:left w:type="dxa" w:w="70"/>
+              <w:bottom w:type="dxa" w:w="30"/>
+              <w:right w:type="dxa" w:w="70"/>
+            </w:tcMar>
+            <w:vAlign w:val="center"/>
+          </w:tcPr>
+          <w:p>
+            <w:pPr>
+              <w:keepNext/>
               <w:spacing w:after="0" w:before="0" w:line="240" w:lineRule="auto"/>
               <w:jc w:val="left"/>
             </w:pPr>
@@ -4223,23 +4330,24 @@
         </w:tc>
         <w:tc>
           <w:tcPr>
-            <w:tcW w:type="dxa" w:w="936"/>
-            <w:tcBorders>
-              <w:top w:val="single" w:color="000000" w:sz="4"/>
-              <w:left w:val="single" w:color="000000" w:sz="4"/>
-              <w:bottom w:val="single" w:color="000000" w:sz="4"/>
-              <w:right w:val="single" w:color="000000" w:sz="4"/>
-            </w:tcBorders>
-            <w:tcMar>
-              <w:top w:type="dxa" w:w="30"/>
-              <w:left w:type="dxa" w:w="70"/>
-              <w:bottom w:type="dxa" w:w="30"/>
-              <w:right w:type="dxa" w:w="70"/>
-            </w:tcMar>
-            <w:vAlign w:val="center"/>
-          </w:tcPr>
-          <w:p>
-            <w:pPr>
+            <w:tcW w:type="dxa" w:w="696"/>
+            <w:tcBorders>
+              <w:top w:val="single" w:color="000000" w:sz="4"/>
+              <w:left w:val="single" w:color="000000" w:sz="4"/>
+              <w:bottom w:val="single" w:color="000000" w:sz="4"/>
+              <w:right w:val="single" w:color="000000" w:sz="4"/>
+            </w:tcBorders>
+            <w:tcMar>
+              <w:top w:type="dxa" w:w="30"/>
+              <w:left w:type="dxa" w:w="70"/>
+              <w:bottom w:type="dxa" w:w="30"/>
+              <w:right w:type="dxa" w:w="70"/>
+            </w:tcMar>
+            <w:vAlign w:val="center"/>
+          </w:tcPr>
+          <w:p>
+            <w:pPr>
+              <w:keepNext/>
               <w:spacing w:after="0" w:before="0" w:line="240" w:lineRule="auto"/>
               <w:jc w:val="left"/>
             </w:pPr>
@@ -4259,23 +4367,24 @@
         </w:tc>
         <w:tc>
           <w:tcPr>
-            <w:tcW w:type="dxa" w:w="1219"/>
-            <w:tcBorders>
-              <w:top w:val="single" w:color="000000" w:sz="4"/>
-              <w:left w:val="single" w:color="000000" w:sz="4"/>
-              <w:bottom w:val="single" w:color="000000" w:sz="4"/>
-              <w:right w:val="single" w:color="000000" w:sz="4"/>
-            </w:tcBorders>
-            <w:tcMar>
-              <w:top w:type="dxa" w:w="30"/>
-              <w:left w:type="dxa" w:w="70"/>
-              <w:bottom w:type="dxa" w:w="30"/>
-              <w:right w:type="dxa" w:w="70"/>
-            </w:tcMar>
-            <w:vAlign w:val="center"/>
-          </w:tcPr>
-          <w:p>
-            <w:pPr>
+            <w:tcW w:type="dxa" w:w="957"/>
+            <w:tcBorders>
+              <w:top w:val="single" w:color="000000" w:sz="4"/>
+              <w:left w:val="single" w:color="000000" w:sz="4"/>
+              <w:bottom w:val="single" w:color="000000" w:sz="4"/>
+              <w:right w:val="single" w:color="000000" w:sz="4"/>
+            </w:tcBorders>
+            <w:tcMar>
+              <w:top w:type="dxa" w:w="30"/>
+              <w:left w:type="dxa" w:w="70"/>
+              <w:bottom w:type="dxa" w:w="30"/>
+              <w:right w:type="dxa" w:w="70"/>
+            </w:tcMar>
+            <w:vAlign w:val="center"/>
+          </w:tcPr>
+          <w:p>
+            <w:pPr>
+              <w:keepNext/>
               <w:spacing w:after="0" w:before="0" w:line="240" w:lineRule="auto"/>
               <w:jc w:val="left"/>
             </w:pPr>
@@ -4295,23 +4404,24 @@
         </w:tc>
         <w:tc>
           <w:tcPr>
-            <w:tcW w:type="dxa" w:w="922"/>
-            <w:tcBorders>
-              <w:top w:val="single" w:color="000000" w:sz="4"/>
-              <w:left w:val="single" w:color="000000" w:sz="4"/>
-              <w:bottom w:val="single" w:color="000000" w:sz="4"/>
-              <w:right w:val="single" w:color="000000" w:sz="4"/>
-            </w:tcBorders>
-            <w:tcMar>
-              <w:top w:type="dxa" w:w="30"/>
-              <w:left w:type="dxa" w:w="70"/>
-              <w:bottom w:type="dxa" w:w="30"/>
-              <w:right w:type="dxa" w:w="70"/>
-            </w:tcMar>
-            <w:vAlign w:val="center"/>
-          </w:tcPr>
-          <w:p>
-            <w:pPr>
+            <w:tcW w:type="dxa" w:w="1275"/>
+            <w:tcBorders>
+              <w:top w:val="single" w:color="000000" w:sz="4"/>
+              <w:left w:val="single" w:color="000000" w:sz="4"/>
+              <w:bottom w:val="single" w:color="000000" w:sz="4"/>
+              <w:right w:val="single" w:color="000000" w:sz="4"/>
+            </w:tcBorders>
+            <w:tcMar>
+              <w:top w:type="dxa" w:w="30"/>
+              <w:left w:type="dxa" w:w="70"/>
+              <w:bottom w:type="dxa" w:w="30"/>
+              <w:right w:type="dxa" w:w="70"/>
+            </w:tcMar>
+            <w:vAlign w:val="center"/>
+          </w:tcPr>
+          <w:p>
+            <w:pPr>
+              <w:keepNext/>
               <w:spacing w:after="0" w:before="0" w:line="240" w:lineRule="auto"/>
               <w:jc w:val="left"/>
             </w:pPr>
@@ -4331,23 +4441,24 @@
         </w:tc>
         <w:tc>
           <w:tcPr>
-            <w:tcW w:type="dxa" w:w="1168"/>
-            <w:tcBorders>
-              <w:top w:val="single" w:color="000000" w:sz="4"/>
-              <w:left w:val="single" w:color="000000" w:sz="4"/>
-              <w:bottom w:val="single" w:color="000000" w:sz="4"/>
-              <w:right w:val="single" w:color="000000" w:sz="4"/>
-            </w:tcBorders>
-            <w:tcMar>
-              <w:top w:type="dxa" w:w="30"/>
-              <w:left w:type="dxa" w:w="70"/>
-              <w:bottom w:type="dxa" w:w="30"/>
-              <w:right w:type="dxa" w:w="70"/>
-            </w:tcMar>
-            <w:vAlign w:val="center"/>
-          </w:tcPr>
-          <w:p>
-            <w:pPr>
+            <w:tcW w:type="dxa" w:w="2086"/>
+            <w:tcBorders>
+              <w:top w:val="single" w:color="000000" w:sz="4"/>
+              <w:left w:val="single" w:color="000000" w:sz="4"/>
+              <w:bottom w:val="single" w:color="000000" w:sz="4"/>
+              <w:right w:val="single" w:color="000000" w:sz="4"/>
+            </w:tcBorders>
+            <w:tcMar>
+              <w:top w:type="dxa" w:w="30"/>
+              <w:left w:type="dxa" w:w="70"/>
+              <w:bottom w:type="dxa" w:w="30"/>
+              <w:right w:type="dxa" w:w="70"/>
+            </w:tcMar>
+            <w:vAlign w:val="center"/>
+          </w:tcPr>
+          <w:p>
+            <w:pPr>
+              <w:keepNext/>
               <w:spacing w:after="0" w:before="0" w:line="240" w:lineRule="auto"/>
               <w:jc w:val="left"/>
             </w:pPr>
@@ -4367,23 +4478,24 @@
         </w:tc>
         <w:tc>
           <w:tcPr>
-            <w:tcW w:type="dxa" w:w="844"/>
-            <w:tcBorders>
-              <w:top w:val="single" w:color="000000" w:sz="4"/>
-              <w:left w:val="single" w:color="000000" w:sz="4"/>
-              <w:bottom w:val="single" w:color="000000" w:sz="4"/>
-              <w:right w:val="single" w:color="000000" w:sz="4"/>
-            </w:tcBorders>
-            <w:tcMar>
-              <w:top w:type="dxa" w:w="30"/>
-              <w:left w:type="dxa" w:w="70"/>
-              <w:bottom w:type="dxa" w:w="30"/>
-              <w:right w:type="dxa" w:w="70"/>
-            </w:tcMar>
-            <w:vAlign w:val="center"/>
-          </w:tcPr>
-          <w:p>
-            <w:pPr>
+            <w:tcW w:type="dxa" w:w="740"/>
+            <w:tcBorders>
+              <w:top w:val="single" w:color="000000" w:sz="4"/>
+              <w:left w:val="single" w:color="000000" w:sz="4"/>
+              <w:bottom w:val="single" w:color="000000" w:sz="4"/>
+              <w:right w:val="single" w:color="000000" w:sz="4"/>
+            </w:tcBorders>
+            <w:tcMar>
+              <w:top w:type="dxa" w:w="30"/>
+              <w:left w:type="dxa" w:w="70"/>
+              <w:bottom w:type="dxa" w:w="30"/>
+              <w:right w:type="dxa" w:w="70"/>
+            </w:tcMar>
+            <w:vAlign w:val="center"/>
+          </w:tcPr>
+          <w:p>
+            <w:pPr>
+              <w:keepNext/>
               <w:spacing w:after="0" w:before="0" w:line="240" w:lineRule="auto"/>
               <w:jc w:val="left"/>
             </w:pPr>
@@ -4403,23 +4515,24 @@
         </w:tc>
         <w:tc>
           <w:tcPr>
-            <w:tcW w:type="dxa" w:w="844"/>
-            <w:tcBorders>
-              <w:top w:val="single" w:color="000000" w:sz="4"/>
-              <w:left w:val="single" w:color="000000" w:sz="4"/>
-              <w:bottom w:val="single" w:color="000000" w:sz="4"/>
-              <w:right w:val="single" w:color="000000" w:sz="4"/>
-            </w:tcBorders>
-            <w:tcMar>
-              <w:top w:type="dxa" w:w="30"/>
-              <w:left w:type="dxa" w:w="70"/>
-              <w:bottom w:type="dxa" w:w="30"/>
-              <w:right w:type="dxa" w:w="70"/>
-            </w:tcMar>
-            <w:vAlign w:val="center"/>
-          </w:tcPr>
-          <w:p>
-            <w:pPr>
+            <w:tcW w:type="dxa" w:w="740"/>
+            <w:tcBorders>
+              <w:top w:val="single" w:color="000000" w:sz="4"/>
+              <w:left w:val="single" w:color="000000" w:sz="4"/>
+              <w:bottom w:val="single" w:color="000000" w:sz="4"/>
+              <w:right w:val="single" w:color="000000" w:sz="4"/>
+            </w:tcBorders>
+            <w:tcMar>
+              <w:top w:type="dxa" w:w="30"/>
+              <w:left w:type="dxa" w:w="70"/>
+              <w:bottom w:type="dxa" w:w="30"/>
+              <w:right w:type="dxa" w:w="70"/>
+            </w:tcMar>
+            <w:vAlign w:val="center"/>
+          </w:tcPr>
+          <w:p>
+            <w:pPr>
+              <w:keepNext/>
               <w:spacing w:after="0" w:before="0" w:line="240" w:lineRule="auto"/>
               <w:jc w:val="left"/>
             </w:pPr>
@@ -4439,23 +4552,24 @@
         </w:tc>
         <w:tc>
           <w:tcPr>
-            <w:tcW w:type="dxa" w:w="794"/>
-            <w:tcBorders>
-              <w:top w:val="single" w:color="000000" w:sz="4"/>
-              <w:left w:val="single" w:color="000000" w:sz="4"/>
-              <w:bottom w:val="single" w:color="000000" w:sz="4"/>
-              <w:right w:val="single" w:color="000000" w:sz="4"/>
-            </w:tcBorders>
-            <w:tcMar>
-              <w:top w:type="dxa" w:w="30"/>
-              <w:left w:type="dxa" w:w="70"/>
-              <w:bottom w:type="dxa" w:w="30"/>
-              <w:right w:type="dxa" w:w="70"/>
-            </w:tcMar>
-            <w:vAlign w:val="center"/>
-          </w:tcPr>
-          <w:p>
-            <w:pPr>
+            <w:tcW w:type="dxa" w:w="515"/>
+            <w:tcBorders>
+              <w:top w:val="single" w:color="000000" w:sz="4"/>
+              <w:left w:val="single" w:color="000000" w:sz="4"/>
+              <w:bottom w:val="single" w:color="000000" w:sz="4"/>
+              <w:right w:val="single" w:color="000000" w:sz="4"/>
+            </w:tcBorders>
+            <w:tcMar>
+              <w:top w:type="dxa" w:w="30"/>
+              <w:left w:type="dxa" w:w="70"/>
+              <w:bottom w:type="dxa" w:w="30"/>
+              <w:right w:type="dxa" w:w="70"/>
+            </w:tcMar>
+            <w:vAlign w:val="center"/>
+          </w:tcPr>
+          <w:p>
+            <w:pPr>
+              <w:keepNext/>
               <w:spacing w:after="0" w:before="0" w:line="240" w:lineRule="auto"/>
               <w:jc w:val="left"/>
             </w:pPr>
@@ -4475,47 +4589,49 @@
         </w:tc>
         <w:tc>
           <w:tcPr>
-            <w:tcW w:type="dxa" w:w="715"/>
-            <w:tcBorders>
-              <w:top w:val="single" w:color="000000" w:sz="4"/>
-              <w:left w:val="single" w:color="000000" w:sz="4"/>
-              <w:bottom w:val="single" w:color="000000" w:sz="4"/>
-              <w:right w:val="single" w:color="000000" w:sz="4"/>
-            </w:tcBorders>
-            <w:tcMar>
-              <w:top w:type="dxa" w:w="30"/>
-              <w:left w:type="dxa" w:w="70"/>
-              <w:bottom w:type="dxa" w:w="30"/>
-              <w:right w:type="dxa" w:w="70"/>
-            </w:tcMar>
-            <w:vAlign w:val="center"/>
-          </w:tcPr>
-          <w:p>
-            <w:pPr>
-              <w:spacing w:after="0" w:before="0" w:line="240" w:lineRule="auto"/>
-              <w:jc w:val="left"/>
-            </w:pPr>
-          </w:p>
-        </w:tc>
-        <w:tc>
-          <w:tcPr>
-            <w:tcW w:type="dxa" w:w="973"/>
-            <w:tcBorders>
-              <w:top w:val="single" w:color="000000" w:sz="4"/>
-              <w:left w:val="single" w:color="000000" w:sz="4"/>
-              <w:bottom w:val="single" w:color="000000" w:sz="4"/>
-              <w:right w:val="single" w:color="000000" w:sz="4"/>
-            </w:tcBorders>
-            <w:tcMar>
-              <w:top w:type="dxa" w:w="30"/>
-              <w:left w:type="dxa" w:w="70"/>
-              <w:bottom w:type="dxa" w:w="30"/>
-              <w:right w:type="dxa" w:w="70"/>
-            </w:tcMar>
-            <w:vAlign w:val="center"/>
-          </w:tcPr>
-          <w:p>
-            <w:pPr>
+            <w:tcW w:type="dxa" w:w="667"/>
+            <w:tcBorders>
+              <w:top w:val="single" w:color="000000" w:sz="4"/>
+              <w:left w:val="single" w:color="000000" w:sz="4"/>
+              <w:bottom w:val="single" w:color="000000" w:sz="4"/>
+              <w:right w:val="single" w:color="000000" w:sz="4"/>
+            </w:tcBorders>
+            <w:tcMar>
+              <w:top w:type="dxa" w:w="30"/>
+              <w:left w:type="dxa" w:w="70"/>
+              <w:bottom w:type="dxa" w:w="30"/>
+              <w:right w:type="dxa" w:w="70"/>
+            </w:tcMar>
+            <w:vAlign w:val="center"/>
+          </w:tcPr>
+          <w:p>
+            <w:pPr>
+              <w:keepNext/>
+              <w:spacing w:after="0" w:before="0" w:line="240" w:lineRule="auto"/>
+              <w:jc w:val="left"/>
+            </w:pPr>
+          </w:p>
+        </w:tc>
+        <w:tc>
+          <w:tcPr>
+            <w:tcW w:type="dxa" w:w="1652"/>
+            <w:tcBorders>
+              <w:top w:val="single" w:color="000000" w:sz="4"/>
+              <w:left w:val="single" w:color="000000" w:sz="4"/>
+              <w:bottom w:val="single" w:color="000000" w:sz="4"/>
+              <w:right w:val="single" w:color="000000" w:sz="4"/>
+            </w:tcBorders>
+            <w:tcMar>
+              <w:top w:type="dxa" w:w="30"/>
+              <w:left w:type="dxa" w:w="70"/>
+              <w:bottom w:type="dxa" w:w="30"/>
+              <w:right w:type="dxa" w:w="70"/>
+            </w:tcMar>
+            <w:vAlign w:val="center"/>
+          </w:tcPr>
+          <w:p>
+            <w:pPr>
+              <w:keepNext/>
               <w:spacing w:after="0" w:before="0" w:line="240" w:lineRule="auto"/>
               <w:jc w:val="left"/>
             </w:pPr>
@@ -4535,23 +4651,24 @@
         </w:tc>
         <w:tc>
           <w:tcPr>
-            <w:tcW w:type="dxa" w:w="858"/>
-            <w:tcBorders>
-              <w:top w:val="single" w:color="000000" w:sz="4"/>
-              <w:left w:val="single" w:color="000000" w:sz="4"/>
-              <w:bottom w:val="single" w:color="000000" w:sz="4"/>
-              <w:right w:val="single" w:color="000000" w:sz="4"/>
-            </w:tcBorders>
-            <w:tcMar>
-              <w:top w:type="dxa" w:w="30"/>
-              <w:left w:type="dxa" w:w="70"/>
-              <w:bottom w:type="dxa" w:w="30"/>
-              <w:right w:type="dxa" w:w="70"/>
-            </w:tcMar>
-            <w:vAlign w:val="center"/>
-          </w:tcPr>
-          <w:p>
-            <w:pPr>
+            <w:tcW w:type="dxa" w:w="696"/>
+            <w:tcBorders>
+              <w:top w:val="single" w:color="000000" w:sz="4"/>
+              <w:left w:val="single" w:color="000000" w:sz="4"/>
+              <w:bottom w:val="single" w:color="000000" w:sz="4"/>
+              <w:right w:val="single" w:color="000000" w:sz="4"/>
+            </w:tcBorders>
+            <w:tcMar>
+              <w:top w:type="dxa" w:w="30"/>
+              <w:left w:type="dxa" w:w="70"/>
+              <w:bottom w:type="dxa" w:w="30"/>
+              <w:right w:type="dxa" w:w="70"/>
+            </w:tcMar>
+            <w:vAlign w:val="center"/>
+          </w:tcPr>
+          <w:p>
+            <w:pPr>
+              <w:keepNext/>
               <w:spacing w:after="0" w:before="0" w:line="240" w:lineRule="auto"/>
               <w:jc w:val="left"/>
             </w:pPr>
@@ -4571,23 +4688,24 @@
         </w:tc>
         <w:tc>
           <w:tcPr>
-            <w:tcW w:type="dxa" w:w="897"/>
-            <w:tcBorders>
-              <w:top w:val="single" w:color="000000" w:sz="4"/>
-              <w:left w:val="single" w:color="000000" w:sz="4"/>
-              <w:bottom w:val="single" w:color="000000" w:sz="4"/>
-              <w:right w:val="single" w:color="000000" w:sz="4"/>
-            </w:tcBorders>
-            <w:tcMar>
-              <w:top w:type="dxa" w:w="30"/>
-              <w:left w:type="dxa" w:w="70"/>
-              <w:bottom w:type="dxa" w:w="30"/>
-              <w:right w:type="dxa" w:w="70"/>
-            </w:tcMar>
-            <w:vAlign w:val="center"/>
-          </w:tcPr>
-          <w:p>
-            <w:pPr>
+            <w:tcW w:type="dxa" w:w="740"/>
+            <w:tcBorders>
+              <w:top w:val="single" w:color="000000" w:sz="4"/>
+              <w:left w:val="single" w:color="000000" w:sz="4"/>
+              <w:bottom w:val="single" w:color="000000" w:sz="4"/>
+              <w:right w:val="single" w:color="000000" w:sz="4"/>
+            </w:tcBorders>
+            <w:tcMar>
+              <w:top w:type="dxa" w:w="30"/>
+              <w:left w:type="dxa" w:w="70"/>
+              <w:bottom w:type="dxa" w:w="30"/>
+              <w:right w:type="dxa" w:w="70"/>
+            </w:tcMar>
+            <w:vAlign w:val="center"/>
+          </w:tcPr>
+          <w:p>
+            <w:pPr>
+              <w:keepNext/>
               <w:spacing w:after="0" w:before="0" w:line="240" w:lineRule="auto"/>
               <w:jc w:val="left"/>
             </w:pPr>
@@ -4608,23 +4726,24 @@
         </w:tc>
         <w:tc>
           <w:tcPr>
-            <w:tcW w:type="dxa" w:w="587"/>
-            <w:tcBorders>
-              <w:top w:val="single" w:color="000000" w:sz="4"/>
-              <w:left w:val="single" w:color="000000" w:sz="4"/>
-              <w:bottom w:val="single" w:color="000000" w:sz="4"/>
-              <w:right w:val="single" w:color="000000" w:sz="4"/>
-            </w:tcBorders>
-            <w:tcMar>
-              <w:top w:type="dxa" w:w="30"/>
-              <w:left w:type="dxa" w:w="70"/>
-              <w:bottom w:type="dxa" w:w="30"/>
-              <w:right w:type="dxa" w:w="70"/>
-            </w:tcMar>
-            <w:vAlign w:val="center"/>
-          </w:tcPr>
-          <w:p>
-            <w:pPr>
+            <w:tcW w:type="dxa" w:w="515"/>
+            <w:tcBorders>
+              <w:top w:val="single" w:color="000000" w:sz="4"/>
+              <w:left w:val="single" w:color="000000" w:sz="4"/>
+              <w:bottom w:val="single" w:color="000000" w:sz="4"/>
+              <w:right w:val="single" w:color="000000" w:sz="4"/>
+            </w:tcBorders>
+            <w:tcMar>
+              <w:top w:type="dxa" w:w="30"/>
+              <w:left w:type="dxa" w:w="70"/>
+              <w:bottom w:type="dxa" w:w="30"/>
+              <w:right w:type="dxa" w:w="70"/>
+            </w:tcMar>
+            <w:vAlign w:val="center"/>
+          </w:tcPr>
+          <w:p>
+            <w:pPr>
+              <w:keepNext/>
               <w:spacing w:after="0" w:before="0" w:line="240" w:lineRule="auto"/>
               <w:jc w:val="left"/>
             </w:pPr>
@@ -4645,23 +4764,24 @@
         </w:tc>
         <w:tc>
           <w:tcPr>
-            <w:tcW w:type="dxa" w:w="591"/>
-            <w:tcBorders>
-              <w:top w:val="single" w:color="000000" w:sz="4"/>
-              <w:left w:val="single" w:color="000000" w:sz="4"/>
-              <w:bottom w:val="single" w:color="000000" w:sz="4"/>
-              <w:right w:val="single" w:color="000000" w:sz="4"/>
-            </w:tcBorders>
-            <w:tcMar>
-              <w:top w:type="dxa" w:w="30"/>
-              <w:left w:type="dxa" w:w="70"/>
-              <w:bottom w:type="dxa" w:w="30"/>
-              <w:right w:type="dxa" w:w="70"/>
-            </w:tcMar>
-            <w:vAlign w:val="center"/>
-          </w:tcPr>
-          <w:p>
-            <w:pPr>
+            <w:tcW w:type="dxa" w:w="590"/>
+            <w:tcBorders>
+              <w:top w:val="single" w:color="000000" w:sz="4"/>
+              <w:left w:val="single" w:color="000000" w:sz="4"/>
+              <w:bottom w:val="single" w:color="000000" w:sz="4"/>
+              <w:right w:val="single" w:color="000000" w:sz="4"/>
+            </w:tcBorders>
+            <w:tcMar>
+              <w:top w:type="dxa" w:w="30"/>
+              <w:left w:type="dxa" w:w="70"/>
+              <w:bottom w:type="dxa" w:w="30"/>
+              <w:right w:type="dxa" w:w="70"/>
+            </w:tcMar>
+            <w:vAlign w:val="center"/>
+          </w:tcPr>
+          <w:p>
+            <w:pPr>
+              <w:keepNext/>
               <w:spacing w:after="0" w:before="0" w:line="240" w:lineRule="auto"/>
               <w:jc w:val="left"/>
             </w:pPr>
@@ -4675,23 +4795,24 @@
         </w:trPr>
         <w:tc>
           <w:tcPr>
-            <w:tcW w:type="dxa" w:w="695"/>
-            <w:tcBorders>
-              <w:top w:val="single" w:color="000000" w:sz="4"/>
-              <w:left w:val="single" w:color="000000" w:sz="4"/>
-              <w:bottom w:val="single" w:color="000000" w:sz="4"/>
-              <w:right w:val="single" w:color="000000" w:sz="4"/>
-            </w:tcBorders>
-            <w:tcMar>
-              <w:top w:type="dxa" w:w="30"/>
-              <w:left w:type="dxa" w:w="70"/>
-              <w:bottom w:type="dxa" w:w="30"/>
-              <w:right w:type="dxa" w:w="70"/>
-            </w:tcMar>
-            <w:vAlign w:val="center"/>
-          </w:tcPr>
-          <w:p>
-            <w:pPr>
+            <w:tcW w:type="dxa" w:w="609"/>
+            <w:tcBorders>
+              <w:top w:val="single" w:color="000000" w:sz="4"/>
+              <w:left w:val="single" w:color="000000" w:sz="4"/>
+              <w:bottom w:val="single" w:color="000000" w:sz="4"/>
+              <w:right w:val="single" w:color="000000" w:sz="4"/>
+            </w:tcBorders>
+            <w:tcMar>
+              <w:top w:type="dxa" w:w="30"/>
+              <w:left w:type="dxa" w:w="70"/>
+              <w:bottom w:type="dxa" w:w="30"/>
+              <w:right w:type="dxa" w:w="70"/>
+            </w:tcMar>
+            <w:vAlign w:val="center"/>
+          </w:tcPr>
+          <w:p>
+            <w:pPr>
+              <w:keepNext/>
               <w:spacing w:after="0" w:before="0" w:line="240" w:lineRule="auto"/>
               <w:jc w:val="left"/>
             </w:pPr>
@@ -4711,23 +4832,24 @@
         </w:tc>
         <w:tc>
           <w:tcPr>
-            <w:tcW w:type="dxa" w:w="999"/>
-            <w:tcBorders>
-              <w:top w:val="single" w:color="000000" w:sz="4"/>
-              <w:left w:val="single" w:color="000000" w:sz="4"/>
-              <w:bottom w:val="single" w:color="000000" w:sz="4"/>
-              <w:right w:val="single" w:color="000000" w:sz="4"/>
-            </w:tcBorders>
-            <w:tcMar>
-              <w:top w:type="dxa" w:w="30"/>
-              <w:left w:type="dxa" w:w="70"/>
-              <w:bottom w:type="dxa" w:w="30"/>
-              <w:right w:type="dxa" w:w="70"/>
-            </w:tcMar>
-            <w:vAlign w:val="center"/>
-          </w:tcPr>
-          <w:p>
-            <w:pPr>
+            <w:tcW w:type="dxa" w:w="783"/>
+            <w:tcBorders>
+              <w:top w:val="single" w:color="000000" w:sz="4"/>
+              <w:left w:val="single" w:color="000000" w:sz="4"/>
+              <w:bottom w:val="single" w:color="000000" w:sz="4"/>
+              <w:right w:val="single" w:color="000000" w:sz="4"/>
+            </w:tcBorders>
+            <w:tcMar>
+              <w:top w:type="dxa" w:w="30"/>
+              <w:left w:type="dxa" w:w="70"/>
+              <w:bottom w:type="dxa" w:w="30"/>
+              <w:right w:type="dxa" w:w="70"/>
+            </w:tcMar>
+            <w:vAlign w:val="center"/>
+          </w:tcPr>
+          <w:p>
+            <w:pPr>
+              <w:keepNext/>
               <w:spacing w:after="0" w:before="0" w:line="240" w:lineRule="auto"/>
               <w:jc w:val="left"/>
             </w:pPr>
@@ -4747,23 +4869,24 @@
         </w:tc>
         <w:tc>
           <w:tcPr>
-            <w:tcW w:type="dxa" w:w="915"/>
-            <w:tcBorders>
-              <w:top w:val="single" w:color="000000" w:sz="4"/>
-              <w:left w:val="single" w:color="000000" w:sz="4"/>
-              <w:bottom w:val="single" w:color="000000" w:sz="4"/>
-              <w:right w:val="single" w:color="000000" w:sz="4"/>
-            </w:tcBorders>
-            <w:tcMar>
-              <w:top w:type="dxa" w:w="30"/>
-              <w:left w:type="dxa" w:w="70"/>
-              <w:bottom w:type="dxa" w:w="30"/>
-              <w:right w:type="dxa" w:w="70"/>
-            </w:tcMar>
-            <w:vAlign w:val="center"/>
-          </w:tcPr>
-          <w:p>
-            <w:pPr>
+            <w:tcW w:type="dxa" w:w="696"/>
+            <w:tcBorders>
+              <w:top w:val="single" w:color="000000" w:sz="4"/>
+              <w:left w:val="single" w:color="000000" w:sz="4"/>
+              <w:bottom w:val="single" w:color="000000" w:sz="4"/>
+              <w:right w:val="single" w:color="000000" w:sz="4"/>
+            </w:tcBorders>
+            <w:tcMar>
+              <w:top w:type="dxa" w:w="30"/>
+              <w:left w:type="dxa" w:w="70"/>
+              <w:bottom w:type="dxa" w:w="30"/>
+              <w:right w:type="dxa" w:w="70"/>
+            </w:tcMar>
+            <w:vAlign w:val="center"/>
+          </w:tcPr>
+          <w:p>
+            <w:pPr>
+              <w:keepNext/>
               <w:spacing w:after="0" w:before="0" w:line="240" w:lineRule="auto"/>
               <w:jc w:val="left"/>
             </w:pPr>
@@ -4783,23 +4906,24 @@
         </w:tc>
         <w:tc>
           <w:tcPr>
-            <w:tcW w:type="dxa" w:w="936"/>
-            <w:tcBorders>
-              <w:top w:val="single" w:color="000000" w:sz="4"/>
-              <w:left w:val="single" w:color="000000" w:sz="4"/>
-              <w:bottom w:val="single" w:color="000000" w:sz="4"/>
-              <w:right w:val="single" w:color="000000" w:sz="4"/>
-            </w:tcBorders>
-            <w:tcMar>
-              <w:top w:type="dxa" w:w="30"/>
-              <w:left w:type="dxa" w:w="70"/>
-              <w:bottom w:type="dxa" w:w="30"/>
-              <w:right w:type="dxa" w:w="70"/>
-            </w:tcMar>
-            <w:vAlign w:val="center"/>
-          </w:tcPr>
-          <w:p>
-            <w:pPr>
+            <w:tcW w:type="dxa" w:w="696"/>
+            <w:tcBorders>
+              <w:top w:val="single" w:color="000000" w:sz="4"/>
+              <w:left w:val="single" w:color="000000" w:sz="4"/>
+              <w:bottom w:val="single" w:color="000000" w:sz="4"/>
+              <w:right w:val="single" w:color="000000" w:sz="4"/>
+            </w:tcBorders>
+            <w:tcMar>
+              <w:top w:type="dxa" w:w="30"/>
+              <w:left w:type="dxa" w:w="70"/>
+              <w:bottom w:type="dxa" w:w="30"/>
+              <w:right w:type="dxa" w:w="70"/>
+            </w:tcMar>
+            <w:vAlign w:val="center"/>
+          </w:tcPr>
+          <w:p>
+            <w:pPr>
+              <w:keepNext/>
               <w:spacing w:after="0" w:before="0" w:line="240" w:lineRule="auto"/>
               <w:jc w:val="left"/>
             </w:pPr>
@@ -4819,47 +4943,49 @@
         </w:tc>
         <w:tc>
           <w:tcPr>
-            <w:tcW w:type="dxa" w:w="1219"/>
-            <w:tcBorders>
-              <w:top w:val="single" w:color="000000" w:sz="4"/>
-              <w:left w:val="single" w:color="000000" w:sz="4"/>
-              <w:bottom w:val="single" w:color="000000" w:sz="4"/>
-              <w:right w:val="single" w:color="000000" w:sz="4"/>
-            </w:tcBorders>
-            <w:tcMar>
-              <w:top w:type="dxa" w:w="30"/>
-              <w:left w:type="dxa" w:w="70"/>
-              <w:bottom w:type="dxa" w:w="30"/>
-              <w:right w:type="dxa" w:w="70"/>
-            </w:tcMar>
-            <w:vAlign w:val="center"/>
-          </w:tcPr>
-          <w:p>
-            <w:pPr>
-              <w:spacing w:after="0" w:before="0" w:line="240" w:lineRule="auto"/>
-              <w:jc w:val="left"/>
-            </w:pPr>
-          </w:p>
-        </w:tc>
-        <w:tc>
-          <w:tcPr>
-            <w:tcW w:type="dxa" w:w="922"/>
-            <w:tcBorders>
-              <w:top w:val="single" w:color="000000" w:sz="4"/>
-              <w:left w:val="single" w:color="000000" w:sz="4"/>
-              <w:bottom w:val="single" w:color="000000" w:sz="4"/>
-              <w:right w:val="single" w:color="000000" w:sz="4"/>
-            </w:tcBorders>
-            <w:tcMar>
-              <w:top w:type="dxa" w:w="30"/>
-              <w:left w:type="dxa" w:w="70"/>
-              <w:bottom w:type="dxa" w:w="30"/>
-              <w:right w:type="dxa" w:w="70"/>
-            </w:tcMar>
-            <w:vAlign w:val="center"/>
-          </w:tcPr>
-          <w:p>
-            <w:pPr>
+            <w:tcW w:type="dxa" w:w="957"/>
+            <w:tcBorders>
+              <w:top w:val="single" w:color="000000" w:sz="4"/>
+              <w:left w:val="single" w:color="000000" w:sz="4"/>
+              <w:bottom w:val="single" w:color="000000" w:sz="4"/>
+              <w:right w:val="single" w:color="000000" w:sz="4"/>
+            </w:tcBorders>
+            <w:tcMar>
+              <w:top w:type="dxa" w:w="30"/>
+              <w:left w:type="dxa" w:w="70"/>
+              <w:bottom w:type="dxa" w:w="30"/>
+              <w:right w:type="dxa" w:w="70"/>
+            </w:tcMar>
+            <w:vAlign w:val="center"/>
+          </w:tcPr>
+          <w:p>
+            <w:pPr>
+              <w:keepNext/>
+              <w:spacing w:after="0" w:before="0" w:line="240" w:lineRule="auto"/>
+              <w:jc w:val="left"/>
+            </w:pPr>
+          </w:p>
+        </w:tc>
+        <w:tc>
+          <w:tcPr>
+            <w:tcW w:type="dxa" w:w="1275"/>
+            <w:tcBorders>
+              <w:top w:val="single" w:color="000000" w:sz="4"/>
+              <w:left w:val="single" w:color="000000" w:sz="4"/>
+              <w:bottom w:val="single" w:color="000000" w:sz="4"/>
+              <w:right w:val="single" w:color="000000" w:sz="4"/>
+            </w:tcBorders>
+            <w:tcMar>
+              <w:top w:type="dxa" w:w="30"/>
+              <w:left w:type="dxa" w:w="70"/>
+              <w:bottom w:type="dxa" w:w="30"/>
+              <w:right w:type="dxa" w:w="70"/>
+            </w:tcMar>
+            <w:vAlign w:val="center"/>
+          </w:tcPr>
+          <w:p>
+            <w:pPr>
+              <w:keepNext/>
               <w:spacing w:after="0" w:before="0" w:line="240" w:lineRule="auto"/>
               <w:jc w:val="left"/>
             </w:pPr>
@@ -4879,239 +5005,249 @@
         </w:tc>
         <w:tc>
           <w:tcPr>
-            <w:tcW w:type="dxa" w:w="1168"/>
-            <w:tcBorders>
-              <w:top w:val="single" w:color="000000" w:sz="4"/>
-              <w:left w:val="single" w:color="000000" w:sz="4"/>
-              <w:bottom w:val="single" w:color="000000" w:sz="4"/>
-              <w:right w:val="single" w:color="000000" w:sz="4"/>
-            </w:tcBorders>
-            <w:tcMar>
-              <w:top w:type="dxa" w:w="30"/>
-              <w:left w:type="dxa" w:w="70"/>
-              <w:bottom w:type="dxa" w:w="30"/>
-              <w:right w:type="dxa" w:w="70"/>
-            </w:tcMar>
-            <w:vAlign w:val="center"/>
-          </w:tcPr>
-          <w:p>
-            <w:pPr>
-              <w:spacing w:after="0" w:before="0" w:line="240" w:lineRule="auto"/>
-              <w:jc w:val="left"/>
-            </w:pPr>
-          </w:p>
-        </w:tc>
-        <w:tc>
-          <w:tcPr>
-            <w:tcW w:type="dxa" w:w="844"/>
-            <w:tcBorders>
-              <w:top w:val="single" w:color="000000" w:sz="4"/>
-              <w:left w:val="single" w:color="000000" w:sz="4"/>
-              <w:bottom w:val="single" w:color="000000" w:sz="4"/>
-              <w:right w:val="single" w:color="000000" w:sz="4"/>
-            </w:tcBorders>
-            <w:tcMar>
-              <w:top w:type="dxa" w:w="30"/>
-              <w:left w:type="dxa" w:w="70"/>
-              <w:bottom w:type="dxa" w:w="30"/>
-              <w:right w:type="dxa" w:w="70"/>
-            </w:tcMar>
-            <w:vAlign w:val="center"/>
-          </w:tcPr>
-          <w:p>
-            <w:pPr>
-              <w:spacing w:after="0" w:before="0" w:line="240" w:lineRule="auto"/>
-              <w:jc w:val="left"/>
-            </w:pPr>
-          </w:p>
-        </w:tc>
-        <w:tc>
-          <w:tcPr>
-            <w:tcW w:type="dxa" w:w="844"/>
-            <w:tcBorders>
-              <w:top w:val="single" w:color="000000" w:sz="4"/>
-              <w:left w:val="single" w:color="000000" w:sz="4"/>
-              <w:bottom w:val="single" w:color="000000" w:sz="4"/>
-              <w:right w:val="single" w:color="000000" w:sz="4"/>
-            </w:tcBorders>
-            <w:tcMar>
-              <w:top w:type="dxa" w:w="30"/>
-              <w:left w:type="dxa" w:w="70"/>
-              <w:bottom w:type="dxa" w:w="30"/>
-              <w:right w:type="dxa" w:w="70"/>
-            </w:tcMar>
-            <w:vAlign w:val="center"/>
-          </w:tcPr>
-          <w:p>
-            <w:pPr>
-              <w:spacing w:after="0" w:before="0" w:line="240" w:lineRule="auto"/>
-              <w:jc w:val="left"/>
-            </w:pPr>
-          </w:p>
-        </w:tc>
-        <w:tc>
-          <w:tcPr>
-            <w:tcW w:type="dxa" w:w="794"/>
-            <w:tcBorders>
-              <w:top w:val="single" w:color="000000" w:sz="4"/>
-              <w:left w:val="single" w:color="000000" w:sz="4"/>
-              <w:bottom w:val="single" w:color="000000" w:sz="4"/>
-              <w:right w:val="single" w:color="000000" w:sz="4"/>
-            </w:tcBorders>
-            <w:tcMar>
-              <w:top w:type="dxa" w:w="30"/>
-              <w:left w:type="dxa" w:w="70"/>
-              <w:bottom w:type="dxa" w:w="30"/>
-              <w:right w:type="dxa" w:w="70"/>
-            </w:tcMar>
-            <w:vAlign w:val="center"/>
-          </w:tcPr>
-          <w:p>
-            <w:pPr>
-              <w:spacing w:after="0" w:before="0" w:line="240" w:lineRule="auto"/>
-              <w:jc w:val="left"/>
-            </w:pPr>
-          </w:p>
-        </w:tc>
-        <w:tc>
-          <w:tcPr>
-            <w:tcW w:type="dxa" w:w="715"/>
-            <w:tcBorders>
-              <w:top w:val="single" w:color="000000" w:sz="4"/>
-              <w:left w:val="single" w:color="000000" w:sz="4"/>
-              <w:bottom w:val="single" w:color="000000" w:sz="4"/>
-              <w:right w:val="single" w:color="000000" w:sz="4"/>
-            </w:tcBorders>
-            <w:tcMar>
-              <w:top w:type="dxa" w:w="30"/>
-              <w:left w:type="dxa" w:w="70"/>
-              <w:bottom w:type="dxa" w:w="30"/>
-              <w:right w:type="dxa" w:w="70"/>
-            </w:tcMar>
-            <w:vAlign w:val="center"/>
-          </w:tcPr>
-          <w:p>
-            <w:pPr>
-              <w:spacing w:after="0" w:before="0" w:line="240" w:lineRule="auto"/>
-              <w:jc w:val="left"/>
-            </w:pPr>
-          </w:p>
-        </w:tc>
-        <w:tc>
-          <w:tcPr>
-            <w:tcW w:type="dxa" w:w="973"/>
-            <w:tcBorders>
-              <w:top w:val="single" w:color="000000" w:sz="4"/>
-              <w:left w:val="single" w:color="000000" w:sz="4"/>
-              <w:bottom w:val="single" w:color="000000" w:sz="4"/>
-              <w:right w:val="single" w:color="000000" w:sz="4"/>
-            </w:tcBorders>
-            <w:tcMar>
-              <w:top w:type="dxa" w:w="30"/>
-              <w:left w:type="dxa" w:w="70"/>
-              <w:bottom w:type="dxa" w:w="30"/>
-              <w:right w:type="dxa" w:w="70"/>
-            </w:tcMar>
-            <w:vAlign w:val="center"/>
-          </w:tcPr>
-          <w:p>
-            <w:pPr>
-              <w:spacing w:after="0" w:before="0" w:line="240" w:lineRule="auto"/>
-              <w:jc w:val="left"/>
-            </w:pPr>
-          </w:p>
-        </w:tc>
-        <w:tc>
-          <w:tcPr>
-            <w:tcW w:type="dxa" w:w="858"/>
-            <w:tcBorders>
-              <w:top w:val="single" w:color="000000" w:sz="4"/>
-              <w:left w:val="single" w:color="000000" w:sz="4"/>
-              <w:bottom w:val="single" w:color="000000" w:sz="4"/>
-              <w:right w:val="single" w:color="000000" w:sz="4"/>
-            </w:tcBorders>
-            <w:tcMar>
-              <w:top w:type="dxa" w:w="30"/>
-              <w:left w:type="dxa" w:w="70"/>
-              <w:bottom w:type="dxa" w:w="30"/>
-              <w:right w:type="dxa" w:w="70"/>
-            </w:tcMar>
-            <w:vAlign w:val="center"/>
-          </w:tcPr>
-          <w:p>
-            <w:pPr>
-              <w:spacing w:after="0" w:before="0" w:line="240" w:lineRule="auto"/>
-              <w:jc w:val="left"/>
-            </w:pPr>
-          </w:p>
-        </w:tc>
-        <w:tc>
-          <w:tcPr>
-            <w:tcW w:type="dxa" w:w="897"/>
-            <w:tcBorders>
-              <w:top w:val="single" w:color="000000" w:sz="4"/>
-              <w:left w:val="single" w:color="000000" w:sz="4"/>
-              <w:bottom w:val="single" w:color="000000" w:sz="4"/>
-              <w:right w:val="single" w:color="000000" w:sz="4"/>
-            </w:tcBorders>
-            <w:tcMar>
-              <w:top w:type="dxa" w:w="30"/>
-              <w:left w:type="dxa" w:w="70"/>
-              <w:bottom w:type="dxa" w:w="30"/>
-              <w:right w:type="dxa" w:w="70"/>
-            </w:tcMar>
-            <w:vAlign w:val="center"/>
-          </w:tcPr>
-          <w:p>
-            <w:pPr>
-              <w:spacing w:after="0" w:before="0" w:line="240" w:lineRule="auto"/>
-              <w:jc w:val="left"/>
-            </w:pPr>
-          </w:p>
-        </w:tc>
-        <w:tc>
-          <w:tcPr>
-            <w:tcW w:type="dxa" w:w="587"/>
-            <w:tcBorders>
-              <w:top w:val="single" w:color="000000" w:sz="4"/>
-              <w:left w:val="single" w:color="000000" w:sz="4"/>
-              <w:bottom w:val="single" w:color="000000" w:sz="4"/>
-              <w:right w:val="single" w:color="000000" w:sz="4"/>
-            </w:tcBorders>
-            <w:tcMar>
-              <w:top w:type="dxa" w:w="30"/>
-              <w:left w:type="dxa" w:w="70"/>
-              <w:bottom w:type="dxa" w:w="30"/>
-              <w:right w:type="dxa" w:w="70"/>
-            </w:tcMar>
-            <w:vAlign w:val="center"/>
-          </w:tcPr>
-          <w:p>
-            <w:pPr>
-              <w:spacing w:after="0" w:before="0" w:line="240" w:lineRule="auto"/>
-              <w:jc w:val="left"/>
-            </w:pPr>
-          </w:p>
-        </w:tc>
-        <w:tc>
-          <w:tcPr>
-            <w:tcW w:type="dxa" w:w="591"/>
-            <w:tcBorders>
-              <w:top w:val="single" w:color="000000" w:sz="4"/>
-              <w:left w:val="single" w:color="000000" w:sz="4"/>
-              <w:bottom w:val="single" w:color="000000" w:sz="4"/>
-              <w:right w:val="single" w:color="000000" w:sz="4"/>
-            </w:tcBorders>
-            <w:tcMar>
-              <w:top w:type="dxa" w:w="30"/>
-              <w:left w:type="dxa" w:w="70"/>
-              <w:bottom w:type="dxa" w:w="30"/>
-              <w:right w:type="dxa" w:w="70"/>
-            </w:tcMar>
-            <w:vAlign w:val="center"/>
-          </w:tcPr>
-          <w:p>
-            <w:pPr>
+            <w:tcW w:type="dxa" w:w="2086"/>
+            <w:tcBorders>
+              <w:top w:val="single" w:color="000000" w:sz="4"/>
+              <w:left w:val="single" w:color="000000" w:sz="4"/>
+              <w:bottom w:val="single" w:color="000000" w:sz="4"/>
+              <w:right w:val="single" w:color="000000" w:sz="4"/>
+            </w:tcBorders>
+            <w:tcMar>
+              <w:top w:type="dxa" w:w="30"/>
+              <w:left w:type="dxa" w:w="70"/>
+              <w:bottom w:type="dxa" w:w="30"/>
+              <w:right w:type="dxa" w:w="70"/>
+            </w:tcMar>
+            <w:vAlign w:val="center"/>
+          </w:tcPr>
+          <w:p>
+            <w:pPr>
+              <w:keepNext/>
+              <w:spacing w:after="0" w:before="0" w:line="240" w:lineRule="auto"/>
+              <w:jc w:val="left"/>
+            </w:pPr>
+          </w:p>
+        </w:tc>
+        <w:tc>
+          <w:tcPr>
+            <w:tcW w:type="dxa" w:w="740"/>
+            <w:tcBorders>
+              <w:top w:val="single" w:color="000000" w:sz="4"/>
+              <w:left w:val="single" w:color="000000" w:sz="4"/>
+              <w:bottom w:val="single" w:color="000000" w:sz="4"/>
+              <w:right w:val="single" w:color="000000" w:sz="4"/>
+            </w:tcBorders>
+            <w:tcMar>
+              <w:top w:type="dxa" w:w="30"/>
+              <w:left w:type="dxa" w:w="70"/>
+              <w:bottom w:type="dxa" w:w="30"/>
+              <w:right w:type="dxa" w:w="70"/>
+            </w:tcMar>
+            <w:vAlign w:val="center"/>
+          </w:tcPr>
+          <w:p>
+            <w:pPr>
+              <w:keepNext/>
+              <w:spacing w:after="0" w:before="0" w:line="240" w:lineRule="auto"/>
+              <w:jc w:val="left"/>
+            </w:pPr>
+          </w:p>
+        </w:tc>
+        <w:tc>
+          <w:tcPr>
+            <w:tcW w:type="dxa" w:w="740"/>
+            <w:tcBorders>
+              <w:top w:val="single" w:color="000000" w:sz="4"/>
+              <w:left w:val="single" w:color="000000" w:sz="4"/>
+              <w:bottom w:val="single" w:color="000000" w:sz="4"/>
+              <w:right w:val="single" w:color="000000" w:sz="4"/>
+            </w:tcBorders>
+            <w:tcMar>
+              <w:top w:type="dxa" w:w="30"/>
+              <w:left w:type="dxa" w:w="70"/>
+              <w:bottom w:type="dxa" w:w="30"/>
+              <w:right w:type="dxa" w:w="70"/>
+            </w:tcMar>
+            <w:vAlign w:val="center"/>
+          </w:tcPr>
+          <w:p>
+            <w:pPr>
+              <w:keepNext/>
+              <w:spacing w:after="0" w:before="0" w:line="240" w:lineRule="auto"/>
+              <w:jc w:val="left"/>
+            </w:pPr>
+          </w:p>
+        </w:tc>
+        <w:tc>
+          <w:tcPr>
+            <w:tcW w:type="dxa" w:w="515"/>
+            <w:tcBorders>
+              <w:top w:val="single" w:color="000000" w:sz="4"/>
+              <w:left w:val="single" w:color="000000" w:sz="4"/>
+              <w:bottom w:val="single" w:color="000000" w:sz="4"/>
+              <w:right w:val="single" w:color="000000" w:sz="4"/>
+            </w:tcBorders>
+            <w:tcMar>
+              <w:top w:type="dxa" w:w="30"/>
+              <w:left w:type="dxa" w:w="70"/>
+              <w:bottom w:type="dxa" w:w="30"/>
+              <w:right w:type="dxa" w:w="70"/>
+            </w:tcMar>
+            <w:vAlign w:val="center"/>
+          </w:tcPr>
+          <w:p>
+            <w:pPr>
+              <w:keepNext/>
+              <w:spacing w:after="0" w:before="0" w:line="240" w:lineRule="auto"/>
+              <w:jc w:val="left"/>
+            </w:pPr>
+          </w:p>
+        </w:tc>
+        <w:tc>
+          <w:tcPr>
+            <w:tcW w:type="dxa" w:w="667"/>
+            <w:tcBorders>
+              <w:top w:val="single" w:color="000000" w:sz="4"/>
+              <w:left w:val="single" w:color="000000" w:sz="4"/>
+              <w:bottom w:val="single" w:color="000000" w:sz="4"/>
+              <w:right w:val="single" w:color="000000" w:sz="4"/>
+            </w:tcBorders>
+            <w:tcMar>
+              <w:top w:type="dxa" w:w="30"/>
+              <w:left w:type="dxa" w:w="70"/>
+              <w:bottom w:type="dxa" w:w="30"/>
+              <w:right w:type="dxa" w:w="70"/>
+            </w:tcMar>
+            <w:vAlign w:val="center"/>
+          </w:tcPr>
+          <w:p>
+            <w:pPr>
+              <w:keepNext/>
+              <w:spacing w:after="0" w:before="0" w:line="240" w:lineRule="auto"/>
+              <w:jc w:val="left"/>
+            </w:pPr>
+          </w:p>
+        </w:tc>
+        <w:tc>
+          <w:tcPr>
+            <w:tcW w:type="dxa" w:w="1652"/>
+            <w:tcBorders>
+              <w:top w:val="single" w:color="000000" w:sz="4"/>
+              <w:left w:val="single" w:color="000000" w:sz="4"/>
+              <w:bottom w:val="single" w:color="000000" w:sz="4"/>
+              <w:right w:val="single" w:color="000000" w:sz="4"/>
+            </w:tcBorders>
+            <w:tcMar>
+              <w:top w:type="dxa" w:w="30"/>
+              <w:left w:type="dxa" w:w="70"/>
+              <w:bottom w:type="dxa" w:w="30"/>
+              <w:right w:type="dxa" w:w="70"/>
+            </w:tcMar>
+            <w:vAlign w:val="center"/>
+          </w:tcPr>
+          <w:p>
+            <w:pPr>
+              <w:keepNext/>
+              <w:spacing w:after="0" w:before="0" w:line="240" w:lineRule="auto"/>
+              <w:jc w:val="left"/>
+            </w:pPr>
+          </w:p>
+        </w:tc>
+        <w:tc>
+          <w:tcPr>
+            <w:tcW w:type="dxa" w:w="696"/>
+            <w:tcBorders>
+              <w:top w:val="single" w:color="000000" w:sz="4"/>
+              <w:left w:val="single" w:color="000000" w:sz="4"/>
+              <w:bottom w:val="single" w:color="000000" w:sz="4"/>
+              <w:right w:val="single" w:color="000000" w:sz="4"/>
+            </w:tcBorders>
+            <w:tcMar>
+              <w:top w:type="dxa" w:w="30"/>
+              <w:left w:type="dxa" w:w="70"/>
+              <w:bottom w:type="dxa" w:w="30"/>
+              <w:right w:type="dxa" w:w="70"/>
+            </w:tcMar>
+            <w:vAlign w:val="center"/>
+          </w:tcPr>
+          <w:p>
+            <w:pPr>
+              <w:keepNext/>
+              <w:spacing w:after="0" w:before="0" w:line="240" w:lineRule="auto"/>
+              <w:jc w:val="left"/>
+            </w:pPr>
+          </w:p>
+        </w:tc>
+        <w:tc>
+          <w:tcPr>
+            <w:tcW w:type="dxa" w:w="740"/>
+            <w:tcBorders>
+              <w:top w:val="single" w:color="000000" w:sz="4"/>
+              <w:left w:val="single" w:color="000000" w:sz="4"/>
+              <w:bottom w:val="single" w:color="000000" w:sz="4"/>
+              <w:right w:val="single" w:color="000000" w:sz="4"/>
+            </w:tcBorders>
+            <w:tcMar>
+              <w:top w:type="dxa" w:w="30"/>
+              <w:left w:type="dxa" w:w="70"/>
+              <w:bottom w:type="dxa" w:w="30"/>
+              <w:right w:type="dxa" w:w="70"/>
+            </w:tcMar>
+            <w:vAlign w:val="center"/>
+          </w:tcPr>
+          <w:p>
+            <w:pPr>
+              <w:keepNext/>
+              <w:spacing w:after="0" w:before="0" w:line="240" w:lineRule="auto"/>
+              <w:jc w:val="left"/>
+            </w:pPr>
+          </w:p>
+        </w:tc>
+        <w:tc>
+          <w:tcPr>
+            <w:tcW w:type="dxa" w:w="515"/>
+            <w:tcBorders>
+              <w:top w:val="single" w:color="000000" w:sz="4"/>
+              <w:left w:val="single" w:color="000000" w:sz="4"/>
+              <w:bottom w:val="single" w:color="000000" w:sz="4"/>
+              <w:right w:val="single" w:color="000000" w:sz="4"/>
+            </w:tcBorders>
+            <w:tcMar>
+              <w:top w:type="dxa" w:w="30"/>
+              <w:left w:type="dxa" w:w="70"/>
+              <w:bottom w:type="dxa" w:w="30"/>
+              <w:right w:type="dxa" w:w="70"/>
+            </w:tcMar>
+            <w:vAlign w:val="center"/>
+          </w:tcPr>
+          <w:p>
+            <w:pPr>
+              <w:keepNext/>
+              <w:spacing w:after="0" w:before="0" w:line="240" w:lineRule="auto"/>
+              <w:jc w:val="left"/>
+            </w:pPr>
+          </w:p>
+        </w:tc>
+        <w:tc>
+          <w:tcPr>
+            <w:tcW w:type="dxa" w:w="590"/>
+            <w:tcBorders>
+              <w:top w:val="single" w:color="000000" w:sz="4"/>
+              <w:left w:val="single" w:color="000000" w:sz="4"/>
+              <w:bottom w:val="single" w:color="000000" w:sz="4"/>
+              <w:right w:val="single" w:color="000000" w:sz="4"/>
+            </w:tcBorders>
+            <w:tcMar>
+              <w:top w:type="dxa" w:w="30"/>
+              <w:left w:type="dxa" w:w="70"/>
+              <w:bottom w:type="dxa" w:w="30"/>
+              <w:right w:type="dxa" w:w="70"/>
+            </w:tcMar>
+            <w:vAlign w:val="center"/>
+          </w:tcPr>
+          <w:p>
+            <w:pPr>
+              <w:keepNext/>
               <w:spacing w:after="0" w:before="0" w:line="240" w:lineRule="auto"/>
               <w:jc w:val="left"/>
             </w:pPr>
@@ -5125,23 +5261,24 @@
         </w:trPr>
         <w:tc>
           <w:tcPr>
-            <w:tcW w:type="dxa" w:w="695"/>
-            <w:tcBorders>
-              <w:top w:val="single" w:color="000000" w:sz="4"/>
-              <w:left w:val="single" w:color="000000" w:sz="4"/>
-              <w:bottom w:val="single" w:color="000000" w:sz="4"/>
-              <w:right w:val="single" w:color="000000" w:sz="4"/>
-            </w:tcBorders>
-            <w:tcMar>
-              <w:top w:type="dxa" w:w="30"/>
-              <w:left w:type="dxa" w:w="70"/>
-              <w:bottom w:type="dxa" w:w="30"/>
-              <w:right w:type="dxa" w:w="70"/>
-            </w:tcMar>
-            <w:vAlign w:val="center"/>
-          </w:tcPr>
-          <w:p>
-            <w:pPr>
+            <w:tcW w:type="dxa" w:w="609"/>
+            <w:tcBorders>
+              <w:top w:val="single" w:color="000000" w:sz="4"/>
+              <w:left w:val="single" w:color="000000" w:sz="4"/>
+              <w:bottom w:val="single" w:color="000000" w:sz="4"/>
+              <w:right w:val="single" w:color="000000" w:sz="4"/>
+            </w:tcBorders>
+            <w:tcMar>
+              <w:top w:type="dxa" w:w="30"/>
+              <w:left w:type="dxa" w:w="70"/>
+              <w:bottom w:type="dxa" w:w="30"/>
+              <w:right w:type="dxa" w:w="70"/>
+            </w:tcMar>
+            <w:vAlign w:val="center"/>
+          </w:tcPr>
+          <w:p>
+            <w:pPr>
+              <w:keepNext/>
               <w:spacing w:after="0" w:before="0" w:line="240" w:lineRule="auto"/>
               <w:jc w:val="left"/>
             </w:pPr>
@@ -5161,23 +5298,24 @@
         </w:tc>
         <w:tc>
           <w:tcPr>
-            <w:tcW w:type="dxa" w:w="999"/>
-            <w:tcBorders>
-              <w:top w:val="single" w:color="000000" w:sz="4"/>
-              <w:left w:val="single" w:color="000000" w:sz="4"/>
-              <w:bottom w:val="single" w:color="000000" w:sz="4"/>
-              <w:right w:val="single" w:color="000000" w:sz="4"/>
-            </w:tcBorders>
-            <w:tcMar>
-              <w:top w:type="dxa" w:w="30"/>
-              <w:left w:type="dxa" w:w="70"/>
-              <w:bottom w:type="dxa" w:w="30"/>
-              <w:right w:type="dxa" w:w="70"/>
-            </w:tcMar>
-            <w:vAlign w:val="center"/>
-          </w:tcPr>
-          <w:p>
-            <w:pPr>
+            <w:tcW w:type="dxa" w:w="783"/>
+            <w:tcBorders>
+              <w:top w:val="single" w:color="000000" w:sz="4"/>
+              <w:left w:val="single" w:color="000000" w:sz="4"/>
+              <w:bottom w:val="single" w:color="000000" w:sz="4"/>
+              <w:right w:val="single" w:color="000000" w:sz="4"/>
+            </w:tcBorders>
+            <w:tcMar>
+              <w:top w:type="dxa" w:w="30"/>
+              <w:left w:type="dxa" w:w="70"/>
+              <w:bottom w:type="dxa" w:w="30"/>
+              <w:right w:type="dxa" w:w="70"/>
+            </w:tcMar>
+            <w:vAlign w:val="center"/>
+          </w:tcPr>
+          <w:p>
+            <w:pPr>
+              <w:keepNext/>
               <w:spacing w:after="0" w:before="0" w:line="240" w:lineRule="auto"/>
               <w:jc w:val="left"/>
             </w:pPr>
@@ -5197,23 +5335,24 @@
         </w:tc>
         <w:tc>
           <w:tcPr>
-            <w:tcW w:type="dxa" w:w="915"/>
-            <w:tcBorders>
-              <w:top w:val="single" w:color="000000" w:sz="4"/>
-              <w:left w:val="single" w:color="000000" w:sz="4"/>
-              <w:bottom w:val="single" w:color="000000" w:sz="4"/>
-              <w:right w:val="single" w:color="000000" w:sz="4"/>
-            </w:tcBorders>
-            <w:tcMar>
-              <w:top w:type="dxa" w:w="30"/>
-              <w:left w:type="dxa" w:w="70"/>
-              <w:bottom w:type="dxa" w:w="30"/>
-              <w:right w:type="dxa" w:w="70"/>
-            </w:tcMar>
-            <w:vAlign w:val="center"/>
-          </w:tcPr>
-          <w:p>
-            <w:pPr>
+            <w:tcW w:type="dxa" w:w="696"/>
+            <w:tcBorders>
+              <w:top w:val="single" w:color="000000" w:sz="4"/>
+              <w:left w:val="single" w:color="000000" w:sz="4"/>
+              <w:bottom w:val="single" w:color="000000" w:sz="4"/>
+              <w:right w:val="single" w:color="000000" w:sz="4"/>
+            </w:tcBorders>
+            <w:tcMar>
+              <w:top w:type="dxa" w:w="30"/>
+              <w:left w:type="dxa" w:w="70"/>
+              <w:bottom w:type="dxa" w:w="30"/>
+              <w:right w:type="dxa" w:w="70"/>
+            </w:tcMar>
+            <w:vAlign w:val="center"/>
+          </w:tcPr>
+          <w:p>
+            <w:pPr>
+              <w:keepNext/>
               <w:spacing w:after="0" w:before="0" w:line="240" w:lineRule="auto"/>
               <w:jc w:val="left"/>
             </w:pPr>
@@ -5233,23 +5372,24 @@
         </w:tc>
         <w:tc>
           <w:tcPr>
-            <w:tcW w:type="dxa" w:w="936"/>
-            <w:tcBorders>
-              <w:top w:val="single" w:color="000000" w:sz="4"/>
-              <w:left w:val="single" w:color="000000" w:sz="4"/>
-              <w:bottom w:val="single" w:color="000000" w:sz="4"/>
-              <w:right w:val="single" w:color="000000" w:sz="4"/>
-            </w:tcBorders>
-            <w:tcMar>
-              <w:top w:type="dxa" w:w="30"/>
-              <w:left w:type="dxa" w:w="70"/>
-              <w:bottom w:type="dxa" w:w="30"/>
-              <w:right w:type="dxa" w:w="70"/>
-            </w:tcMar>
-            <w:vAlign w:val="center"/>
-          </w:tcPr>
-          <w:p>
-            <w:pPr>
+            <w:tcW w:type="dxa" w:w="696"/>
+            <w:tcBorders>
+              <w:top w:val="single" w:color="000000" w:sz="4"/>
+              <w:left w:val="single" w:color="000000" w:sz="4"/>
+              <w:bottom w:val="single" w:color="000000" w:sz="4"/>
+              <w:right w:val="single" w:color="000000" w:sz="4"/>
+            </w:tcBorders>
+            <w:tcMar>
+              <w:top w:type="dxa" w:w="30"/>
+              <w:left w:type="dxa" w:w="70"/>
+              <w:bottom w:type="dxa" w:w="30"/>
+              <w:right w:type="dxa" w:w="70"/>
+            </w:tcMar>
+            <w:vAlign w:val="center"/>
+          </w:tcPr>
+          <w:p>
+            <w:pPr>
+              <w:keepNext/>
               <w:spacing w:after="0" w:before="0" w:line="240" w:lineRule="auto"/>
               <w:jc w:val="left"/>
             </w:pPr>
@@ -5269,47 +5409,49 @@
         </w:tc>
         <w:tc>
           <w:tcPr>
-            <w:tcW w:type="dxa" w:w="1219"/>
-            <w:tcBorders>
-              <w:top w:val="single" w:color="000000" w:sz="4"/>
-              <w:left w:val="single" w:color="000000" w:sz="4"/>
-              <w:bottom w:val="single" w:color="000000" w:sz="4"/>
-              <w:right w:val="single" w:color="000000" w:sz="4"/>
-            </w:tcBorders>
-            <w:tcMar>
-              <w:top w:type="dxa" w:w="30"/>
-              <w:left w:type="dxa" w:w="70"/>
-              <w:bottom w:type="dxa" w:w="30"/>
-              <w:right w:type="dxa" w:w="70"/>
-            </w:tcMar>
-            <w:vAlign w:val="center"/>
-          </w:tcPr>
-          <w:p>
-            <w:pPr>
-              <w:spacing w:after="0" w:before="0" w:line="240" w:lineRule="auto"/>
-              <w:jc w:val="left"/>
-            </w:pPr>
-          </w:p>
-        </w:tc>
-        <w:tc>
-          <w:tcPr>
-            <w:tcW w:type="dxa" w:w="922"/>
-            <w:tcBorders>
-              <w:top w:val="single" w:color="000000" w:sz="4"/>
-              <w:left w:val="single" w:color="000000" w:sz="4"/>
-              <w:bottom w:val="single" w:color="000000" w:sz="4"/>
-              <w:right w:val="single" w:color="000000" w:sz="4"/>
-            </w:tcBorders>
-            <w:tcMar>
-              <w:top w:type="dxa" w:w="30"/>
-              <w:left w:type="dxa" w:w="70"/>
-              <w:bottom w:type="dxa" w:w="30"/>
-              <w:right w:type="dxa" w:w="70"/>
-            </w:tcMar>
-            <w:vAlign w:val="center"/>
-          </w:tcPr>
-          <w:p>
-            <w:pPr>
+            <w:tcW w:type="dxa" w:w="957"/>
+            <w:tcBorders>
+              <w:top w:val="single" w:color="000000" w:sz="4"/>
+              <w:left w:val="single" w:color="000000" w:sz="4"/>
+              <w:bottom w:val="single" w:color="000000" w:sz="4"/>
+              <w:right w:val="single" w:color="000000" w:sz="4"/>
+            </w:tcBorders>
+            <w:tcMar>
+              <w:top w:type="dxa" w:w="30"/>
+              <w:left w:type="dxa" w:w="70"/>
+              <w:bottom w:type="dxa" w:w="30"/>
+              <w:right w:type="dxa" w:w="70"/>
+            </w:tcMar>
+            <w:vAlign w:val="center"/>
+          </w:tcPr>
+          <w:p>
+            <w:pPr>
+              <w:keepNext/>
+              <w:spacing w:after="0" w:before="0" w:line="240" w:lineRule="auto"/>
+              <w:jc w:val="left"/>
+            </w:pPr>
+          </w:p>
+        </w:tc>
+        <w:tc>
+          <w:tcPr>
+            <w:tcW w:type="dxa" w:w="1275"/>
+            <w:tcBorders>
+              <w:top w:val="single" w:color="000000" w:sz="4"/>
+              <w:left w:val="single" w:color="000000" w:sz="4"/>
+              <w:bottom w:val="single" w:color="000000" w:sz="4"/>
+              <w:right w:val="single" w:color="000000" w:sz="4"/>
+            </w:tcBorders>
+            <w:tcMar>
+              <w:top w:type="dxa" w:w="30"/>
+              <w:left w:type="dxa" w:w="70"/>
+              <w:bottom w:type="dxa" w:w="30"/>
+              <w:right w:type="dxa" w:w="70"/>
+            </w:tcMar>
+            <w:vAlign w:val="center"/>
+          </w:tcPr>
+          <w:p>
+            <w:pPr>
+              <w:keepNext/>
               <w:spacing w:after="0" w:before="0" w:line="240" w:lineRule="auto"/>
               <w:jc w:val="left"/>
             </w:pPr>
@@ -5329,239 +5471,249 @@
         </w:tc>
         <w:tc>
           <w:tcPr>
-            <w:tcW w:type="dxa" w:w="1168"/>
-            <w:tcBorders>
-              <w:top w:val="single" w:color="000000" w:sz="4"/>
-              <w:left w:val="single" w:color="000000" w:sz="4"/>
-              <w:bottom w:val="single" w:color="000000" w:sz="4"/>
-              <w:right w:val="single" w:color="000000" w:sz="4"/>
-            </w:tcBorders>
-            <w:tcMar>
-              <w:top w:type="dxa" w:w="30"/>
-              <w:left w:type="dxa" w:w="70"/>
-              <w:bottom w:type="dxa" w:w="30"/>
-              <w:right w:type="dxa" w:w="70"/>
-            </w:tcMar>
-            <w:vAlign w:val="center"/>
-          </w:tcPr>
-          <w:p>
-            <w:pPr>
-              <w:spacing w:after="0" w:before="0" w:line="240" w:lineRule="auto"/>
-              <w:jc w:val="left"/>
-            </w:pPr>
-          </w:p>
-        </w:tc>
-        <w:tc>
-          <w:tcPr>
-            <w:tcW w:type="dxa" w:w="844"/>
-            <w:tcBorders>
-              <w:top w:val="single" w:color="000000" w:sz="4"/>
-              <w:left w:val="single" w:color="000000" w:sz="4"/>
-              <w:bottom w:val="single" w:color="000000" w:sz="4"/>
-              <w:right w:val="single" w:color="000000" w:sz="4"/>
-            </w:tcBorders>
-            <w:tcMar>
-              <w:top w:type="dxa" w:w="30"/>
-              <w:left w:type="dxa" w:w="70"/>
-              <w:bottom w:type="dxa" w:w="30"/>
-              <w:right w:type="dxa" w:w="70"/>
-            </w:tcMar>
-            <w:vAlign w:val="center"/>
-          </w:tcPr>
-          <w:p>
-            <w:pPr>
-              <w:spacing w:after="0" w:before="0" w:line="240" w:lineRule="auto"/>
-              <w:jc w:val="left"/>
-            </w:pPr>
-          </w:p>
-        </w:tc>
-        <w:tc>
-          <w:tcPr>
-            <w:tcW w:type="dxa" w:w="844"/>
-            <w:tcBorders>
-              <w:top w:val="single" w:color="000000" w:sz="4"/>
-              <w:left w:val="single" w:color="000000" w:sz="4"/>
-              <w:bottom w:val="single" w:color="000000" w:sz="4"/>
-              <w:right w:val="single" w:color="000000" w:sz="4"/>
-            </w:tcBorders>
-            <w:tcMar>
-              <w:top w:type="dxa" w:w="30"/>
-              <w:left w:type="dxa" w:w="70"/>
-              <w:bottom w:type="dxa" w:w="30"/>
-              <w:right w:type="dxa" w:w="70"/>
-            </w:tcMar>
-            <w:vAlign w:val="center"/>
-          </w:tcPr>
-          <w:p>
-            <w:pPr>
-              <w:spacing w:after="0" w:before="0" w:line="240" w:lineRule="auto"/>
-              <w:jc w:val="left"/>
-            </w:pPr>
-          </w:p>
-        </w:tc>
-        <w:tc>
-          <w:tcPr>
-            <w:tcW w:type="dxa" w:w="794"/>
-            <w:tcBorders>
-              <w:top w:val="single" w:color="000000" w:sz="4"/>
-              <w:left w:val="single" w:color="000000" w:sz="4"/>
-              <w:bottom w:val="single" w:color="000000" w:sz="4"/>
-              <w:right w:val="single" w:color="000000" w:sz="4"/>
-            </w:tcBorders>
-            <w:tcMar>
-              <w:top w:type="dxa" w:w="30"/>
-              <w:left w:type="dxa" w:w="70"/>
-              <w:bottom w:type="dxa" w:w="30"/>
-              <w:right w:type="dxa" w:w="70"/>
-            </w:tcMar>
-            <w:vAlign w:val="center"/>
-          </w:tcPr>
-          <w:p>
-            <w:pPr>
-              <w:spacing w:after="0" w:before="0" w:line="240" w:lineRule="auto"/>
-              <w:jc w:val="left"/>
-            </w:pPr>
-          </w:p>
-        </w:tc>
-        <w:tc>
-          <w:tcPr>
-            <w:tcW w:type="dxa" w:w="715"/>
-            <w:tcBorders>
-              <w:top w:val="single" w:color="000000" w:sz="4"/>
-              <w:left w:val="single" w:color="000000" w:sz="4"/>
-              <w:bottom w:val="single" w:color="000000" w:sz="4"/>
-              <w:right w:val="single" w:color="000000" w:sz="4"/>
-            </w:tcBorders>
-            <w:tcMar>
-              <w:top w:type="dxa" w:w="30"/>
-              <w:left w:type="dxa" w:w="70"/>
-              <w:bottom w:type="dxa" w:w="30"/>
-              <w:right w:type="dxa" w:w="70"/>
-            </w:tcMar>
-            <w:vAlign w:val="center"/>
-          </w:tcPr>
-          <w:p>
-            <w:pPr>
-              <w:spacing w:after="0" w:before="0" w:line="240" w:lineRule="auto"/>
-              <w:jc w:val="left"/>
-            </w:pPr>
-          </w:p>
-        </w:tc>
-        <w:tc>
-          <w:tcPr>
-            <w:tcW w:type="dxa" w:w="973"/>
-            <w:tcBorders>
-              <w:top w:val="single" w:color="000000" w:sz="4"/>
-              <w:left w:val="single" w:color="000000" w:sz="4"/>
-              <w:bottom w:val="single" w:color="000000" w:sz="4"/>
-              <w:right w:val="single" w:color="000000" w:sz="4"/>
-            </w:tcBorders>
-            <w:tcMar>
-              <w:top w:type="dxa" w:w="30"/>
-              <w:left w:type="dxa" w:w="70"/>
-              <w:bottom w:type="dxa" w:w="30"/>
-              <w:right w:type="dxa" w:w="70"/>
-            </w:tcMar>
-            <w:vAlign w:val="center"/>
-          </w:tcPr>
-          <w:p>
-            <w:pPr>
-              <w:spacing w:after="0" w:before="0" w:line="240" w:lineRule="auto"/>
-              <w:jc w:val="left"/>
-            </w:pPr>
-          </w:p>
-        </w:tc>
-        <w:tc>
-          <w:tcPr>
-            <w:tcW w:type="dxa" w:w="858"/>
-            <w:tcBorders>
-              <w:top w:val="single" w:color="000000" w:sz="4"/>
-              <w:left w:val="single" w:color="000000" w:sz="4"/>
-              <w:bottom w:val="single" w:color="000000" w:sz="4"/>
-              <w:right w:val="single" w:color="000000" w:sz="4"/>
-            </w:tcBorders>
-            <w:tcMar>
-              <w:top w:type="dxa" w:w="30"/>
-              <w:left w:type="dxa" w:w="70"/>
-              <w:bottom w:type="dxa" w:w="30"/>
-              <w:right w:type="dxa" w:w="70"/>
-            </w:tcMar>
-            <w:vAlign w:val="center"/>
-          </w:tcPr>
-          <w:p>
-            <w:pPr>
-              <w:spacing w:after="0" w:before="0" w:line="240" w:lineRule="auto"/>
-              <w:jc w:val="left"/>
-            </w:pPr>
-          </w:p>
-        </w:tc>
-        <w:tc>
-          <w:tcPr>
-            <w:tcW w:type="dxa" w:w="897"/>
-            <w:tcBorders>
-              <w:top w:val="single" w:color="000000" w:sz="4"/>
-              <w:left w:val="single" w:color="000000" w:sz="4"/>
-              <w:bottom w:val="single" w:color="000000" w:sz="4"/>
-              <w:right w:val="single" w:color="000000" w:sz="4"/>
-            </w:tcBorders>
-            <w:tcMar>
-              <w:top w:type="dxa" w:w="30"/>
-              <w:left w:type="dxa" w:w="70"/>
-              <w:bottom w:type="dxa" w:w="30"/>
-              <w:right w:type="dxa" w:w="70"/>
-            </w:tcMar>
-            <w:vAlign w:val="center"/>
-          </w:tcPr>
-          <w:p>
-            <w:pPr>
-              <w:spacing w:after="0" w:before="0" w:line="240" w:lineRule="auto"/>
-              <w:jc w:val="left"/>
-            </w:pPr>
-          </w:p>
-        </w:tc>
-        <w:tc>
-          <w:tcPr>
-            <w:tcW w:type="dxa" w:w="587"/>
-            <w:tcBorders>
-              <w:top w:val="single" w:color="000000" w:sz="4"/>
-              <w:left w:val="single" w:color="000000" w:sz="4"/>
-              <w:bottom w:val="single" w:color="000000" w:sz="4"/>
-              <w:right w:val="single" w:color="000000" w:sz="4"/>
-            </w:tcBorders>
-            <w:tcMar>
-              <w:top w:type="dxa" w:w="30"/>
-              <w:left w:type="dxa" w:w="70"/>
-              <w:bottom w:type="dxa" w:w="30"/>
-              <w:right w:type="dxa" w:w="70"/>
-            </w:tcMar>
-            <w:vAlign w:val="center"/>
-          </w:tcPr>
-          <w:p>
-            <w:pPr>
-              <w:spacing w:after="0" w:before="0" w:line="240" w:lineRule="auto"/>
-              <w:jc w:val="left"/>
-            </w:pPr>
-          </w:p>
-        </w:tc>
-        <w:tc>
-          <w:tcPr>
-            <w:tcW w:type="dxa" w:w="591"/>
-            <w:tcBorders>
-              <w:top w:val="single" w:color="000000" w:sz="4"/>
-              <w:left w:val="single" w:color="000000" w:sz="4"/>
-              <w:bottom w:val="single" w:color="000000" w:sz="4"/>
-              <w:right w:val="single" w:color="000000" w:sz="4"/>
-            </w:tcBorders>
-            <w:tcMar>
-              <w:top w:type="dxa" w:w="30"/>
-              <w:left w:type="dxa" w:w="70"/>
-              <w:bottom w:type="dxa" w:w="30"/>
-              <w:right w:type="dxa" w:w="70"/>
-            </w:tcMar>
-            <w:vAlign w:val="center"/>
-          </w:tcPr>
-          <w:p>
-            <w:pPr>
+            <w:tcW w:type="dxa" w:w="2086"/>
+            <w:tcBorders>
+              <w:top w:val="single" w:color="000000" w:sz="4"/>
+              <w:left w:val="single" w:color="000000" w:sz="4"/>
+              <w:bottom w:val="single" w:color="000000" w:sz="4"/>
+              <w:right w:val="single" w:color="000000" w:sz="4"/>
+            </w:tcBorders>
+            <w:tcMar>
+              <w:top w:type="dxa" w:w="30"/>
+              <w:left w:type="dxa" w:w="70"/>
+              <w:bottom w:type="dxa" w:w="30"/>
+              <w:right w:type="dxa" w:w="70"/>
+            </w:tcMar>
+            <w:vAlign w:val="center"/>
+          </w:tcPr>
+          <w:p>
+            <w:pPr>
+              <w:keepNext/>
+              <w:spacing w:after="0" w:before="0" w:line="240" w:lineRule="auto"/>
+              <w:jc w:val="left"/>
+            </w:pPr>
+          </w:p>
+        </w:tc>
+        <w:tc>
+          <w:tcPr>
+            <w:tcW w:type="dxa" w:w="740"/>
+            <w:tcBorders>
+              <w:top w:val="single" w:color="000000" w:sz="4"/>
+              <w:left w:val="single" w:color="000000" w:sz="4"/>
+              <w:bottom w:val="single" w:color="000000" w:sz="4"/>
+              <w:right w:val="single" w:color="000000" w:sz="4"/>
+            </w:tcBorders>
+            <w:tcMar>
+              <w:top w:type="dxa" w:w="30"/>
+              <w:left w:type="dxa" w:w="70"/>
+              <w:bottom w:type="dxa" w:w="30"/>
+              <w:right w:type="dxa" w:w="70"/>
+            </w:tcMar>
+            <w:vAlign w:val="center"/>
+          </w:tcPr>
+          <w:p>
+            <w:pPr>
+              <w:keepNext/>
+              <w:spacing w:after="0" w:before="0" w:line="240" w:lineRule="auto"/>
+              <w:jc w:val="left"/>
+            </w:pPr>
+          </w:p>
+        </w:tc>
+        <w:tc>
+          <w:tcPr>
+            <w:tcW w:type="dxa" w:w="740"/>
+            <w:tcBorders>
+              <w:top w:val="single" w:color="000000" w:sz="4"/>
+              <w:left w:val="single" w:color="000000" w:sz="4"/>
+              <w:bottom w:val="single" w:color="000000" w:sz="4"/>
+              <w:right w:val="single" w:color="000000" w:sz="4"/>
+            </w:tcBorders>
+            <w:tcMar>
+              <w:top w:type="dxa" w:w="30"/>
+              <w:left w:type="dxa" w:w="70"/>
+              <w:bottom w:type="dxa" w:w="30"/>
+              <w:right w:type="dxa" w:w="70"/>
+            </w:tcMar>
+            <w:vAlign w:val="center"/>
+          </w:tcPr>
+          <w:p>
+            <w:pPr>
+              <w:keepNext/>
+              <w:spacing w:after="0" w:before="0" w:line="240" w:lineRule="auto"/>
+              <w:jc w:val="left"/>
+            </w:pPr>
+          </w:p>
+        </w:tc>
+        <w:tc>
+          <w:tcPr>
+            <w:tcW w:type="dxa" w:w="515"/>
+            <w:tcBorders>
+              <w:top w:val="single" w:color="000000" w:sz="4"/>
+              <w:left w:val="single" w:color="000000" w:sz="4"/>
+              <w:bottom w:val="single" w:color="000000" w:sz="4"/>
+              <w:right w:val="single" w:color="000000" w:sz="4"/>
+            </w:tcBorders>
+            <w:tcMar>
+              <w:top w:type="dxa" w:w="30"/>
+              <w:left w:type="dxa" w:w="70"/>
+              <w:bottom w:type="dxa" w:w="30"/>
+              <w:right w:type="dxa" w:w="70"/>
+            </w:tcMar>
+            <w:vAlign w:val="center"/>
+          </w:tcPr>
+          <w:p>
+            <w:pPr>
+              <w:keepNext/>
+              <w:spacing w:after="0" w:before="0" w:line="240" w:lineRule="auto"/>
+              <w:jc w:val="left"/>
+            </w:pPr>
+          </w:p>
+        </w:tc>
+        <w:tc>
+          <w:tcPr>
+            <w:tcW w:type="dxa" w:w="667"/>
+            <w:tcBorders>
+              <w:top w:val="single" w:color="000000" w:sz="4"/>
+              <w:left w:val="single" w:color="000000" w:sz="4"/>
+              <w:bottom w:val="single" w:color="000000" w:sz="4"/>
+              <w:right w:val="single" w:color="000000" w:sz="4"/>
+            </w:tcBorders>
+            <w:tcMar>
+              <w:top w:type="dxa" w:w="30"/>
+              <w:left w:type="dxa" w:w="70"/>
+              <w:bottom w:type="dxa" w:w="30"/>
+              <w:right w:type="dxa" w:w="70"/>
+            </w:tcMar>
+            <w:vAlign w:val="center"/>
+          </w:tcPr>
+          <w:p>
+            <w:pPr>
+              <w:keepNext/>
+              <w:spacing w:after="0" w:before="0" w:line="240" w:lineRule="auto"/>
+              <w:jc w:val="left"/>
+            </w:pPr>
+          </w:p>
+        </w:tc>
+        <w:tc>
+          <w:tcPr>
+            <w:tcW w:type="dxa" w:w="1652"/>
+            <w:tcBorders>
+              <w:top w:val="single" w:color="000000" w:sz="4"/>
+              <w:left w:val="single" w:color="000000" w:sz="4"/>
+              <w:bottom w:val="single" w:color="000000" w:sz="4"/>
+              <w:right w:val="single" w:color="000000" w:sz="4"/>
+            </w:tcBorders>
+            <w:tcMar>
+              <w:top w:type="dxa" w:w="30"/>
+              <w:left w:type="dxa" w:w="70"/>
+              <w:bottom w:type="dxa" w:w="30"/>
+              <w:right w:type="dxa" w:w="70"/>
+            </w:tcMar>
+            <w:vAlign w:val="center"/>
+          </w:tcPr>
+          <w:p>
+            <w:pPr>
+              <w:keepNext/>
+              <w:spacing w:after="0" w:before="0" w:line="240" w:lineRule="auto"/>
+              <w:jc w:val="left"/>
+            </w:pPr>
+          </w:p>
+        </w:tc>
+        <w:tc>
+          <w:tcPr>
+            <w:tcW w:type="dxa" w:w="696"/>
+            <w:tcBorders>
+              <w:top w:val="single" w:color="000000" w:sz="4"/>
+              <w:left w:val="single" w:color="000000" w:sz="4"/>
+              <w:bottom w:val="single" w:color="000000" w:sz="4"/>
+              <w:right w:val="single" w:color="000000" w:sz="4"/>
+            </w:tcBorders>
+            <w:tcMar>
+              <w:top w:type="dxa" w:w="30"/>
+              <w:left w:type="dxa" w:w="70"/>
+              <w:bottom w:type="dxa" w:w="30"/>
+              <w:right w:type="dxa" w:w="70"/>
+            </w:tcMar>
+            <w:vAlign w:val="center"/>
+          </w:tcPr>
+          <w:p>
+            <w:pPr>
+              <w:keepNext/>
+              <w:spacing w:after="0" w:before="0" w:line="240" w:lineRule="auto"/>
+              <w:jc w:val="left"/>
+            </w:pPr>
+          </w:p>
+        </w:tc>
+        <w:tc>
+          <w:tcPr>
+            <w:tcW w:type="dxa" w:w="740"/>
+            <w:tcBorders>
+              <w:top w:val="single" w:color="000000" w:sz="4"/>
+              <w:left w:val="single" w:color="000000" w:sz="4"/>
+              <w:bottom w:val="single" w:color="000000" w:sz="4"/>
+              <w:right w:val="single" w:color="000000" w:sz="4"/>
+            </w:tcBorders>
+            <w:tcMar>
+              <w:top w:type="dxa" w:w="30"/>
+              <w:left w:type="dxa" w:w="70"/>
+              <w:bottom w:type="dxa" w:w="30"/>
+              <w:right w:type="dxa" w:w="70"/>
+            </w:tcMar>
+            <w:vAlign w:val="center"/>
+          </w:tcPr>
+          <w:p>
+            <w:pPr>
+              <w:keepNext/>
+              <w:spacing w:after="0" w:before="0" w:line="240" w:lineRule="auto"/>
+              <w:jc w:val="left"/>
+            </w:pPr>
+          </w:p>
+        </w:tc>
+        <w:tc>
+          <w:tcPr>
+            <w:tcW w:type="dxa" w:w="515"/>
+            <w:tcBorders>
+              <w:top w:val="single" w:color="000000" w:sz="4"/>
+              <w:left w:val="single" w:color="000000" w:sz="4"/>
+              <w:bottom w:val="single" w:color="000000" w:sz="4"/>
+              <w:right w:val="single" w:color="000000" w:sz="4"/>
+            </w:tcBorders>
+            <w:tcMar>
+              <w:top w:type="dxa" w:w="30"/>
+              <w:left w:type="dxa" w:w="70"/>
+              <w:bottom w:type="dxa" w:w="30"/>
+              <w:right w:type="dxa" w:w="70"/>
+            </w:tcMar>
+            <w:vAlign w:val="center"/>
+          </w:tcPr>
+          <w:p>
+            <w:pPr>
+              <w:keepNext/>
+              <w:spacing w:after="0" w:before="0" w:line="240" w:lineRule="auto"/>
+              <w:jc w:val="left"/>
+            </w:pPr>
+          </w:p>
+        </w:tc>
+        <w:tc>
+          <w:tcPr>
+            <w:tcW w:type="dxa" w:w="590"/>
+            <w:tcBorders>
+              <w:top w:val="single" w:color="000000" w:sz="4"/>
+              <w:left w:val="single" w:color="000000" w:sz="4"/>
+              <w:bottom w:val="single" w:color="000000" w:sz="4"/>
+              <w:right w:val="single" w:color="000000" w:sz="4"/>
+            </w:tcBorders>
+            <w:tcMar>
+              <w:top w:type="dxa" w:w="30"/>
+              <w:left w:type="dxa" w:w="70"/>
+              <w:bottom w:type="dxa" w:w="30"/>
+              <w:right w:type="dxa" w:w="70"/>
+            </w:tcMar>
+            <w:vAlign w:val="center"/>
+          </w:tcPr>
+          <w:p>
+            <w:pPr>
+              <w:keepNext/>
               <w:spacing w:after="0" w:before="0" w:line="240" w:lineRule="auto"/>
               <w:jc w:val="left"/>
             </w:pPr>
@@ -5575,23 +5727,24 @@
         </w:trPr>
         <w:tc>
           <w:tcPr>
-            <w:tcW w:type="dxa" w:w="695"/>
-            <w:tcBorders>
-              <w:top w:val="single" w:color="000000" w:sz="4"/>
-              <w:left w:val="single" w:color="000000" w:sz="4"/>
-              <w:bottom w:val="single" w:color="000000" w:sz="4"/>
-              <w:right w:val="single" w:color="000000" w:sz="4"/>
-            </w:tcBorders>
-            <w:tcMar>
-              <w:top w:type="dxa" w:w="30"/>
-              <w:left w:type="dxa" w:w="70"/>
-              <w:bottom w:type="dxa" w:w="30"/>
-              <w:right w:type="dxa" w:w="70"/>
-            </w:tcMar>
-            <w:vAlign w:val="center"/>
-          </w:tcPr>
-          <w:p>
-            <w:pPr>
+            <w:tcW w:type="dxa" w:w="609"/>
+            <w:tcBorders>
+              <w:top w:val="single" w:color="000000" w:sz="4"/>
+              <w:left w:val="single" w:color="000000" w:sz="4"/>
+              <w:bottom w:val="single" w:color="000000" w:sz="4"/>
+              <w:right w:val="single" w:color="000000" w:sz="4"/>
+            </w:tcBorders>
+            <w:tcMar>
+              <w:top w:type="dxa" w:w="30"/>
+              <w:left w:type="dxa" w:w="70"/>
+              <w:bottom w:type="dxa" w:w="30"/>
+              <w:right w:type="dxa" w:w="70"/>
+            </w:tcMar>
+            <w:vAlign w:val="center"/>
+          </w:tcPr>
+          <w:p>
+            <w:pPr>
+              <w:keepNext/>
               <w:spacing w:after="0" w:before="0" w:line="240" w:lineRule="auto"/>
               <w:jc w:val="left"/>
             </w:pPr>
@@ -5611,23 +5764,24 @@
         </w:tc>
         <w:tc>
           <w:tcPr>
-            <w:tcW w:type="dxa" w:w="999"/>
-            <w:tcBorders>
-              <w:top w:val="single" w:color="000000" w:sz="4"/>
-              <w:left w:val="single" w:color="000000" w:sz="4"/>
-              <w:bottom w:val="single" w:color="000000" w:sz="4"/>
-              <w:right w:val="single" w:color="000000" w:sz="4"/>
-            </w:tcBorders>
-            <w:tcMar>
-              <w:top w:type="dxa" w:w="30"/>
-              <w:left w:type="dxa" w:w="70"/>
-              <w:bottom w:type="dxa" w:w="30"/>
-              <w:right w:type="dxa" w:w="70"/>
-            </w:tcMar>
-            <w:vAlign w:val="center"/>
-          </w:tcPr>
-          <w:p>
-            <w:pPr>
+            <w:tcW w:type="dxa" w:w="783"/>
+            <w:tcBorders>
+              <w:top w:val="single" w:color="000000" w:sz="4"/>
+              <w:left w:val="single" w:color="000000" w:sz="4"/>
+              <w:bottom w:val="single" w:color="000000" w:sz="4"/>
+              <w:right w:val="single" w:color="000000" w:sz="4"/>
+            </w:tcBorders>
+            <w:tcMar>
+              <w:top w:type="dxa" w:w="30"/>
+              <w:left w:type="dxa" w:w="70"/>
+              <w:bottom w:type="dxa" w:w="30"/>
+              <w:right w:type="dxa" w:w="70"/>
+            </w:tcMar>
+            <w:vAlign w:val="center"/>
+          </w:tcPr>
+          <w:p>
+            <w:pPr>
+              <w:keepNext/>
               <w:spacing w:after="0" w:before="0" w:line="240" w:lineRule="auto"/>
               <w:jc w:val="left"/>
             </w:pPr>
@@ -5647,23 +5801,24 @@
         </w:tc>
         <w:tc>
           <w:tcPr>
-            <w:tcW w:type="dxa" w:w="915"/>
-            <w:tcBorders>
-              <w:top w:val="single" w:color="000000" w:sz="4"/>
-              <w:left w:val="single" w:color="000000" w:sz="4"/>
-              <w:bottom w:val="single" w:color="000000" w:sz="4"/>
-              <w:right w:val="single" w:color="000000" w:sz="4"/>
-            </w:tcBorders>
-            <w:tcMar>
-              <w:top w:type="dxa" w:w="30"/>
-              <w:left w:type="dxa" w:w="70"/>
-              <w:bottom w:type="dxa" w:w="30"/>
-              <w:right w:type="dxa" w:w="70"/>
-            </w:tcMar>
-            <w:vAlign w:val="center"/>
-          </w:tcPr>
-          <w:p>
-            <w:pPr>
+            <w:tcW w:type="dxa" w:w="696"/>
+            <w:tcBorders>
+              <w:top w:val="single" w:color="000000" w:sz="4"/>
+              <w:left w:val="single" w:color="000000" w:sz="4"/>
+              <w:bottom w:val="single" w:color="000000" w:sz="4"/>
+              <w:right w:val="single" w:color="000000" w:sz="4"/>
+            </w:tcBorders>
+            <w:tcMar>
+              <w:top w:type="dxa" w:w="30"/>
+              <w:left w:type="dxa" w:w="70"/>
+              <w:bottom w:type="dxa" w:w="30"/>
+              <w:right w:type="dxa" w:w="70"/>
+            </w:tcMar>
+            <w:vAlign w:val="center"/>
+          </w:tcPr>
+          <w:p>
+            <w:pPr>
+              <w:keepNext/>
               <w:spacing w:after="0" w:before="0" w:line="240" w:lineRule="auto"/>
               <w:jc w:val="left"/>
             </w:pPr>
@@ -5683,23 +5838,24 @@
         </w:tc>
         <w:tc>
           <w:tcPr>
-            <w:tcW w:type="dxa" w:w="936"/>
-            <w:tcBorders>
-              <w:top w:val="single" w:color="000000" w:sz="4"/>
-              <w:left w:val="single" w:color="000000" w:sz="4"/>
-              <w:bottom w:val="single" w:color="000000" w:sz="4"/>
-              <w:right w:val="single" w:color="000000" w:sz="4"/>
-            </w:tcBorders>
-            <w:tcMar>
-              <w:top w:type="dxa" w:w="30"/>
-              <w:left w:type="dxa" w:w="70"/>
-              <w:bottom w:type="dxa" w:w="30"/>
-              <w:right w:type="dxa" w:w="70"/>
-            </w:tcMar>
-            <w:vAlign w:val="center"/>
-          </w:tcPr>
-          <w:p>
-            <w:pPr>
+            <w:tcW w:type="dxa" w:w="696"/>
+            <w:tcBorders>
+              <w:top w:val="single" w:color="000000" w:sz="4"/>
+              <w:left w:val="single" w:color="000000" w:sz="4"/>
+              <w:bottom w:val="single" w:color="000000" w:sz="4"/>
+              <w:right w:val="single" w:color="000000" w:sz="4"/>
+            </w:tcBorders>
+            <w:tcMar>
+              <w:top w:type="dxa" w:w="30"/>
+              <w:left w:type="dxa" w:w="70"/>
+              <w:bottom w:type="dxa" w:w="30"/>
+              <w:right w:type="dxa" w:w="70"/>
+            </w:tcMar>
+            <w:vAlign w:val="center"/>
+          </w:tcPr>
+          <w:p>
+            <w:pPr>
+              <w:keepNext/>
               <w:spacing w:after="0" w:before="0" w:line="240" w:lineRule="auto"/>
               <w:jc w:val="left"/>
             </w:pPr>
@@ -5719,47 +5875,49 @@
         </w:tc>
         <w:tc>
           <w:tcPr>
-            <w:tcW w:type="dxa" w:w="1219"/>
-            <w:tcBorders>
-              <w:top w:val="single" w:color="000000" w:sz="4"/>
-              <w:left w:val="single" w:color="000000" w:sz="4"/>
-              <w:bottom w:val="single" w:color="000000" w:sz="4"/>
-              <w:right w:val="single" w:color="000000" w:sz="4"/>
-            </w:tcBorders>
-            <w:tcMar>
-              <w:top w:type="dxa" w:w="30"/>
-              <w:left w:type="dxa" w:w="70"/>
-              <w:bottom w:type="dxa" w:w="30"/>
-              <w:right w:type="dxa" w:w="70"/>
-            </w:tcMar>
-            <w:vAlign w:val="center"/>
-          </w:tcPr>
-          <w:p>
-            <w:pPr>
-              <w:spacing w:after="0" w:before="0" w:line="240" w:lineRule="auto"/>
-              <w:jc w:val="left"/>
-            </w:pPr>
-          </w:p>
-        </w:tc>
-        <w:tc>
-          <w:tcPr>
-            <w:tcW w:type="dxa" w:w="922"/>
-            <w:tcBorders>
-              <w:top w:val="single" w:color="000000" w:sz="4"/>
-              <w:left w:val="single" w:color="000000" w:sz="4"/>
-              <w:bottom w:val="single" w:color="000000" w:sz="4"/>
-              <w:right w:val="single" w:color="000000" w:sz="4"/>
-            </w:tcBorders>
-            <w:tcMar>
-              <w:top w:type="dxa" w:w="30"/>
-              <w:left w:type="dxa" w:w="70"/>
-              <w:bottom w:type="dxa" w:w="30"/>
-              <w:right w:type="dxa" w:w="70"/>
-            </w:tcMar>
-            <w:vAlign w:val="center"/>
-          </w:tcPr>
-          <w:p>
-            <w:pPr>
+            <w:tcW w:type="dxa" w:w="957"/>
+            <w:tcBorders>
+              <w:top w:val="single" w:color="000000" w:sz="4"/>
+              <w:left w:val="single" w:color="000000" w:sz="4"/>
+              <w:bottom w:val="single" w:color="000000" w:sz="4"/>
+              <w:right w:val="single" w:color="000000" w:sz="4"/>
+            </w:tcBorders>
+            <w:tcMar>
+              <w:top w:type="dxa" w:w="30"/>
+              <w:left w:type="dxa" w:w="70"/>
+              <w:bottom w:type="dxa" w:w="30"/>
+              <w:right w:type="dxa" w:w="70"/>
+            </w:tcMar>
+            <w:vAlign w:val="center"/>
+          </w:tcPr>
+          <w:p>
+            <w:pPr>
+              <w:keepNext/>
+              <w:spacing w:after="0" w:before="0" w:line="240" w:lineRule="auto"/>
+              <w:jc w:val="left"/>
+            </w:pPr>
+          </w:p>
+        </w:tc>
+        <w:tc>
+          <w:tcPr>
+            <w:tcW w:type="dxa" w:w="1275"/>
+            <w:tcBorders>
+              <w:top w:val="single" w:color="000000" w:sz="4"/>
+              <w:left w:val="single" w:color="000000" w:sz="4"/>
+              <w:bottom w:val="single" w:color="000000" w:sz="4"/>
+              <w:right w:val="single" w:color="000000" w:sz="4"/>
+            </w:tcBorders>
+            <w:tcMar>
+              <w:top w:type="dxa" w:w="30"/>
+              <w:left w:type="dxa" w:w="70"/>
+              <w:bottom w:type="dxa" w:w="30"/>
+              <w:right w:type="dxa" w:w="70"/>
+            </w:tcMar>
+            <w:vAlign w:val="center"/>
+          </w:tcPr>
+          <w:p>
+            <w:pPr>
+              <w:keepNext/>
               <w:spacing w:after="0" w:before="0" w:line="240" w:lineRule="auto"/>
               <w:jc w:val="left"/>
             </w:pPr>
@@ -5779,239 +5937,249 @@
         </w:tc>
         <w:tc>
           <w:tcPr>
-            <w:tcW w:type="dxa" w:w="1168"/>
-            <w:tcBorders>
-              <w:top w:val="single" w:color="000000" w:sz="4"/>
-              <w:left w:val="single" w:color="000000" w:sz="4"/>
-              <w:bottom w:val="single" w:color="000000" w:sz="4"/>
-              <w:right w:val="single" w:color="000000" w:sz="4"/>
-            </w:tcBorders>
-            <w:tcMar>
-              <w:top w:type="dxa" w:w="30"/>
-              <w:left w:type="dxa" w:w="70"/>
-              <w:bottom w:type="dxa" w:w="30"/>
-              <w:right w:type="dxa" w:w="70"/>
-            </w:tcMar>
-            <w:vAlign w:val="center"/>
-          </w:tcPr>
-          <w:p>
-            <w:pPr>
-              <w:spacing w:after="0" w:before="0" w:line="240" w:lineRule="auto"/>
-              <w:jc w:val="left"/>
-            </w:pPr>
-          </w:p>
-        </w:tc>
-        <w:tc>
-          <w:tcPr>
-            <w:tcW w:type="dxa" w:w="844"/>
-            <w:tcBorders>
-              <w:top w:val="single" w:color="000000" w:sz="4"/>
-              <w:left w:val="single" w:color="000000" w:sz="4"/>
-              <w:bottom w:val="single" w:color="000000" w:sz="4"/>
-              <w:right w:val="single" w:color="000000" w:sz="4"/>
-            </w:tcBorders>
-            <w:tcMar>
-              <w:top w:type="dxa" w:w="30"/>
-              <w:left w:type="dxa" w:w="70"/>
-              <w:bottom w:type="dxa" w:w="30"/>
-              <w:right w:type="dxa" w:w="70"/>
-            </w:tcMar>
-            <w:vAlign w:val="center"/>
-          </w:tcPr>
-          <w:p>
-            <w:pPr>
-              <w:spacing w:after="0" w:before="0" w:line="240" w:lineRule="auto"/>
-              <w:jc w:val="left"/>
-            </w:pPr>
-          </w:p>
-        </w:tc>
-        <w:tc>
-          <w:tcPr>
-            <w:tcW w:type="dxa" w:w="844"/>
-            <w:tcBorders>
-              <w:top w:val="single" w:color="000000" w:sz="4"/>
-              <w:left w:val="single" w:color="000000" w:sz="4"/>
-              <w:bottom w:val="single" w:color="000000" w:sz="4"/>
-              <w:right w:val="single" w:color="000000" w:sz="4"/>
-            </w:tcBorders>
-            <w:tcMar>
-              <w:top w:type="dxa" w:w="30"/>
-              <w:left w:type="dxa" w:w="70"/>
-              <w:bottom w:type="dxa" w:w="30"/>
-              <w:right w:type="dxa" w:w="70"/>
-            </w:tcMar>
-            <w:vAlign w:val="center"/>
-          </w:tcPr>
-          <w:p>
-            <w:pPr>
-              <w:spacing w:after="0" w:before="0" w:line="240" w:lineRule="auto"/>
-              <w:jc w:val="left"/>
-            </w:pPr>
-          </w:p>
-        </w:tc>
-        <w:tc>
-          <w:tcPr>
-            <w:tcW w:type="dxa" w:w="794"/>
-            <w:tcBorders>
-              <w:top w:val="single" w:color="000000" w:sz="4"/>
-              <w:left w:val="single" w:color="000000" w:sz="4"/>
-              <w:bottom w:val="single" w:color="000000" w:sz="4"/>
-              <w:right w:val="single" w:color="000000" w:sz="4"/>
-            </w:tcBorders>
-            <w:tcMar>
-              <w:top w:type="dxa" w:w="30"/>
-              <w:left w:type="dxa" w:w="70"/>
-              <w:bottom w:type="dxa" w:w="30"/>
-              <w:right w:type="dxa" w:w="70"/>
-            </w:tcMar>
-            <w:vAlign w:val="center"/>
-          </w:tcPr>
-          <w:p>
-            <w:pPr>
-              <w:spacing w:after="0" w:before="0" w:line="240" w:lineRule="auto"/>
-              <w:jc w:val="left"/>
-            </w:pPr>
-          </w:p>
-        </w:tc>
-        <w:tc>
-          <w:tcPr>
-            <w:tcW w:type="dxa" w:w="715"/>
-            <w:tcBorders>
-              <w:top w:val="single" w:color="000000" w:sz="4"/>
-              <w:left w:val="single" w:color="000000" w:sz="4"/>
-              <w:bottom w:val="single" w:color="000000" w:sz="4"/>
-              <w:right w:val="single" w:color="000000" w:sz="4"/>
-            </w:tcBorders>
-            <w:tcMar>
-              <w:top w:type="dxa" w:w="30"/>
-              <w:left w:type="dxa" w:w="70"/>
-              <w:bottom w:type="dxa" w:w="30"/>
-              <w:right w:type="dxa" w:w="70"/>
-            </w:tcMar>
-            <w:vAlign w:val="center"/>
-          </w:tcPr>
-          <w:p>
-            <w:pPr>
-              <w:spacing w:after="0" w:before="0" w:line="240" w:lineRule="auto"/>
-              <w:jc w:val="left"/>
-            </w:pPr>
-          </w:p>
-        </w:tc>
-        <w:tc>
-          <w:tcPr>
-            <w:tcW w:type="dxa" w:w="973"/>
-            <w:tcBorders>
-              <w:top w:val="single" w:color="000000" w:sz="4"/>
-              <w:left w:val="single" w:color="000000" w:sz="4"/>
-              <w:bottom w:val="single" w:color="000000" w:sz="4"/>
-              <w:right w:val="single" w:color="000000" w:sz="4"/>
-            </w:tcBorders>
-            <w:tcMar>
-              <w:top w:type="dxa" w:w="30"/>
-              <w:left w:type="dxa" w:w="70"/>
-              <w:bottom w:type="dxa" w:w="30"/>
-              <w:right w:type="dxa" w:w="70"/>
-            </w:tcMar>
-            <w:vAlign w:val="center"/>
-          </w:tcPr>
-          <w:p>
-            <w:pPr>
-              <w:spacing w:after="0" w:before="0" w:line="240" w:lineRule="auto"/>
-              <w:jc w:val="left"/>
-            </w:pPr>
-          </w:p>
-        </w:tc>
-        <w:tc>
-          <w:tcPr>
-            <w:tcW w:type="dxa" w:w="858"/>
-            <w:tcBorders>
-              <w:top w:val="single" w:color="000000" w:sz="4"/>
-              <w:left w:val="single" w:color="000000" w:sz="4"/>
-              <w:bottom w:val="single" w:color="000000" w:sz="4"/>
-              <w:right w:val="single" w:color="000000" w:sz="4"/>
-            </w:tcBorders>
-            <w:tcMar>
-              <w:top w:type="dxa" w:w="30"/>
-              <w:left w:type="dxa" w:w="70"/>
-              <w:bottom w:type="dxa" w:w="30"/>
-              <w:right w:type="dxa" w:w="70"/>
-            </w:tcMar>
-            <w:vAlign w:val="center"/>
-          </w:tcPr>
-          <w:p>
-            <w:pPr>
-              <w:spacing w:after="0" w:before="0" w:line="240" w:lineRule="auto"/>
-              <w:jc w:val="left"/>
-            </w:pPr>
-          </w:p>
-        </w:tc>
-        <w:tc>
-          <w:tcPr>
-            <w:tcW w:type="dxa" w:w="897"/>
-            <w:tcBorders>
-              <w:top w:val="single" w:color="000000" w:sz="4"/>
-              <w:left w:val="single" w:color="000000" w:sz="4"/>
-              <w:bottom w:val="single" w:color="000000" w:sz="4"/>
-              <w:right w:val="single" w:color="000000" w:sz="4"/>
-            </w:tcBorders>
-            <w:tcMar>
-              <w:top w:type="dxa" w:w="30"/>
-              <w:left w:type="dxa" w:w="70"/>
-              <w:bottom w:type="dxa" w:w="30"/>
-              <w:right w:type="dxa" w:w="70"/>
-            </w:tcMar>
-            <w:vAlign w:val="center"/>
-          </w:tcPr>
-          <w:p>
-            <w:pPr>
-              <w:spacing w:after="0" w:before="0" w:line="240" w:lineRule="auto"/>
-              <w:jc w:val="left"/>
-            </w:pPr>
-          </w:p>
-        </w:tc>
-        <w:tc>
-          <w:tcPr>
-            <w:tcW w:type="dxa" w:w="587"/>
-            <w:tcBorders>
-              <w:top w:val="single" w:color="000000" w:sz="4"/>
-              <w:left w:val="single" w:color="000000" w:sz="4"/>
-              <w:bottom w:val="single" w:color="000000" w:sz="4"/>
-              <w:right w:val="single" w:color="000000" w:sz="4"/>
-            </w:tcBorders>
-            <w:tcMar>
-              <w:top w:type="dxa" w:w="30"/>
-              <w:left w:type="dxa" w:w="70"/>
-              <w:bottom w:type="dxa" w:w="30"/>
-              <w:right w:type="dxa" w:w="70"/>
-            </w:tcMar>
-            <w:vAlign w:val="center"/>
-          </w:tcPr>
-          <w:p>
-            <w:pPr>
-              <w:spacing w:after="0" w:before="0" w:line="240" w:lineRule="auto"/>
-              <w:jc w:val="left"/>
-            </w:pPr>
-          </w:p>
-        </w:tc>
-        <w:tc>
-          <w:tcPr>
-            <w:tcW w:type="dxa" w:w="591"/>
-            <w:tcBorders>
-              <w:top w:val="single" w:color="000000" w:sz="4"/>
-              <w:left w:val="single" w:color="000000" w:sz="4"/>
-              <w:bottom w:val="single" w:color="000000" w:sz="4"/>
-              <w:right w:val="single" w:color="000000" w:sz="4"/>
-            </w:tcBorders>
-            <w:tcMar>
-              <w:top w:type="dxa" w:w="30"/>
-              <w:left w:type="dxa" w:w="70"/>
-              <w:bottom w:type="dxa" w:w="30"/>
-              <w:right w:type="dxa" w:w="70"/>
-            </w:tcMar>
-            <w:vAlign w:val="center"/>
-          </w:tcPr>
-          <w:p>
-            <w:pPr>
+            <w:tcW w:type="dxa" w:w="2086"/>
+            <w:tcBorders>
+              <w:top w:val="single" w:color="000000" w:sz="4"/>
+              <w:left w:val="single" w:color="000000" w:sz="4"/>
+              <w:bottom w:val="single" w:color="000000" w:sz="4"/>
+              <w:right w:val="single" w:color="000000" w:sz="4"/>
+            </w:tcBorders>
+            <w:tcMar>
+              <w:top w:type="dxa" w:w="30"/>
+              <w:left w:type="dxa" w:w="70"/>
+              <w:bottom w:type="dxa" w:w="30"/>
+              <w:right w:type="dxa" w:w="70"/>
+            </w:tcMar>
+            <w:vAlign w:val="center"/>
+          </w:tcPr>
+          <w:p>
+            <w:pPr>
+              <w:keepNext/>
+              <w:spacing w:after="0" w:before="0" w:line="240" w:lineRule="auto"/>
+              <w:jc w:val="left"/>
+            </w:pPr>
+          </w:p>
+        </w:tc>
+        <w:tc>
+          <w:tcPr>
+            <w:tcW w:type="dxa" w:w="740"/>
+            <w:tcBorders>
+              <w:top w:val="single" w:color="000000" w:sz="4"/>
+              <w:left w:val="single" w:color="000000" w:sz="4"/>
+              <w:bottom w:val="single" w:color="000000" w:sz="4"/>
+              <w:right w:val="single" w:color="000000" w:sz="4"/>
+            </w:tcBorders>
+            <w:tcMar>
+              <w:top w:type="dxa" w:w="30"/>
+              <w:left w:type="dxa" w:w="70"/>
+              <w:bottom w:type="dxa" w:w="30"/>
+              <w:right w:type="dxa" w:w="70"/>
+            </w:tcMar>
+            <w:vAlign w:val="center"/>
+          </w:tcPr>
+          <w:p>
+            <w:pPr>
+              <w:keepNext/>
+              <w:spacing w:after="0" w:before="0" w:line="240" w:lineRule="auto"/>
+              <w:jc w:val="left"/>
+            </w:pPr>
+          </w:p>
+        </w:tc>
+        <w:tc>
+          <w:tcPr>
+            <w:tcW w:type="dxa" w:w="740"/>
+            <w:tcBorders>
+              <w:top w:val="single" w:color="000000" w:sz="4"/>
+              <w:left w:val="single" w:color="000000" w:sz="4"/>
+              <w:bottom w:val="single" w:color="000000" w:sz="4"/>
+              <w:right w:val="single" w:color="000000" w:sz="4"/>
+            </w:tcBorders>
+            <w:tcMar>
+              <w:top w:type="dxa" w:w="30"/>
+              <w:left w:type="dxa" w:w="70"/>
+              <w:bottom w:type="dxa" w:w="30"/>
+              <w:right w:type="dxa" w:w="70"/>
+            </w:tcMar>
+            <w:vAlign w:val="center"/>
+          </w:tcPr>
+          <w:p>
+            <w:pPr>
+              <w:keepNext/>
+              <w:spacing w:after="0" w:before="0" w:line="240" w:lineRule="auto"/>
+              <w:jc w:val="left"/>
+            </w:pPr>
+          </w:p>
+        </w:tc>
+        <w:tc>
+          <w:tcPr>
+            <w:tcW w:type="dxa" w:w="515"/>
+            <w:tcBorders>
+              <w:top w:val="single" w:color="000000" w:sz="4"/>
+              <w:left w:val="single" w:color="000000" w:sz="4"/>
+              <w:bottom w:val="single" w:color="000000" w:sz="4"/>
+              <w:right w:val="single" w:color="000000" w:sz="4"/>
+            </w:tcBorders>
+            <w:tcMar>
+              <w:top w:type="dxa" w:w="30"/>
+              <w:left w:type="dxa" w:w="70"/>
+              <w:bottom w:type="dxa" w:w="30"/>
+              <w:right w:type="dxa" w:w="70"/>
+            </w:tcMar>
+            <w:vAlign w:val="center"/>
+          </w:tcPr>
+          <w:p>
+            <w:pPr>
+              <w:keepNext/>
+              <w:spacing w:after="0" w:before="0" w:line="240" w:lineRule="auto"/>
+              <w:jc w:val="left"/>
+            </w:pPr>
+          </w:p>
+        </w:tc>
+        <w:tc>
+          <w:tcPr>
+            <w:tcW w:type="dxa" w:w="667"/>
+            <w:tcBorders>
+              <w:top w:val="single" w:color="000000" w:sz="4"/>
+              <w:left w:val="single" w:color="000000" w:sz="4"/>
+              <w:bottom w:val="single" w:color="000000" w:sz="4"/>
+              <w:right w:val="single" w:color="000000" w:sz="4"/>
+            </w:tcBorders>
+            <w:tcMar>
+              <w:top w:type="dxa" w:w="30"/>
+              <w:left w:type="dxa" w:w="70"/>
+              <w:bottom w:type="dxa" w:w="30"/>
+              <w:right w:type="dxa" w:w="70"/>
+            </w:tcMar>
+            <w:vAlign w:val="center"/>
+          </w:tcPr>
+          <w:p>
+            <w:pPr>
+              <w:keepNext/>
+              <w:spacing w:after="0" w:before="0" w:line="240" w:lineRule="auto"/>
+              <w:jc w:val="left"/>
+            </w:pPr>
+          </w:p>
+        </w:tc>
+        <w:tc>
+          <w:tcPr>
+            <w:tcW w:type="dxa" w:w="1652"/>
+            <w:tcBorders>
+              <w:top w:val="single" w:color="000000" w:sz="4"/>
+              <w:left w:val="single" w:color="000000" w:sz="4"/>
+              <w:bottom w:val="single" w:color="000000" w:sz="4"/>
+              <w:right w:val="single" w:color="000000" w:sz="4"/>
+            </w:tcBorders>
+            <w:tcMar>
+              <w:top w:type="dxa" w:w="30"/>
+              <w:left w:type="dxa" w:w="70"/>
+              <w:bottom w:type="dxa" w:w="30"/>
+              <w:right w:type="dxa" w:w="70"/>
+            </w:tcMar>
+            <w:vAlign w:val="center"/>
+          </w:tcPr>
+          <w:p>
+            <w:pPr>
+              <w:keepNext/>
+              <w:spacing w:after="0" w:before="0" w:line="240" w:lineRule="auto"/>
+              <w:jc w:val="left"/>
+            </w:pPr>
+          </w:p>
+        </w:tc>
+        <w:tc>
+          <w:tcPr>
+            <w:tcW w:type="dxa" w:w="696"/>
+            <w:tcBorders>
+              <w:top w:val="single" w:color="000000" w:sz="4"/>
+              <w:left w:val="single" w:color="000000" w:sz="4"/>
+              <w:bottom w:val="single" w:color="000000" w:sz="4"/>
+              <w:right w:val="single" w:color="000000" w:sz="4"/>
+            </w:tcBorders>
+            <w:tcMar>
+              <w:top w:type="dxa" w:w="30"/>
+              <w:left w:type="dxa" w:w="70"/>
+              <w:bottom w:type="dxa" w:w="30"/>
+              <w:right w:type="dxa" w:w="70"/>
+            </w:tcMar>
+            <w:vAlign w:val="center"/>
+          </w:tcPr>
+          <w:p>
+            <w:pPr>
+              <w:keepNext/>
+              <w:spacing w:after="0" w:before="0" w:line="240" w:lineRule="auto"/>
+              <w:jc w:val="left"/>
+            </w:pPr>
+          </w:p>
+        </w:tc>
+        <w:tc>
+          <w:tcPr>
+            <w:tcW w:type="dxa" w:w="740"/>
+            <w:tcBorders>
+              <w:top w:val="single" w:color="000000" w:sz="4"/>
+              <w:left w:val="single" w:color="000000" w:sz="4"/>
+              <w:bottom w:val="single" w:color="000000" w:sz="4"/>
+              <w:right w:val="single" w:color="000000" w:sz="4"/>
+            </w:tcBorders>
+            <w:tcMar>
+              <w:top w:type="dxa" w:w="30"/>
+              <w:left w:type="dxa" w:w="70"/>
+              <w:bottom w:type="dxa" w:w="30"/>
+              <w:right w:type="dxa" w:w="70"/>
+            </w:tcMar>
+            <w:vAlign w:val="center"/>
+          </w:tcPr>
+          <w:p>
+            <w:pPr>
+              <w:keepNext/>
+              <w:spacing w:after="0" w:before="0" w:line="240" w:lineRule="auto"/>
+              <w:jc w:val="left"/>
+            </w:pPr>
+          </w:p>
+        </w:tc>
+        <w:tc>
+          <w:tcPr>
+            <w:tcW w:type="dxa" w:w="515"/>
+            <w:tcBorders>
+              <w:top w:val="single" w:color="000000" w:sz="4"/>
+              <w:left w:val="single" w:color="000000" w:sz="4"/>
+              <w:bottom w:val="single" w:color="000000" w:sz="4"/>
+              <w:right w:val="single" w:color="000000" w:sz="4"/>
+            </w:tcBorders>
+            <w:tcMar>
+              <w:top w:type="dxa" w:w="30"/>
+              <w:left w:type="dxa" w:w="70"/>
+              <w:bottom w:type="dxa" w:w="30"/>
+              <w:right w:type="dxa" w:w="70"/>
+            </w:tcMar>
+            <w:vAlign w:val="center"/>
+          </w:tcPr>
+          <w:p>
+            <w:pPr>
+              <w:keepNext/>
+              <w:spacing w:after="0" w:before="0" w:line="240" w:lineRule="auto"/>
+              <w:jc w:val="left"/>
+            </w:pPr>
+          </w:p>
+        </w:tc>
+        <w:tc>
+          <w:tcPr>
+            <w:tcW w:type="dxa" w:w="590"/>
+            <w:tcBorders>
+              <w:top w:val="single" w:color="000000" w:sz="4"/>
+              <w:left w:val="single" w:color="000000" w:sz="4"/>
+              <w:bottom w:val="single" w:color="000000" w:sz="4"/>
+              <w:right w:val="single" w:color="000000" w:sz="4"/>
+            </w:tcBorders>
+            <w:tcMar>
+              <w:top w:type="dxa" w:w="30"/>
+              <w:left w:type="dxa" w:w="70"/>
+              <w:bottom w:type="dxa" w:w="30"/>
+              <w:right w:type="dxa" w:w="70"/>
+            </w:tcMar>
+            <w:vAlign w:val="center"/>
+          </w:tcPr>
+          <w:p>
+            <w:pPr>
+              <w:keepNext/>
               <w:spacing w:after="0" w:before="0" w:line="240" w:lineRule="auto"/>
               <w:jc w:val="left"/>
             </w:pPr>
@@ -6025,23 +6193,24 @@
         </w:trPr>
         <w:tc>
           <w:tcPr>
-            <w:tcW w:type="dxa" w:w="695"/>
-            <w:tcBorders>
-              <w:top w:val="single" w:color="000000" w:sz="4"/>
-              <w:left w:val="single" w:color="000000" w:sz="4"/>
-              <w:bottom w:val="single" w:color="000000" w:sz="4"/>
-              <w:right w:val="single" w:color="000000" w:sz="4"/>
-            </w:tcBorders>
-            <w:tcMar>
-              <w:top w:type="dxa" w:w="30"/>
-              <w:left w:type="dxa" w:w="70"/>
-              <w:bottom w:type="dxa" w:w="30"/>
-              <w:right w:type="dxa" w:w="70"/>
-            </w:tcMar>
-            <w:vAlign w:val="center"/>
-          </w:tcPr>
-          <w:p>
-            <w:pPr>
+            <w:tcW w:type="dxa" w:w="609"/>
+            <w:tcBorders>
+              <w:top w:val="single" w:color="000000" w:sz="4"/>
+              <w:left w:val="single" w:color="000000" w:sz="4"/>
+              <w:bottom w:val="single" w:color="000000" w:sz="4"/>
+              <w:right w:val="single" w:color="000000" w:sz="4"/>
+            </w:tcBorders>
+            <w:tcMar>
+              <w:top w:type="dxa" w:w="30"/>
+              <w:left w:type="dxa" w:w="70"/>
+              <w:bottom w:type="dxa" w:w="30"/>
+              <w:right w:type="dxa" w:w="70"/>
+            </w:tcMar>
+            <w:vAlign w:val="center"/>
+          </w:tcPr>
+          <w:p>
+            <w:pPr>
+              <w:keepNext w:val="false"/>
               <w:spacing w:after="0" w:before="0" w:line="240" w:lineRule="auto"/>
               <w:jc w:val="left"/>
             </w:pPr>
@@ -6061,23 +6230,24 @@
         </w:tc>
         <w:tc>
           <w:tcPr>
-            <w:tcW w:type="dxa" w:w="999"/>
-            <w:tcBorders>
-              <w:top w:val="single" w:color="000000" w:sz="4"/>
-              <w:left w:val="single" w:color="000000" w:sz="4"/>
-              <w:bottom w:val="single" w:color="000000" w:sz="4"/>
-              <w:right w:val="single" w:color="000000" w:sz="4"/>
-            </w:tcBorders>
-            <w:tcMar>
-              <w:top w:type="dxa" w:w="30"/>
-              <w:left w:type="dxa" w:w="70"/>
-              <w:bottom w:type="dxa" w:w="30"/>
-              <w:right w:type="dxa" w:w="70"/>
-            </w:tcMar>
-            <w:vAlign w:val="center"/>
-          </w:tcPr>
-          <w:p>
-            <w:pPr>
+            <w:tcW w:type="dxa" w:w="783"/>
+            <w:tcBorders>
+              <w:top w:val="single" w:color="000000" w:sz="4"/>
+              <w:left w:val="single" w:color="000000" w:sz="4"/>
+              <w:bottom w:val="single" w:color="000000" w:sz="4"/>
+              <w:right w:val="single" w:color="000000" w:sz="4"/>
+            </w:tcBorders>
+            <w:tcMar>
+              <w:top w:type="dxa" w:w="30"/>
+              <w:left w:type="dxa" w:w="70"/>
+              <w:bottom w:type="dxa" w:w="30"/>
+              <w:right w:type="dxa" w:w="70"/>
+            </w:tcMar>
+            <w:vAlign w:val="center"/>
+          </w:tcPr>
+          <w:p>
+            <w:pPr>
+              <w:keepNext w:val="false"/>
               <w:spacing w:after="0" w:before="0" w:line="240" w:lineRule="auto"/>
               <w:jc w:val="left"/>
             </w:pPr>
@@ -6097,23 +6267,24 @@
         </w:tc>
         <w:tc>
           <w:tcPr>
-            <w:tcW w:type="dxa" w:w="915"/>
-            <w:tcBorders>
-              <w:top w:val="single" w:color="000000" w:sz="4"/>
-              <w:left w:val="single" w:color="000000" w:sz="4"/>
-              <w:bottom w:val="single" w:color="000000" w:sz="4"/>
-              <w:right w:val="single" w:color="000000" w:sz="4"/>
-            </w:tcBorders>
-            <w:tcMar>
-              <w:top w:type="dxa" w:w="30"/>
-              <w:left w:type="dxa" w:w="70"/>
-              <w:bottom w:type="dxa" w:w="30"/>
-              <w:right w:type="dxa" w:w="70"/>
-            </w:tcMar>
-            <w:vAlign w:val="center"/>
-          </w:tcPr>
-          <w:p>
-            <w:pPr>
+            <w:tcW w:type="dxa" w:w="696"/>
+            <w:tcBorders>
+              <w:top w:val="single" w:color="000000" w:sz="4"/>
+              <w:left w:val="single" w:color="000000" w:sz="4"/>
+              <w:bottom w:val="single" w:color="000000" w:sz="4"/>
+              <w:right w:val="single" w:color="000000" w:sz="4"/>
+            </w:tcBorders>
+            <w:tcMar>
+              <w:top w:type="dxa" w:w="30"/>
+              <w:left w:type="dxa" w:w="70"/>
+              <w:bottom w:type="dxa" w:w="30"/>
+              <w:right w:type="dxa" w:w="70"/>
+            </w:tcMar>
+            <w:vAlign w:val="center"/>
+          </w:tcPr>
+          <w:p>
+            <w:pPr>
+              <w:keepNext w:val="false"/>
               <w:spacing w:after="0" w:before="0" w:line="240" w:lineRule="auto"/>
               <w:jc w:val="left"/>
             </w:pPr>
@@ -6133,23 +6304,24 @@
         </w:tc>
         <w:tc>
           <w:tcPr>
-            <w:tcW w:type="dxa" w:w="936"/>
-            <w:tcBorders>
-              <w:top w:val="single" w:color="000000" w:sz="4"/>
-              <w:left w:val="single" w:color="000000" w:sz="4"/>
-              <w:bottom w:val="single" w:color="000000" w:sz="4"/>
-              <w:right w:val="single" w:color="000000" w:sz="4"/>
-            </w:tcBorders>
-            <w:tcMar>
-              <w:top w:type="dxa" w:w="30"/>
-              <w:left w:type="dxa" w:w="70"/>
-              <w:bottom w:type="dxa" w:w="30"/>
-              <w:right w:type="dxa" w:w="70"/>
-            </w:tcMar>
-            <w:vAlign w:val="center"/>
-          </w:tcPr>
-          <w:p>
-            <w:pPr>
+            <w:tcW w:type="dxa" w:w="696"/>
+            <w:tcBorders>
+              <w:top w:val="single" w:color="000000" w:sz="4"/>
+              <w:left w:val="single" w:color="000000" w:sz="4"/>
+              <w:bottom w:val="single" w:color="000000" w:sz="4"/>
+              <w:right w:val="single" w:color="000000" w:sz="4"/>
+            </w:tcBorders>
+            <w:tcMar>
+              <w:top w:type="dxa" w:w="30"/>
+              <w:left w:type="dxa" w:w="70"/>
+              <w:bottom w:type="dxa" w:w="30"/>
+              <w:right w:type="dxa" w:w="70"/>
+            </w:tcMar>
+            <w:vAlign w:val="center"/>
+          </w:tcPr>
+          <w:p>
+            <w:pPr>
+              <w:keepNext w:val="false"/>
               <w:spacing w:after="0" w:before="0" w:line="240" w:lineRule="auto"/>
               <w:jc w:val="left"/>
             </w:pPr>
@@ -6169,287 +6341,299 @@
         </w:tc>
         <w:tc>
           <w:tcPr>
-            <w:tcW w:type="dxa" w:w="1219"/>
-            <w:tcBorders>
-              <w:top w:val="single" w:color="000000" w:sz="4"/>
-              <w:left w:val="single" w:color="000000" w:sz="4"/>
-              <w:bottom w:val="single" w:color="000000" w:sz="4"/>
-              <w:right w:val="single" w:color="000000" w:sz="4"/>
-            </w:tcBorders>
-            <w:tcMar>
-              <w:top w:type="dxa" w:w="30"/>
-              <w:left w:type="dxa" w:w="70"/>
-              <w:bottom w:type="dxa" w:w="30"/>
-              <w:right w:type="dxa" w:w="70"/>
-            </w:tcMar>
-            <w:vAlign w:val="center"/>
-          </w:tcPr>
-          <w:p>
-            <w:pPr>
-              <w:spacing w:after="0" w:before="0" w:line="240" w:lineRule="auto"/>
-              <w:jc w:val="left"/>
-            </w:pPr>
-          </w:p>
-        </w:tc>
-        <w:tc>
-          <w:tcPr>
-            <w:tcW w:type="dxa" w:w="922"/>
-            <w:tcBorders>
-              <w:top w:val="single" w:color="000000" w:sz="4"/>
-              <w:left w:val="single" w:color="000000" w:sz="4"/>
-              <w:bottom w:val="single" w:color="000000" w:sz="4"/>
-              <w:right w:val="single" w:color="000000" w:sz="4"/>
-            </w:tcBorders>
-            <w:tcMar>
-              <w:top w:type="dxa" w:w="30"/>
-              <w:left w:type="dxa" w:w="70"/>
-              <w:bottom w:type="dxa" w:w="30"/>
-              <w:right w:type="dxa" w:w="70"/>
-            </w:tcMar>
-            <w:vAlign w:val="center"/>
-          </w:tcPr>
-          <w:p>
-            <w:pPr>
-              <w:spacing w:after="0" w:before="0" w:line="240" w:lineRule="auto"/>
-              <w:jc w:val="left"/>
-            </w:pPr>
-          </w:p>
-        </w:tc>
-        <w:tc>
-          <w:tcPr>
-            <w:tcW w:type="dxa" w:w="1168"/>
-            <w:tcBorders>
-              <w:top w:val="single" w:color="000000" w:sz="4"/>
-              <w:left w:val="single" w:color="000000" w:sz="4"/>
-              <w:bottom w:val="single" w:color="000000" w:sz="4"/>
-              <w:right w:val="single" w:color="000000" w:sz="4"/>
-            </w:tcBorders>
-            <w:tcMar>
-              <w:top w:type="dxa" w:w="30"/>
-              <w:left w:type="dxa" w:w="70"/>
-              <w:bottom w:type="dxa" w:w="30"/>
-              <w:right w:type="dxa" w:w="70"/>
-            </w:tcMar>
-            <w:vAlign w:val="center"/>
-          </w:tcPr>
-          <w:p>
-            <w:pPr>
-              <w:spacing w:after="0" w:before="0" w:line="240" w:lineRule="auto"/>
-              <w:jc w:val="left"/>
-            </w:pPr>
-          </w:p>
-        </w:tc>
-        <w:tc>
-          <w:tcPr>
-            <w:tcW w:type="dxa" w:w="844"/>
-            <w:tcBorders>
-              <w:top w:val="single" w:color="000000" w:sz="4"/>
-              <w:left w:val="single" w:color="000000" w:sz="4"/>
-              <w:bottom w:val="single" w:color="000000" w:sz="4"/>
-              <w:right w:val="single" w:color="000000" w:sz="4"/>
-            </w:tcBorders>
-            <w:tcMar>
-              <w:top w:type="dxa" w:w="30"/>
-              <w:left w:type="dxa" w:w="70"/>
-              <w:bottom w:type="dxa" w:w="30"/>
-              <w:right w:type="dxa" w:w="70"/>
-            </w:tcMar>
-            <w:vAlign w:val="center"/>
-          </w:tcPr>
-          <w:p>
-            <w:pPr>
-              <w:spacing w:after="0" w:before="0" w:line="240" w:lineRule="auto"/>
-              <w:jc w:val="left"/>
-            </w:pPr>
-          </w:p>
-        </w:tc>
-        <w:tc>
-          <w:tcPr>
-            <w:tcW w:type="dxa" w:w="844"/>
-            <w:tcBorders>
-              <w:top w:val="single" w:color="000000" w:sz="4"/>
-              <w:left w:val="single" w:color="000000" w:sz="4"/>
-              <w:bottom w:val="single" w:color="000000" w:sz="4"/>
-              <w:right w:val="single" w:color="000000" w:sz="4"/>
-            </w:tcBorders>
-            <w:tcMar>
-              <w:top w:type="dxa" w:w="30"/>
-              <w:left w:type="dxa" w:w="70"/>
-              <w:bottom w:type="dxa" w:w="30"/>
-              <w:right w:type="dxa" w:w="70"/>
-            </w:tcMar>
-            <w:vAlign w:val="center"/>
-          </w:tcPr>
-          <w:p>
-            <w:pPr>
-              <w:spacing w:after="0" w:before="0" w:line="240" w:lineRule="auto"/>
-              <w:jc w:val="left"/>
-            </w:pPr>
-          </w:p>
-        </w:tc>
-        <w:tc>
-          <w:tcPr>
-            <w:tcW w:type="dxa" w:w="794"/>
-            <w:tcBorders>
-              <w:top w:val="single" w:color="000000" w:sz="4"/>
-              <w:left w:val="single" w:color="000000" w:sz="4"/>
-              <w:bottom w:val="single" w:color="000000" w:sz="4"/>
-              <w:right w:val="single" w:color="000000" w:sz="4"/>
-            </w:tcBorders>
-            <w:tcMar>
-              <w:top w:type="dxa" w:w="30"/>
-              <w:left w:type="dxa" w:w="70"/>
-              <w:bottom w:type="dxa" w:w="30"/>
-              <w:right w:type="dxa" w:w="70"/>
-            </w:tcMar>
-            <w:vAlign w:val="center"/>
-          </w:tcPr>
-          <w:p>
-            <w:pPr>
-              <w:spacing w:after="0" w:before="0" w:line="240" w:lineRule="auto"/>
-              <w:jc w:val="left"/>
-            </w:pPr>
-          </w:p>
-        </w:tc>
-        <w:tc>
-          <w:tcPr>
-            <w:tcW w:type="dxa" w:w="715"/>
-            <w:tcBorders>
-              <w:top w:val="single" w:color="000000" w:sz="4"/>
-              <w:left w:val="single" w:color="000000" w:sz="4"/>
-              <w:bottom w:val="single" w:color="000000" w:sz="4"/>
-              <w:right w:val="single" w:color="000000" w:sz="4"/>
-            </w:tcBorders>
-            <w:tcMar>
-              <w:top w:type="dxa" w:w="30"/>
-              <w:left w:type="dxa" w:w="70"/>
-              <w:bottom w:type="dxa" w:w="30"/>
-              <w:right w:type="dxa" w:w="70"/>
-            </w:tcMar>
-            <w:vAlign w:val="center"/>
-          </w:tcPr>
-          <w:p>
-            <w:pPr>
-              <w:spacing w:after="0" w:before="0" w:line="240" w:lineRule="auto"/>
-              <w:jc w:val="left"/>
-            </w:pPr>
-          </w:p>
-        </w:tc>
-        <w:tc>
-          <w:tcPr>
-            <w:tcW w:type="dxa" w:w="973"/>
-            <w:tcBorders>
-              <w:top w:val="single" w:color="000000" w:sz="4"/>
-              <w:left w:val="single" w:color="000000" w:sz="4"/>
-              <w:bottom w:val="single" w:color="000000" w:sz="4"/>
-              <w:right w:val="single" w:color="000000" w:sz="4"/>
-            </w:tcBorders>
-            <w:tcMar>
-              <w:top w:type="dxa" w:w="30"/>
-              <w:left w:type="dxa" w:w="70"/>
-              <w:bottom w:type="dxa" w:w="30"/>
-              <w:right w:type="dxa" w:w="70"/>
-            </w:tcMar>
-            <w:vAlign w:val="center"/>
-          </w:tcPr>
-          <w:p>
-            <w:pPr>
-              <w:spacing w:after="0" w:before="0" w:line="240" w:lineRule="auto"/>
-              <w:jc w:val="left"/>
-            </w:pPr>
-          </w:p>
-        </w:tc>
-        <w:tc>
-          <w:tcPr>
-            <w:tcW w:type="dxa" w:w="858"/>
-            <w:tcBorders>
-              <w:top w:val="single" w:color="000000" w:sz="4"/>
-              <w:left w:val="single" w:color="000000" w:sz="4"/>
-              <w:bottom w:val="single" w:color="000000" w:sz="4"/>
-              <w:right w:val="single" w:color="000000" w:sz="4"/>
-            </w:tcBorders>
-            <w:tcMar>
-              <w:top w:type="dxa" w:w="30"/>
-              <w:left w:type="dxa" w:w="70"/>
-              <w:bottom w:type="dxa" w:w="30"/>
-              <w:right w:type="dxa" w:w="70"/>
-            </w:tcMar>
-            <w:vAlign w:val="center"/>
-          </w:tcPr>
-          <w:p>
-            <w:pPr>
-              <w:spacing w:after="0" w:before="0" w:line="240" w:lineRule="auto"/>
-              <w:jc w:val="left"/>
-            </w:pPr>
-          </w:p>
-        </w:tc>
-        <w:tc>
-          <w:tcPr>
-            <w:tcW w:type="dxa" w:w="897"/>
-            <w:tcBorders>
-              <w:top w:val="single" w:color="000000" w:sz="4"/>
-              <w:left w:val="single" w:color="000000" w:sz="4"/>
-              <w:bottom w:val="single" w:color="000000" w:sz="4"/>
-              <w:right w:val="single" w:color="000000" w:sz="4"/>
-            </w:tcBorders>
-            <w:tcMar>
-              <w:top w:type="dxa" w:w="30"/>
-              <w:left w:type="dxa" w:w="70"/>
-              <w:bottom w:type="dxa" w:w="30"/>
-              <w:right w:type="dxa" w:w="70"/>
-            </w:tcMar>
-            <w:vAlign w:val="center"/>
-          </w:tcPr>
-          <w:p>
-            <w:pPr>
-              <w:spacing w:after="0" w:before="0" w:line="240" w:lineRule="auto"/>
-              <w:jc w:val="left"/>
-            </w:pPr>
-          </w:p>
-        </w:tc>
-        <w:tc>
-          <w:tcPr>
-            <w:tcW w:type="dxa" w:w="587"/>
-            <w:tcBorders>
-              <w:top w:val="single" w:color="000000" w:sz="4"/>
-              <w:left w:val="single" w:color="000000" w:sz="4"/>
-              <w:bottom w:val="single" w:color="000000" w:sz="4"/>
-              <w:right w:val="single" w:color="000000" w:sz="4"/>
-            </w:tcBorders>
-            <w:tcMar>
-              <w:top w:type="dxa" w:w="30"/>
-              <w:left w:type="dxa" w:w="70"/>
-              <w:bottom w:type="dxa" w:w="30"/>
-              <w:right w:type="dxa" w:w="70"/>
-            </w:tcMar>
-            <w:vAlign w:val="center"/>
-          </w:tcPr>
-          <w:p>
-            <w:pPr>
-              <w:spacing w:after="0" w:before="0" w:line="240" w:lineRule="auto"/>
-              <w:jc w:val="left"/>
-            </w:pPr>
-          </w:p>
-        </w:tc>
-        <w:tc>
-          <w:tcPr>
-            <w:tcW w:type="dxa" w:w="591"/>
-            <w:tcBorders>
-              <w:top w:val="single" w:color="000000" w:sz="4"/>
-              <w:left w:val="single" w:color="000000" w:sz="4"/>
-              <w:bottom w:val="single" w:color="000000" w:sz="4"/>
-              <w:right w:val="single" w:color="000000" w:sz="4"/>
-            </w:tcBorders>
-            <w:tcMar>
-              <w:top w:type="dxa" w:w="30"/>
-              <w:left w:type="dxa" w:w="70"/>
-              <w:bottom w:type="dxa" w:w="30"/>
-              <w:right w:type="dxa" w:w="70"/>
-            </w:tcMar>
-            <w:vAlign w:val="center"/>
-          </w:tcPr>
-          <w:p>
-            <w:pPr>
+            <w:tcW w:type="dxa" w:w="957"/>
+            <w:tcBorders>
+              <w:top w:val="single" w:color="000000" w:sz="4"/>
+              <w:left w:val="single" w:color="000000" w:sz="4"/>
+              <w:bottom w:val="single" w:color="000000" w:sz="4"/>
+              <w:right w:val="single" w:color="000000" w:sz="4"/>
+            </w:tcBorders>
+            <w:tcMar>
+              <w:top w:type="dxa" w:w="30"/>
+              <w:left w:type="dxa" w:w="70"/>
+              <w:bottom w:type="dxa" w:w="30"/>
+              <w:right w:type="dxa" w:w="70"/>
+            </w:tcMar>
+            <w:vAlign w:val="center"/>
+          </w:tcPr>
+          <w:p>
+            <w:pPr>
+              <w:keepNext w:val="false"/>
+              <w:spacing w:after="0" w:before="0" w:line="240" w:lineRule="auto"/>
+              <w:jc w:val="left"/>
+            </w:pPr>
+          </w:p>
+        </w:tc>
+        <w:tc>
+          <w:tcPr>
+            <w:tcW w:type="dxa" w:w="1275"/>
+            <w:tcBorders>
+              <w:top w:val="single" w:color="000000" w:sz="4"/>
+              <w:left w:val="single" w:color="000000" w:sz="4"/>
+              <w:bottom w:val="single" w:color="000000" w:sz="4"/>
+              <w:right w:val="single" w:color="000000" w:sz="4"/>
+            </w:tcBorders>
+            <w:tcMar>
+              <w:top w:type="dxa" w:w="30"/>
+              <w:left w:type="dxa" w:w="70"/>
+              <w:bottom w:type="dxa" w:w="30"/>
+              <w:right w:type="dxa" w:w="70"/>
+            </w:tcMar>
+            <w:vAlign w:val="center"/>
+          </w:tcPr>
+          <w:p>
+            <w:pPr>
+              <w:keepNext w:val="false"/>
+              <w:spacing w:after="0" w:before="0" w:line="240" w:lineRule="auto"/>
+              <w:jc w:val="left"/>
+            </w:pPr>
+          </w:p>
+        </w:tc>
+        <w:tc>
+          <w:tcPr>
+            <w:tcW w:type="dxa" w:w="2086"/>
+            <w:tcBorders>
+              <w:top w:val="single" w:color="000000" w:sz="4"/>
+              <w:left w:val="single" w:color="000000" w:sz="4"/>
+              <w:bottom w:val="single" w:color="000000" w:sz="4"/>
+              <w:right w:val="single" w:color="000000" w:sz="4"/>
+            </w:tcBorders>
+            <w:tcMar>
+              <w:top w:type="dxa" w:w="30"/>
+              <w:left w:type="dxa" w:w="70"/>
+              <w:bottom w:type="dxa" w:w="30"/>
+              <w:right w:type="dxa" w:w="70"/>
+            </w:tcMar>
+            <w:vAlign w:val="center"/>
+          </w:tcPr>
+          <w:p>
+            <w:pPr>
+              <w:keepNext w:val="false"/>
+              <w:spacing w:after="0" w:before="0" w:line="240" w:lineRule="auto"/>
+              <w:jc w:val="left"/>
+            </w:pPr>
+          </w:p>
+        </w:tc>
+        <w:tc>
+          <w:tcPr>
+            <w:tcW w:type="dxa" w:w="740"/>
+            <w:tcBorders>
+              <w:top w:val="single" w:color="000000" w:sz="4"/>
+              <w:left w:val="single" w:color="000000" w:sz="4"/>
+              <w:bottom w:val="single" w:color="000000" w:sz="4"/>
+              <w:right w:val="single" w:color="000000" w:sz="4"/>
+            </w:tcBorders>
+            <w:tcMar>
+              <w:top w:type="dxa" w:w="30"/>
+              <w:left w:type="dxa" w:w="70"/>
+              <w:bottom w:type="dxa" w:w="30"/>
+              <w:right w:type="dxa" w:w="70"/>
+            </w:tcMar>
+            <w:vAlign w:val="center"/>
+          </w:tcPr>
+          <w:p>
+            <w:pPr>
+              <w:keepNext w:val="false"/>
+              <w:spacing w:after="0" w:before="0" w:line="240" w:lineRule="auto"/>
+              <w:jc w:val="left"/>
+            </w:pPr>
+          </w:p>
+        </w:tc>
+        <w:tc>
+          <w:tcPr>
+            <w:tcW w:type="dxa" w:w="740"/>
+            <w:tcBorders>
+              <w:top w:val="single" w:color="000000" w:sz="4"/>
+              <w:left w:val="single" w:color="000000" w:sz="4"/>
+              <w:bottom w:val="single" w:color="000000" w:sz="4"/>
+              <w:right w:val="single" w:color="000000" w:sz="4"/>
+            </w:tcBorders>
+            <w:tcMar>
+              <w:top w:type="dxa" w:w="30"/>
+              <w:left w:type="dxa" w:w="70"/>
+              <w:bottom w:type="dxa" w:w="30"/>
+              <w:right w:type="dxa" w:w="70"/>
+            </w:tcMar>
+            <w:vAlign w:val="center"/>
+          </w:tcPr>
+          <w:p>
+            <w:pPr>
+              <w:keepNext w:val="false"/>
+              <w:spacing w:after="0" w:before="0" w:line="240" w:lineRule="auto"/>
+              <w:jc w:val="left"/>
+            </w:pPr>
+          </w:p>
+        </w:tc>
+        <w:tc>
+          <w:tcPr>
+            <w:tcW w:type="dxa" w:w="515"/>
+            <w:tcBorders>
+              <w:top w:val="single" w:color="000000" w:sz="4"/>
+              <w:left w:val="single" w:color="000000" w:sz="4"/>
+              <w:bottom w:val="single" w:color="000000" w:sz="4"/>
+              <w:right w:val="single" w:color="000000" w:sz="4"/>
+            </w:tcBorders>
+            <w:tcMar>
+              <w:top w:type="dxa" w:w="30"/>
+              <w:left w:type="dxa" w:w="70"/>
+              <w:bottom w:type="dxa" w:w="30"/>
+              <w:right w:type="dxa" w:w="70"/>
+            </w:tcMar>
+            <w:vAlign w:val="center"/>
+          </w:tcPr>
+          <w:p>
+            <w:pPr>
+              <w:keepNext w:val="false"/>
+              <w:spacing w:after="0" w:before="0" w:line="240" w:lineRule="auto"/>
+              <w:jc w:val="left"/>
+            </w:pPr>
+          </w:p>
+        </w:tc>
+        <w:tc>
+          <w:tcPr>
+            <w:tcW w:type="dxa" w:w="667"/>
+            <w:tcBorders>
+              <w:top w:val="single" w:color="000000" w:sz="4"/>
+              <w:left w:val="single" w:color="000000" w:sz="4"/>
+              <w:bottom w:val="single" w:color="000000" w:sz="4"/>
+              <w:right w:val="single" w:color="000000" w:sz="4"/>
+            </w:tcBorders>
+            <w:tcMar>
+              <w:top w:type="dxa" w:w="30"/>
+              <w:left w:type="dxa" w:w="70"/>
+              <w:bottom w:type="dxa" w:w="30"/>
+              <w:right w:type="dxa" w:w="70"/>
+            </w:tcMar>
+            <w:vAlign w:val="center"/>
+          </w:tcPr>
+          <w:p>
+            <w:pPr>
+              <w:keepNext w:val="false"/>
+              <w:spacing w:after="0" w:before="0" w:line="240" w:lineRule="auto"/>
+              <w:jc w:val="left"/>
+            </w:pPr>
+          </w:p>
+        </w:tc>
+        <w:tc>
+          <w:tcPr>
+            <w:tcW w:type="dxa" w:w="1652"/>
+            <w:tcBorders>
+              <w:top w:val="single" w:color="000000" w:sz="4"/>
+              <w:left w:val="single" w:color="000000" w:sz="4"/>
+              <w:bottom w:val="single" w:color="000000" w:sz="4"/>
+              <w:right w:val="single" w:color="000000" w:sz="4"/>
+            </w:tcBorders>
+            <w:tcMar>
+              <w:top w:type="dxa" w:w="30"/>
+              <w:left w:type="dxa" w:w="70"/>
+              <w:bottom w:type="dxa" w:w="30"/>
+              <w:right w:type="dxa" w:w="70"/>
+            </w:tcMar>
+            <w:vAlign w:val="center"/>
+          </w:tcPr>
+          <w:p>
+            <w:pPr>
+              <w:keepNext w:val="false"/>
+              <w:spacing w:after="0" w:before="0" w:line="240" w:lineRule="auto"/>
+              <w:jc w:val="left"/>
+            </w:pPr>
+          </w:p>
+        </w:tc>
+        <w:tc>
+          <w:tcPr>
+            <w:tcW w:type="dxa" w:w="696"/>
+            <w:tcBorders>
+              <w:top w:val="single" w:color="000000" w:sz="4"/>
+              <w:left w:val="single" w:color="000000" w:sz="4"/>
+              <w:bottom w:val="single" w:color="000000" w:sz="4"/>
+              <w:right w:val="single" w:color="000000" w:sz="4"/>
+            </w:tcBorders>
+            <w:tcMar>
+              <w:top w:type="dxa" w:w="30"/>
+              <w:left w:type="dxa" w:w="70"/>
+              <w:bottom w:type="dxa" w:w="30"/>
+              <w:right w:type="dxa" w:w="70"/>
+            </w:tcMar>
+            <w:vAlign w:val="center"/>
+          </w:tcPr>
+          <w:p>
+            <w:pPr>
+              <w:keepNext w:val="false"/>
+              <w:spacing w:after="0" w:before="0" w:line="240" w:lineRule="auto"/>
+              <w:jc w:val="left"/>
+            </w:pPr>
+          </w:p>
+        </w:tc>
+        <w:tc>
+          <w:tcPr>
+            <w:tcW w:type="dxa" w:w="740"/>
+            <w:tcBorders>
+              <w:top w:val="single" w:color="000000" w:sz="4"/>
+              <w:left w:val="single" w:color="000000" w:sz="4"/>
+              <w:bottom w:val="single" w:color="000000" w:sz="4"/>
+              <w:right w:val="single" w:color="000000" w:sz="4"/>
+            </w:tcBorders>
+            <w:tcMar>
+              <w:top w:type="dxa" w:w="30"/>
+              <w:left w:type="dxa" w:w="70"/>
+              <w:bottom w:type="dxa" w:w="30"/>
+              <w:right w:type="dxa" w:w="70"/>
+            </w:tcMar>
+            <w:vAlign w:val="center"/>
+          </w:tcPr>
+          <w:p>
+            <w:pPr>
+              <w:keepNext w:val="false"/>
+              <w:spacing w:after="0" w:before="0" w:line="240" w:lineRule="auto"/>
+              <w:jc w:val="left"/>
+            </w:pPr>
+          </w:p>
+        </w:tc>
+        <w:tc>
+          <w:tcPr>
+            <w:tcW w:type="dxa" w:w="515"/>
+            <w:tcBorders>
+              <w:top w:val="single" w:color="000000" w:sz="4"/>
+              <w:left w:val="single" w:color="000000" w:sz="4"/>
+              <w:bottom w:val="single" w:color="000000" w:sz="4"/>
+              <w:right w:val="single" w:color="000000" w:sz="4"/>
+            </w:tcBorders>
+            <w:tcMar>
+              <w:top w:type="dxa" w:w="30"/>
+              <w:left w:type="dxa" w:w="70"/>
+              <w:bottom w:type="dxa" w:w="30"/>
+              <w:right w:type="dxa" w:w="70"/>
+            </w:tcMar>
+            <w:vAlign w:val="center"/>
+          </w:tcPr>
+          <w:p>
+            <w:pPr>
+              <w:keepNext w:val="false"/>
+              <w:spacing w:after="0" w:before="0" w:line="240" w:lineRule="auto"/>
+              <w:jc w:val="left"/>
+            </w:pPr>
+          </w:p>
+        </w:tc>
+        <w:tc>
+          <w:tcPr>
+            <w:tcW w:type="dxa" w:w="590"/>
+            <w:tcBorders>
+              <w:top w:val="single" w:color="000000" w:sz="4"/>
+              <w:left w:val="single" w:color="000000" w:sz="4"/>
+              <w:bottom w:val="single" w:color="000000" w:sz="4"/>
+              <w:right w:val="single" w:color="000000" w:sz="4"/>
+            </w:tcBorders>
+            <w:tcMar>
+              <w:top w:type="dxa" w:w="30"/>
+              <w:left w:type="dxa" w:w="70"/>
+              <w:bottom w:type="dxa" w:w="30"/>
+              <w:right w:type="dxa" w:w="70"/>
+            </w:tcMar>
+            <w:vAlign w:val="center"/>
+          </w:tcPr>
+          <w:p>
+            <w:pPr>
+              <w:keepNext w:val="false"/>
               <w:spacing w:after="0" w:before="0" w:line="240" w:lineRule="auto"/>
               <w:jc w:val="left"/>
             </w:pPr>
@@ -6641,9 +6825,9 @@
         <w:tblLayout w:type="autofit"/>
       </w:tblPr>
       <w:tblGrid>
-        <w:gridCol w:w="5907"/>
+        <w:gridCol w:w="5443"/>
         <w:gridCol w:w="987"/>
-        <w:gridCol w:w="987"/>
+        <w:gridCol w:w="1451"/>
         <w:gridCol w:w="1144"/>
       </w:tblGrid>
       <w:tr>
@@ -6653,7 +6837,7 @@
         </w:trPr>
         <w:tc>
           <w:tcPr>
-            <w:tcW w:type="dxa" w:w="5907"/>
+            <w:tcW w:type="dxa" w:w="5443"/>
             <w:tcBorders>
               <w:top w:val="single" w:color="000000" w:sz="4"/>
               <w:left w:val="single" w:color="000000" w:sz="4"/>
@@ -6671,6 +6855,7 @@
           </w:tcPr>
           <w:p>
             <w:pPr>
+              <w:keepNext/>
               <w:spacing w:after="0" w:before="0" w:line="240" w:lineRule="auto"/>
               <w:jc w:val="center"/>
             </w:pPr>
@@ -6708,6 +6893,7 @@
           </w:tcPr>
           <w:p>
             <w:pPr>
+              <w:keepNext/>
               <w:spacing w:after="0" w:before="0" w:line="240" w:lineRule="auto"/>
               <w:jc w:val="center"/>
             </w:pPr>
@@ -6727,7 +6913,7 @@
         </w:tc>
         <w:tc>
           <w:tcPr>
-            <w:tcW w:type="dxa" w:w="987"/>
+            <w:tcW w:type="dxa" w:w="1451"/>
             <w:tcBorders>
               <w:top w:val="single" w:color="000000" w:sz="4"/>
               <w:left w:val="single" w:color="000000" w:sz="4"/>
@@ -6745,6 +6931,7 @@
           </w:tcPr>
           <w:p>
             <w:pPr>
+              <w:keepNext/>
               <w:spacing w:after="0" w:before="0" w:line="240" w:lineRule="auto"/>
               <w:jc w:val="center"/>
             </w:pPr>
@@ -6782,6 +6969,7 @@
           </w:tcPr>
           <w:p>
             <w:pPr>
+              <w:keepNext/>
               <w:spacing w:after="0" w:before="0" w:line="240" w:lineRule="auto"/>
               <w:jc w:val="center"/>
             </w:pPr>
@@ -6807,23 +6995,24 @@
         </w:trPr>
         <w:tc>
           <w:tcPr>
-            <w:tcW w:type="dxa" w:w="5907"/>
-            <w:tcBorders>
-              <w:top w:val="single" w:color="000000" w:sz="4"/>
-              <w:left w:val="single" w:color="000000" w:sz="4"/>
-              <w:bottom w:val="single" w:color="000000" w:sz="4"/>
-              <w:right w:val="single" w:color="000000" w:sz="4"/>
-            </w:tcBorders>
-            <w:tcMar>
-              <w:top w:type="dxa" w:w="30"/>
-              <w:left w:type="dxa" w:w="70"/>
-              <w:bottom w:type="dxa" w:w="30"/>
-              <w:right w:type="dxa" w:w="70"/>
-            </w:tcMar>
-            <w:vAlign w:val="center"/>
-          </w:tcPr>
-          <w:p>
-            <w:pPr>
+            <w:tcW w:type="dxa" w:w="5443"/>
+            <w:tcBorders>
+              <w:top w:val="single" w:color="000000" w:sz="4"/>
+              <w:left w:val="single" w:color="000000" w:sz="4"/>
+              <w:bottom w:val="single" w:color="000000" w:sz="4"/>
+              <w:right w:val="single" w:color="000000" w:sz="4"/>
+            </w:tcBorders>
+            <w:tcMar>
+              <w:top w:type="dxa" w:w="30"/>
+              <w:left w:type="dxa" w:w="70"/>
+              <w:bottom w:type="dxa" w:w="30"/>
+              <w:right w:type="dxa" w:w="70"/>
+            </w:tcMar>
+            <w:vAlign w:val="center"/>
+          </w:tcPr>
+          <w:p>
+            <w:pPr>
+              <w:keepNext/>
               <w:spacing w:after="0" w:before="0" w:line="240" w:lineRule="auto"/>
               <w:jc w:val="left"/>
             </w:pPr>
@@ -6860,30 +7049,32 @@
           </w:tcPr>
           <w:p>
             <w:pPr>
-              <w:spacing w:after="0" w:before="0" w:line="240" w:lineRule="auto"/>
-              <w:jc w:val="left"/>
-            </w:pPr>
-          </w:p>
-        </w:tc>
-        <w:tc>
-          <w:tcPr>
-            <w:tcW w:type="dxa" w:w="987"/>
-            <w:tcBorders>
-              <w:top w:val="single" w:color="000000" w:sz="4"/>
-              <w:left w:val="single" w:color="000000" w:sz="4"/>
-              <w:bottom w:val="single" w:color="000000" w:sz="4"/>
-              <w:right w:val="single" w:color="000000" w:sz="4"/>
-            </w:tcBorders>
-            <w:tcMar>
-              <w:top w:type="dxa" w:w="30"/>
-              <w:left w:type="dxa" w:w="70"/>
-              <w:bottom w:type="dxa" w:w="30"/>
-              <w:right w:type="dxa" w:w="70"/>
-            </w:tcMar>
-            <w:vAlign w:val="center"/>
-          </w:tcPr>
-          <w:p>
-            <w:pPr>
+              <w:keepNext/>
+              <w:spacing w:after="0" w:before="0" w:line="240" w:lineRule="auto"/>
+              <w:jc w:val="left"/>
+            </w:pPr>
+          </w:p>
+        </w:tc>
+        <w:tc>
+          <w:tcPr>
+            <w:tcW w:type="dxa" w:w="1451"/>
+            <w:tcBorders>
+              <w:top w:val="single" w:color="000000" w:sz="4"/>
+              <w:left w:val="single" w:color="000000" w:sz="4"/>
+              <w:bottom w:val="single" w:color="000000" w:sz="4"/>
+              <w:right w:val="single" w:color="000000" w:sz="4"/>
+            </w:tcBorders>
+            <w:tcMar>
+              <w:top w:type="dxa" w:w="30"/>
+              <w:left w:type="dxa" w:w="70"/>
+              <w:bottom w:type="dxa" w:w="30"/>
+              <w:right w:type="dxa" w:w="70"/>
+            </w:tcMar>
+            <w:vAlign w:val="center"/>
+          </w:tcPr>
+          <w:p>
+            <w:pPr>
+              <w:keepNext/>
               <w:spacing w:after="0" w:before="0" w:line="240" w:lineRule="auto"/>
               <w:jc w:val="left"/>
             </w:pPr>
@@ -6908,6 +7099,7 @@
           </w:tcPr>
           <w:p>
             <w:pPr>
+              <w:keepNext/>
               <w:spacing w:after="0" w:before="0" w:line="240" w:lineRule="auto"/>
               <w:jc w:val="left"/>
             </w:pPr>
@@ -6921,23 +7113,24 @@
         </w:trPr>
         <w:tc>
           <w:tcPr>
-            <w:tcW w:type="dxa" w:w="5907"/>
-            <w:tcBorders>
-              <w:top w:val="single" w:color="000000" w:sz="4"/>
-              <w:left w:val="single" w:color="000000" w:sz="4"/>
-              <w:bottom w:val="single" w:color="000000" w:sz="4"/>
-              <w:right w:val="single" w:color="000000" w:sz="4"/>
-            </w:tcBorders>
-            <w:tcMar>
-              <w:top w:type="dxa" w:w="30"/>
-              <w:left w:type="dxa" w:w="70"/>
-              <w:bottom w:type="dxa" w:w="30"/>
-              <w:right w:type="dxa" w:w="70"/>
-            </w:tcMar>
-            <w:vAlign w:val="center"/>
-          </w:tcPr>
-          <w:p>
-            <w:pPr>
+            <w:tcW w:type="dxa" w:w="5443"/>
+            <w:tcBorders>
+              <w:top w:val="single" w:color="000000" w:sz="4"/>
+              <w:left w:val="single" w:color="000000" w:sz="4"/>
+              <w:bottom w:val="single" w:color="000000" w:sz="4"/>
+              <w:right w:val="single" w:color="000000" w:sz="4"/>
+            </w:tcBorders>
+            <w:tcMar>
+              <w:top w:type="dxa" w:w="30"/>
+              <w:left w:type="dxa" w:w="70"/>
+              <w:bottom w:type="dxa" w:w="30"/>
+              <w:right w:type="dxa" w:w="70"/>
+            </w:tcMar>
+            <w:vAlign w:val="center"/>
+          </w:tcPr>
+          <w:p>
+            <w:pPr>
+              <w:keepNext/>
               <w:spacing w:after="0" w:before="0" w:line="240" w:lineRule="auto"/>
               <w:jc w:val="left"/>
             </w:pPr>
@@ -6974,30 +7167,32 @@
           </w:tcPr>
           <w:p>
             <w:pPr>
-              <w:spacing w:after="0" w:before="0" w:line="240" w:lineRule="auto"/>
-              <w:jc w:val="left"/>
-            </w:pPr>
-          </w:p>
-        </w:tc>
-        <w:tc>
-          <w:tcPr>
-            <w:tcW w:type="dxa" w:w="987"/>
-            <w:tcBorders>
-              <w:top w:val="single" w:color="000000" w:sz="4"/>
-              <w:left w:val="single" w:color="000000" w:sz="4"/>
-              <w:bottom w:val="single" w:color="000000" w:sz="4"/>
-              <w:right w:val="single" w:color="000000" w:sz="4"/>
-            </w:tcBorders>
-            <w:tcMar>
-              <w:top w:type="dxa" w:w="30"/>
-              <w:left w:type="dxa" w:w="70"/>
-              <w:bottom w:type="dxa" w:w="30"/>
-              <w:right w:type="dxa" w:w="70"/>
-            </w:tcMar>
-            <w:vAlign w:val="center"/>
-          </w:tcPr>
-          <w:p>
-            <w:pPr>
+              <w:keepNext/>
+              <w:spacing w:after="0" w:before="0" w:line="240" w:lineRule="auto"/>
+              <w:jc w:val="left"/>
+            </w:pPr>
+          </w:p>
+        </w:tc>
+        <w:tc>
+          <w:tcPr>
+            <w:tcW w:type="dxa" w:w="1451"/>
+            <w:tcBorders>
+              <w:top w:val="single" w:color="000000" w:sz="4"/>
+              <w:left w:val="single" w:color="000000" w:sz="4"/>
+              <w:bottom w:val="single" w:color="000000" w:sz="4"/>
+              <w:right w:val="single" w:color="000000" w:sz="4"/>
+            </w:tcBorders>
+            <w:tcMar>
+              <w:top w:type="dxa" w:w="30"/>
+              <w:left w:type="dxa" w:w="70"/>
+              <w:bottom w:type="dxa" w:w="30"/>
+              <w:right w:type="dxa" w:w="70"/>
+            </w:tcMar>
+            <w:vAlign w:val="center"/>
+          </w:tcPr>
+          <w:p>
+            <w:pPr>
+              <w:keepNext/>
               <w:spacing w:after="0" w:before="0" w:line="240" w:lineRule="auto"/>
               <w:jc w:val="left"/>
             </w:pPr>
@@ -7022,6 +7217,7 @@
           </w:tcPr>
           <w:p>
             <w:pPr>
+              <w:keepNext/>
               <w:spacing w:after="0" w:before="0" w:line="240" w:lineRule="auto"/>
               <w:jc w:val="left"/>
             </w:pPr>
@@ -7035,23 +7231,24 @@
         </w:trPr>
         <w:tc>
           <w:tcPr>
-            <w:tcW w:type="dxa" w:w="5907"/>
-            <w:tcBorders>
-              <w:top w:val="single" w:color="000000" w:sz="4"/>
-              <w:left w:val="single" w:color="000000" w:sz="4"/>
-              <w:bottom w:val="single" w:color="000000" w:sz="4"/>
-              <w:right w:val="single" w:color="000000" w:sz="4"/>
-            </w:tcBorders>
-            <w:tcMar>
-              <w:top w:type="dxa" w:w="30"/>
-              <w:left w:type="dxa" w:w="70"/>
-              <w:bottom w:type="dxa" w:w="30"/>
-              <w:right w:type="dxa" w:w="70"/>
-            </w:tcMar>
-            <w:vAlign w:val="center"/>
-          </w:tcPr>
-          <w:p>
-            <w:pPr>
+            <w:tcW w:type="dxa" w:w="5443"/>
+            <w:tcBorders>
+              <w:top w:val="single" w:color="000000" w:sz="4"/>
+              <w:left w:val="single" w:color="000000" w:sz="4"/>
+              <w:bottom w:val="single" w:color="000000" w:sz="4"/>
+              <w:right w:val="single" w:color="000000" w:sz="4"/>
+            </w:tcBorders>
+            <w:tcMar>
+              <w:top w:type="dxa" w:w="30"/>
+              <w:left w:type="dxa" w:w="70"/>
+              <w:bottom w:type="dxa" w:w="30"/>
+              <w:right w:type="dxa" w:w="70"/>
+            </w:tcMar>
+            <w:vAlign w:val="center"/>
+          </w:tcPr>
+          <w:p>
+            <w:pPr>
+              <w:keepNext/>
               <w:spacing w:after="0" w:before="0" w:line="240" w:lineRule="auto"/>
               <w:jc w:val="left"/>
             </w:pPr>
@@ -7088,30 +7285,32 @@
           </w:tcPr>
           <w:p>
             <w:pPr>
-              <w:spacing w:after="0" w:before="0" w:line="240" w:lineRule="auto"/>
-              <w:jc w:val="left"/>
-            </w:pPr>
-          </w:p>
-        </w:tc>
-        <w:tc>
-          <w:tcPr>
-            <w:tcW w:type="dxa" w:w="987"/>
-            <w:tcBorders>
-              <w:top w:val="single" w:color="000000" w:sz="4"/>
-              <w:left w:val="single" w:color="000000" w:sz="4"/>
-              <w:bottom w:val="single" w:color="000000" w:sz="4"/>
-              <w:right w:val="single" w:color="000000" w:sz="4"/>
-            </w:tcBorders>
-            <w:tcMar>
-              <w:top w:type="dxa" w:w="30"/>
-              <w:left w:type="dxa" w:w="70"/>
-              <w:bottom w:type="dxa" w:w="30"/>
-              <w:right w:type="dxa" w:w="70"/>
-            </w:tcMar>
-            <w:vAlign w:val="center"/>
-          </w:tcPr>
-          <w:p>
-            <w:pPr>
+              <w:keepNext/>
+              <w:spacing w:after="0" w:before="0" w:line="240" w:lineRule="auto"/>
+              <w:jc w:val="left"/>
+            </w:pPr>
+          </w:p>
+        </w:tc>
+        <w:tc>
+          <w:tcPr>
+            <w:tcW w:type="dxa" w:w="1451"/>
+            <w:tcBorders>
+              <w:top w:val="single" w:color="000000" w:sz="4"/>
+              <w:left w:val="single" w:color="000000" w:sz="4"/>
+              <w:bottom w:val="single" w:color="000000" w:sz="4"/>
+              <w:right w:val="single" w:color="000000" w:sz="4"/>
+            </w:tcBorders>
+            <w:tcMar>
+              <w:top w:type="dxa" w:w="30"/>
+              <w:left w:type="dxa" w:w="70"/>
+              <w:bottom w:type="dxa" w:w="30"/>
+              <w:right w:type="dxa" w:w="70"/>
+            </w:tcMar>
+            <w:vAlign w:val="center"/>
+          </w:tcPr>
+          <w:p>
+            <w:pPr>
+              <w:keepNext/>
               <w:spacing w:after="0" w:before="0" w:line="240" w:lineRule="auto"/>
               <w:jc w:val="left"/>
             </w:pPr>
@@ -7136,6 +7335,7 @@
           </w:tcPr>
           <w:p>
             <w:pPr>
+              <w:keepNext/>
               <w:spacing w:after="0" w:before="0" w:line="240" w:lineRule="auto"/>
               <w:jc w:val="left"/>
             </w:pPr>
@@ -7149,23 +7349,24 @@
         </w:trPr>
         <w:tc>
           <w:tcPr>
-            <w:tcW w:type="dxa" w:w="5907"/>
-            <w:tcBorders>
-              <w:top w:val="single" w:color="000000" w:sz="4"/>
-              <w:left w:val="single" w:color="000000" w:sz="4"/>
-              <w:bottom w:val="single" w:color="000000" w:sz="4"/>
-              <w:right w:val="single" w:color="000000" w:sz="4"/>
-            </w:tcBorders>
-            <w:tcMar>
-              <w:top w:type="dxa" w:w="30"/>
-              <w:left w:type="dxa" w:w="70"/>
-              <w:bottom w:type="dxa" w:w="30"/>
-              <w:right w:type="dxa" w:w="70"/>
-            </w:tcMar>
-            <w:vAlign w:val="center"/>
-          </w:tcPr>
-          <w:p>
-            <w:pPr>
+            <w:tcW w:type="dxa" w:w="5443"/>
+            <w:tcBorders>
+              <w:top w:val="single" w:color="000000" w:sz="4"/>
+              <w:left w:val="single" w:color="000000" w:sz="4"/>
+              <w:bottom w:val="single" w:color="000000" w:sz="4"/>
+              <w:right w:val="single" w:color="000000" w:sz="4"/>
+            </w:tcBorders>
+            <w:tcMar>
+              <w:top w:type="dxa" w:w="30"/>
+              <w:left w:type="dxa" w:w="70"/>
+              <w:bottom w:type="dxa" w:w="30"/>
+              <w:right w:type="dxa" w:w="70"/>
+            </w:tcMar>
+            <w:vAlign w:val="center"/>
+          </w:tcPr>
+          <w:p>
+            <w:pPr>
+              <w:keepNext w:val="false"/>
               <w:spacing w:after="0" w:before="0" w:line="240" w:lineRule="auto"/>
               <w:jc w:val="left"/>
             </w:pPr>
@@ -7202,30 +7403,32 @@
           </w:tcPr>
           <w:p>
             <w:pPr>
-              <w:spacing w:after="0" w:before="0" w:line="240" w:lineRule="auto"/>
-              <w:jc w:val="left"/>
-            </w:pPr>
-          </w:p>
-        </w:tc>
-        <w:tc>
-          <w:tcPr>
-            <w:tcW w:type="dxa" w:w="987"/>
-            <w:tcBorders>
-              <w:top w:val="single" w:color="000000" w:sz="4"/>
-              <w:left w:val="single" w:color="000000" w:sz="4"/>
-              <w:bottom w:val="single" w:color="000000" w:sz="4"/>
-              <w:right w:val="single" w:color="000000" w:sz="4"/>
-            </w:tcBorders>
-            <w:tcMar>
-              <w:top w:type="dxa" w:w="30"/>
-              <w:left w:type="dxa" w:w="70"/>
-              <w:bottom w:type="dxa" w:w="30"/>
-              <w:right w:type="dxa" w:w="70"/>
-            </w:tcMar>
-            <w:vAlign w:val="center"/>
-          </w:tcPr>
-          <w:p>
-            <w:pPr>
+              <w:keepNext w:val="false"/>
+              <w:spacing w:after="0" w:before="0" w:line="240" w:lineRule="auto"/>
+              <w:jc w:val="left"/>
+            </w:pPr>
+          </w:p>
+        </w:tc>
+        <w:tc>
+          <w:tcPr>
+            <w:tcW w:type="dxa" w:w="1451"/>
+            <w:tcBorders>
+              <w:top w:val="single" w:color="000000" w:sz="4"/>
+              <w:left w:val="single" w:color="000000" w:sz="4"/>
+              <w:bottom w:val="single" w:color="000000" w:sz="4"/>
+              <w:right w:val="single" w:color="000000" w:sz="4"/>
+            </w:tcBorders>
+            <w:tcMar>
+              <w:top w:type="dxa" w:w="30"/>
+              <w:left w:type="dxa" w:w="70"/>
+              <w:bottom w:type="dxa" w:w="30"/>
+              <w:right w:type="dxa" w:w="70"/>
+            </w:tcMar>
+            <w:vAlign w:val="center"/>
+          </w:tcPr>
+          <w:p>
+            <w:pPr>
+              <w:keepNext w:val="false"/>
               <w:spacing w:after="0" w:before="0" w:line="240" w:lineRule="auto"/>
               <w:jc w:val="left"/>
             </w:pPr>
@@ -7250,6 +7453,7 @@
           </w:tcPr>
           <w:p>
             <w:pPr>
+              <w:keepNext w:val="false"/>
               <w:spacing w:after="0" w:before="0" w:line="240" w:lineRule="auto"/>
               <w:jc w:val="left"/>
             </w:pPr>
@@ -7298,13 +7502,13 @@
       </w:tblPr>
       <w:tblGrid>
         <w:gridCol w:w="695"/>
-        <w:gridCol w:w="835"/>
-        <w:gridCol w:w="3189"/>
-        <w:gridCol w:w="835"/>
-        <w:gridCol w:w="964"/>
-        <w:gridCol w:w="707"/>
-        <w:gridCol w:w="835"/>
-        <w:gridCol w:w="965"/>
+        <w:gridCol w:w="833"/>
+        <w:gridCol w:w="3183"/>
+        <w:gridCol w:w="833"/>
+        <w:gridCol w:w="962"/>
+        <w:gridCol w:w="705"/>
+        <w:gridCol w:w="846"/>
+        <w:gridCol w:w="968"/>
       </w:tblGrid>
       <w:tr>
         <w:trPr>
@@ -7331,6 +7535,7 @@
           </w:tcPr>
           <w:p>
             <w:pPr>
+              <w:keepNext/>
               <w:spacing w:after="0" w:before="0" w:line="240" w:lineRule="auto"/>
               <w:jc w:val="center"/>
             </w:pPr>
@@ -7350,7 +7555,7 @@
         </w:tc>
         <w:tc>
           <w:tcPr>
-            <w:tcW w:type="dxa" w:w="835"/>
+            <w:tcW w:type="dxa" w:w="833"/>
             <w:tcBorders>
               <w:top w:val="single" w:color="000000" w:sz="4"/>
               <w:left w:val="single" w:color="000000" w:sz="4"/>
@@ -7368,6 +7573,7 @@
           </w:tcPr>
           <w:p>
             <w:pPr>
+              <w:keepNext/>
               <w:spacing w:after="0" w:before="0" w:line="240" w:lineRule="auto"/>
               <w:jc w:val="center"/>
             </w:pPr>
@@ -7387,7 +7593,7 @@
         </w:tc>
         <w:tc>
           <w:tcPr>
-            <w:tcW w:type="dxa" w:w="3189"/>
+            <w:tcW w:type="dxa" w:w="3183"/>
             <w:tcBorders>
               <w:top w:val="single" w:color="000000" w:sz="4"/>
               <w:left w:val="single" w:color="000000" w:sz="4"/>
@@ -7405,6 +7611,7 @@
           </w:tcPr>
           <w:p>
             <w:pPr>
+              <w:keepNext/>
               <w:spacing w:after="0" w:before="0" w:line="240" w:lineRule="auto"/>
               <w:jc w:val="center"/>
             </w:pPr>
@@ -7424,7 +7631,7 @@
         </w:tc>
         <w:tc>
           <w:tcPr>
-            <w:tcW w:type="dxa" w:w="835"/>
+            <w:tcW w:type="dxa" w:w="833"/>
             <w:tcBorders>
               <w:top w:val="single" w:color="000000" w:sz="4"/>
               <w:left w:val="single" w:color="000000" w:sz="4"/>
@@ -7442,6 +7649,7 @@
           </w:tcPr>
           <w:p>
             <w:pPr>
+              <w:keepNext/>
               <w:spacing w:after="0" w:before="0" w:line="240" w:lineRule="auto"/>
               <w:jc w:val="center"/>
             </w:pPr>
@@ -7461,7 +7669,7 @@
         </w:tc>
         <w:tc>
           <w:tcPr>
-            <w:tcW w:type="dxa" w:w="964"/>
+            <w:tcW w:type="dxa" w:w="962"/>
             <w:tcBorders>
               <w:top w:val="single" w:color="000000" w:sz="4"/>
               <w:left w:val="single" w:color="000000" w:sz="4"/>
@@ -7479,6 +7687,7 @@
           </w:tcPr>
           <w:p>
             <w:pPr>
+              <w:keepNext/>
               <w:spacing w:after="0" w:before="0" w:line="240" w:lineRule="auto"/>
               <w:jc w:val="center"/>
             </w:pPr>
@@ -7498,7 +7707,7 @@
         </w:tc>
         <w:tc>
           <w:tcPr>
-            <w:tcW w:type="dxa" w:w="707"/>
+            <w:tcW w:type="dxa" w:w="705"/>
             <w:tcBorders>
               <w:top w:val="single" w:color="000000" w:sz="4"/>
               <w:left w:val="single" w:color="000000" w:sz="4"/>
@@ -7516,6 +7725,7 @@
           </w:tcPr>
           <w:p>
             <w:pPr>
+              <w:keepNext/>
               <w:spacing w:after="0" w:before="0" w:line="240" w:lineRule="auto"/>
               <w:jc w:val="center"/>
             </w:pPr>
@@ -7535,7 +7745,7 @@
         </w:tc>
         <w:tc>
           <w:tcPr>
-            <w:tcW w:type="dxa" w:w="835"/>
+            <w:tcW w:type="dxa" w:w="846"/>
             <w:tcBorders>
               <w:top w:val="single" w:color="000000" w:sz="4"/>
               <w:left w:val="single" w:color="000000" w:sz="4"/>
@@ -7553,6 +7763,7 @@
           </w:tcPr>
           <w:p>
             <w:pPr>
+              <w:keepNext/>
               <w:spacing w:after="0" w:before="0" w:line="240" w:lineRule="auto"/>
               <w:jc w:val="center"/>
             </w:pPr>
@@ -7572,7 +7783,7 @@
         </w:tc>
         <w:tc>
           <w:tcPr>
-            <w:tcW w:type="dxa" w:w="965"/>
+            <w:tcW w:type="dxa" w:w="968"/>
             <w:tcBorders>
               <w:top w:val="single" w:color="000000" w:sz="4"/>
               <w:left w:val="single" w:color="000000" w:sz="4"/>
@@ -7590,6 +7801,7 @@
           </w:tcPr>
           <w:p>
             <w:pPr>
+              <w:keepNext/>
               <w:spacing w:after="0" w:before="0" w:line="240" w:lineRule="auto"/>
               <w:jc w:val="center"/>
             </w:pPr>
@@ -7632,6 +7844,7 @@
           </w:tcPr>
           <w:p>
             <w:pPr>
+              <w:keepNext w:val="false"/>
               <w:spacing w:after="0" w:before="0" w:line="240" w:lineRule="auto"/>
               <w:jc w:val="left"/>
             </w:pPr>
@@ -7651,167 +7864,174 @@
         </w:tc>
         <w:tc>
           <w:tcPr>
-            <w:tcW w:type="dxa" w:w="835"/>
-            <w:tcBorders>
-              <w:top w:val="single" w:color="000000" w:sz="4"/>
-              <w:left w:val="single" w:color="000000" w:sz="4"/>
-              <w:bottom w:val="single" w:color="000000" w:sz="4"/>
-              <w:right w:val="single" w:color="000000" w:sz="4"/>
-            </w:tcBorders>
-            <w:tcMar>
-              <w:top w:type="dxa" w:w="30"/>
-              <w:left w:type="dxa" w:w="70"/>
-              <w:bottom w:type="dxa" w:w="30"/>
-              <w:right w:type="dxa" w:w="70"/>
-            </w:tcMar>
-            <w:vAlign w:val="center"/>
-          </w:tcPr>
-          <w:p>
-            <w:pPr>
-              <w:spacing w:after="0" w:before="0" w:line="240" w:lineRule="auto"/>
-              <w:jc w:val="left"/>
-            </w:pPr>
-          </w:p>
-        </w:tc>
-        <w:tc>
-          <w:tcPr>
-            <w:tcW w:type="dxa" w:w="3189"/>
-            <w:tcBorders>
-              <w:top w:val="single" w:color="000000" w:sz="4"/>
-              <w:left w:val="single" w:color="000000" w:sz="4"/>
-              <w:bottom w:val="single" w:color="000000" w:sz="4"/>
-              <w:right w:val="single" w:color="000000" w:sz="4"/>
-            </w:tcBorders>
-            <w:tcMar>
-              <w:top w:type="dxa" w:w="30"/>
-              <w:left w:type="dxa" w:w="70"/>
-              <w:bottom w:type="dxa" w:w="30"/>
-              <w:right w:type="dxa" w:w="70"/>
-            </w:tcMar>
-            <w:vAlign w:val="center"/>
-          </w:tcPr>
-          <w:p>
-            <w:pPr>
-              <w:spacing w:after="0" w:before="0" w:line="240" w:lineRule="auto"/>
-              <w:jc w:val="left"/>
-            </w:pPr>
-          </w:p>
-        </w:tc>
-        <w:tc>
-          <w:tcPr>
-            <w:tcW w:type="dxa" w:w="835"/>
-            <w:tcBorders>
-              <w:top w:val="single" w:color="000000" w:sz="4"/>
-              <w:left w:val="single" w:color="000000" w:sz="4"/>
-              <w:bottom w:val="single" w:color="000000" w:sz="4"/>
-              <w:right w:val="single" w:color="000000" w:sz="4"/>
-            </w:tcBorders>
-            <w:tcMar>
-              <w:top w:type="dxa" w:w="30"/>
-              <w:left w:type="dxa" w:w="70"/>
-              <w:bottom w:type="dxa" w:w="30"/>
-              <w:right w:type="dxa" w:w="70"/>
-            </w:tcMar>
-            <w:vAlign w:val="center"/>
-          </w:tcPr>
-          <w:p>
-            <w:pPr>
-              <w:spacing w:after="0" w:before="0" w:line="240" w:lineRule="auto"/>
-              <w:jc w:val="left"/>
-            </w:pPr>
-          </w:p>
-        </w:tc>
-        <w:tc>
-          <w:tcPr>
-            <w:tcW w:type="dxa" w:w="964"/>
-            <w:tcBorders>
-              <w:top w:val="single" w:color="000000" w:sz="4"/>
-              <w:left w:val="single" w:color="000000" w:sz="4"/>
-              <w:bottom w:val="single" w:color="000000" w:sz="4"/>
-              <w:right w:val="single" w:color="000000" w:sz="4"/>
-            </w:tcBorders>
-            <w:tcMar>
-              <w:top w:type="dxa" w:w="30"/>
-              <w:left w:type="dxa" w:w="70"/>
-              <w:bottom w:type="dxa" w:w="30"/>
-              <w:right w:type="dxa" w:w="70"/>
-            </w:tcMar>
-            <w:vAlign w:val="center"/>
-          </w:tcPr>
-          <w:p>
-            <w:pPr>
-              <w:spacing w:after="0" w:before="0" w:line="240" w:lineRule="auto"/>
-              <w:jc w:val="left"/>
-            </w:pPr>
-          </w:p>
-        </w:tc>
-        <w:tc>
-          <w:tcPr>
-            <w:tcW w:type="dxa" w:w="707"/>
-            <w:tcBorders>
-              <w:top w:val="single" w:color="000000" w:sz="4"/>
-              <w:left w:val="single" w:color="000000" w:sz="4"/>
-              <w:bottom w:val="single" w:color="000000" w:sz="4"/>
-              <w:right w:val="single" w:color="000000" w:sz="4"/>
-            </w:tcBorders>
-            <w:tcMar>
-              <w:top w:type="dxa" w:w="30"/>
-              <w:left w:type="dxa" w:w="70"/>
-              <w:bottom w:type="dxa" w:w="30"/>
-              <w:right w:type="dxa" w:w="70"/>
-            </w:tcMar>
-            <w:vAlign w:val="center"/>
-          </w:tcPr>
-          <w:p>
-            <w:pPr>
-              <w:spacing w:after="0" w:before="0" w:line="240" w:lineRule="auto"/>
-              <w:jc w:val="left"/>
-            </w:pPr>
-          </w:p>
-        </w:tc>
-        <w:tc>
-          <w:tcPr>
-            <w:tcW w:type="dxa" w:w="835"/>
-            <w:tcBorders>
-              <w:top w:val="single" w:color="000000" w:sz="4"/>
-              <w:left w:val="single" w:color="000000" w:sz="4"/>
-              <w:bottom w:val="single" w:color="000000" w:sz="4"/>
-              <w:right w:val="single" w:color="000000" w:sz="4"/>
-            </w:tcBorders>
-            <w:tcMar>
-              <w:top w:type="dxa" w:w="30"/>
-              <w:left w:type="dxa" w:w="70"/>
-              <w:bottom w:type="dxa" w:w="30"/>
-              <w:right w:type="dxa" w:w="70"/>
-            </w:tcMar>
-            <w:vAlign w:val="center"/>
-          </w:tcPr>
-          <w:p>
-            <w:pPr>
-              <w:spacing w:after="0" w:before="0" w:line="240" w:lineRule="auto"/>
-              <w:jc w:val="left"/>
-            </w:pPr>
-          </w:p>
-        </w:tc>
-        <w:tc>
-          <w:tcPr>
-            <w:tcW w:type="dxa" w:w="965"/>
-            <w:tcBorders>
-              <w:top w:val="single" w:color="000000" w:sz="4"/>
-              <w:left w:val="single" w:color="000000" w:sz="4"/>
-              <w:bottom w:val="single" w:color="000000" w:sz="4"/>
-              <w:right w:val="single" w:color="000000" w:sz="4"/>
-            </w:tcBorders>
-            <w:tcMar>
-              <w:top w:type="dxa" w:w="30"/>
-              <w:left w:type="dxa" w:w="70"/>
-              <w:bottom w:type="dxa" w:w="30"/>
-              <w:right w:type="dxa" w:w="70"/>
-            </w:tcMar>
-            <w:vAlign w:val="center"/>
-          </w:tcPr>
-          <w:p>
-            <w:pPr>
+            <w:tcW w:type="dxa" w:w="833"/>
+            <w:tcBorders>
+              <w:top w:val="single" w:color="000000" w:sz="4"/>
+              <w:left w:val="single" w:color="000000" w:sz="4"/>
+              <w:bottom w:val="single" w:color="000000" w:sz="4"/>
+              <w:right w:val="single" w:color="000000" w:sz="4"/>
+            </w:tcBorders>
+            <w:tcMar>
+              <w:top w:type="dxa" w:w="30"/>
+              <w:left w:type="dxa" w:w="70"/>
+              <w:bottom w:type="dxa" w:w="30"/>
+              <w:right w:type="dxa" w:w="70"/>
+            </w:tcMar>
+            <w:vAlign w:val="center"/>
+          </w:tcPr>
+          <w:p>
+            <w:pPr>
+              <w:keepNext w:val="false"/>
+              <w:spacing w:after="0" w:before="0" w:line="240" w:lineRule="auto"/>
+              <w:jc w:val="left"/>
+            </w:pPr>
+          </w:p>
+        </w:tc>
+        <w:tc>
+          <w:tcPr>
+            <w:tcW w:type="dxa" w:w="3183"/>
+            <w:tcBorders>
+              <w:top w:val="single" w:color="000000" w:sz="4"/>
+              <w:left w:val="single" w:color="000000" w:sz="4"/>
+              <w:bottom w:val="single" w:color="000000" w:sz="4"/>
+              <w:right w:val="single" w:color="000000" w:sz="4"/>
+            </w:tcBorders>
+            <w:tcMar>
+              <w:top w:type="dxa" w:w="30"/>
+              <w:left w:type="dxa" w:w="70"/>
+              <w:bottom w:type="dxa" w:w="30"/>
+              <w:right w:type="dxa" w:w="70"/>
+            </w:tcMar>
+            <w:vAlign w:val="center"/>
+          </w:tcPr>
+          <w:p>
+            <w:pPr>
+              <w:keepNext w:val="false"/>
+              <w:spacing w:after="0" w:before="0" w:line="240" w:lineRule="auto"/>
+              <w:jc w:val="left"/>
+            </w:pPr>
+          </w:p>
+        </w:tc>
+        <w:tc>
+          <w:tcPr>
+            <w:tcW w:type="dxa" w:w="833"/>
+            <w:tcBorders>
+              <w:top w:val="single" w:color="000000" w:sz="4"/>
+              <w:left w:val="single" w:color="000000" w:sz="4"/>
+              <w:bottom w:val="single" w:color="000000" w:sz="4"/>
+              <w:right w:val="single" w:color="000000" w:sz="4"/>
+            </w:tcBorders>
+            <w:tcMar>
+              <w:top w:type="dxa" w:w="30"/>
+              <w:left w:type="dxa" w:w="70"/>
+              <w:bottom w:type="dxa" w:w="30"/>
+              <w:right w:type="dxa" w:w="70"/>
+            </w:tcMar>
+            <w:vAlign w:val="center"/>
+          </w:tcPr>
+          <w:p>
+            <w:pPr>
+              <w:keepNext w:val="false"/>
+              <w:spacing w:after="0" w:before="0" w:line="240" w:lineRule="auto"/>
+              <w:jc w:val="left"/>
+            </w:pPr>
+          </w:p>
+        </w:tc>
+        <w:tc>
+          <w:tcPr>
+            <w:tcW w:type="dxa" w:w="962"/>
+            <w:tcBorders>
+              <w:top w:val="single" w:color="000000" w:sz="4"/>
+              <w:left w:val="single" w:color="000000" w:sz="4"/>
+              <w:bottom w:val="single" w:color="000000" w:sz="4"/>
+              <w:right w:val="single" w:color="000000" w:sz="4"/>
+            </w:tcBorders>
+            <w:tcMar>
+              <w:top w:type="dxa" w:w="30"/>
+              <w:left w:type="dxa" w:w="70"/>
+              <w:bottom w:type="dxa" w:w="30"/>
+              <w:right w:type="dxa" w:w="70"/>
+            </w:tcMar>
+            <w:vAlign w:val="center"/>
+          </w:tcPr>
+          <w:p>
+            <w:pPr>
+              <w:keepNext w:val="false"/>
+              <w:spacing w:after="0" w:before="0" w:line="240" w:lineRule="auto"/>
+              <w:jc w:val="left"/>
+            </w:pPr>
+          </w:p>
+        </w:tc>
+        <w:tc>
+          <w:tcPr>
+            <w:tcW w:type="dxa" w:w="705"/>
+            <w:tcBorders>
+              <w:top w:val="single" w:color="000000" w:sz="4"/>
+              <w:left w:val="single" w:color="000000" w:sz="4"/>
+              <w:bottom w:val="single" w:color="000000" w:sz="4"/>
+              <w:right w:val="single" w:color="000000" w:sz="4"/>
+            </w:tcBorders>
+            <w:tcMar>
+              <w:top w:type="dxa" w:w="30"/>
+              <w:left w:type="dxa" w:w="70"/>
+              <w:bottom w:type="dxa" w:w="30"/>
+              <w:right w:type="dxa" w:w="70"/>
+            </w:tcMar>
+            <w:vAlign w:val="center"/>
+          </w:tcPr>
+          <w:p>
+            <w:pPr>
+              <w:keepNext w:val="false"/>
+              <w:spacing w:after="0" w:before="0" w:line="240" w:lineRule="auto"/>
+              <w:jc w:val="left"/>
+            </w:pPr>
+          </w:p>
+        </w:tc>
+        <w:tc>
+          <w:tcPr>
+            <w:tcW w:type="dxa" w:w="846"/>
+            <w:tcBorders>
+              <w:top w:val="single" w:color="000000" w:sz="4"/>
+              <w:left w:val="single" w:color="000000" w:sz="4"/>
+              <w:bottom w:val="single" w:color="000000" w:sz="4"/>
+              <w:right w:val="single" w:color="000000" w:sz="4"/>
+            </w:tcBorders>
+            <w:tcMar>
+              <w:top w:type="dxa" w:w="30"/>
+              <w:left w:type="dxa" w:w="70"/>
+              <w:bottom w:type="dxa" w:w="30"/>
+              <w:right w:type="dxa" w:w="70"/>
+            </w:tcMar>
+            <w:vAlign w:val="center"/>
+          </w:tcPr>
+          <w:p>
+            <w:pPr>
+              <w:keepNext w:val="false"/>
+              <w:spacing w:after="0" w:before="0" w:line="240" w:lineRule="auto"/>
+              <w:jc w:val="left"/>
+            </w:pPr>
+          </w:p>
+        </w:tc>
+        <w:tc>
+          <w:tcPr>
+            <w:tcW w:type="dxa" w:w="968"/>
+            <w:tcBorders>
+              <w:top w:val="single" w:color="000000" w:sz="4"/>
+              <w:left w:val="single" w:color="000000" w:sz="4"/>
+              <w:bottom w:val="single" w:color="000000" w:sz="4"/>
+              <w:right w:val="single" w:color="000000" w:sz="4"/>
+            </w:tcBorders>
+            <w:tcMar>
+              <w:top w:type="dxa" w:w="30"/>
+              <w:left w:type="dxa" w:w="70"/>
+              <w:bottom w:type="dxa" w:w="30"/>
+              <w:right w:type="dxa" w:w="70"/>
+            </w:tcMar>
+            <w:vAlign w:val="center"/>
+          </w:tcPr>
+          <w:p>
+            <w:pPr>
+              <w:keepNext w:val="false"/>
               <w:spacing w:after="0" w:before="0" w:line="240" w:lineRule="auto"/>
               <w:jc w:val="left"/>
             </w:pPr>
@@ -7859,9 +8079,9 @@
         <w:tblLayout w:type="autofit"/>
       </w:tblPr>
       <w:tblGrid>
-        <w:gridCol w:w="2269"/>
-        <w:gridCol w:w="3456"/>
-        <w:gridCol w:w="1481"/>
+        <w:gridCol w:w="2396"/>
+        <w:gridCol w:w="3356"/>
+        <w:gridCol w:w="1454"/>
         <w:gridCol w:w="830"/>
         <w:gridCol w:w="989"/>
       </w:tblGrid>
@@ -7872,7 +8092,7 @@
         </w:trPr>
         <w:tc>
           <w:tcPr>
-            <w:tcW w:type="dxa" w:w="2269"/>
+            <w:tcW w:type="dxa" w:w="2396"/>
             <w:tcBorders>
               <w:top w:val="single" w:color="000000" w:sz="4"/>
               <w:left w:val="single" w:color="000000" w:sz="4"/>
@@ -7890,6 +8110,7 @@
           </w:tcPr>
           <w:p>
             <w:pPr>
+              <w:keepNext/>
               <w:spacing w:after="0" w:before="0" w:line="240" w:lineRule="auto"/>
               <w:jc w:val="center"/>
             </w:pPr>
@@ -7909,7 +8130,7 @@
         </w:tc>
         <w:tc>
           <w:tcPr>
-            <w:tcW w:type="dxa" w:w="3456"/>
+            <w:tcW w:type="dxa" w:w="3356"/>
             <w:tcBorders>
               <w:top w:val="single" w:color="000000" w:sz="4"/>
               <w:left w:val="single" w:color="000000" w:sz="4"/>
@@ -7927,6 +8148,7 @@
           </w:tcPr>
           <w:p>
             <w:pPr>
+              <w:keepNext/>
               <w:spacing w:after="0" w:before="0" w:line="240" w:lineRule="auto"/>
               <w:jc w:val="center"/>
             </w:pPr>
@@ -7946,7 +8168,7 @@
         </w:tc>
         <w:tc>
           <w:tcPr>
-            <w:tcW w:type="dxa" w:w="1481"/>
+            <w:tcW w:type="dxa" w:w="1454"/>
             <w:tcBorders>
               <w:top w:val="single" w:color="000000" w:sz="4"/>
               <w:left w:val="single" w:color="000000" w:sz="4"/>
@@ -7964,6 +8186,7 @@
           </w:tcPr>
           <w:p>
             <w:pPr>
+              <w:keepNext/>
               <w:spacing w:after="0" w:before="0" w:line="240" w:lineRule="auto"/>
               <w:jc w:val="center"/>
             </w:pPr>
@@ -8001,6 +8224,7 @@
           </w:tcPr>
           <w:p>
             <w:pPr>
+              <w:keepNext/>
               <w:spacing w:after="0" w:before="0" w:line="240" w:lineRule="auto"/>
               <w:jc w:val="center"/>
             </w:pPr>
@@ -8038,6 +8262,7 @@
           </w:tcPr>
           <w:p>
             <w:pPr>
+              <w:keepNext/>
               <w:spacing w:after="0" w:before="0" w:line="240" w:lineRule="auto"/>
               <w:jc w:val="center"/>
             </w:pPr>
@@ -8063,23 +8288,24 @@
         </w:trPr>
         <w:tc>
           <w:tcPr>
-            <w:tcW w:type="dxa" w:w="2269"/>
-            <w:tcBorders>
-              <w:top w:val="single" w:color="000000" w:sz="4"/>
-              <w:left w:val="single" w:color="000000" w:sz="4"/>
-              <w:bottom w:val="single" w:color="000000" w:sz="4"/>
-              <w:right w:val="single" w:color="000000" w:sz="4"/>
-            </w:tcBorders>
-            <w:tcMar>
-              <w:top w:type="dxa" w:w="30"/>
-              <w:left w:type="dxa" w:w="70"/>
-              <w:bottom w:type="dxa" w:w="30"/>
-              <w:right w:type="dxa" w:w="70"/>
-            </w:tcMar>
-            <w:vAlign w:val="center"/>
-          </w:tcPr>
-          <w:p>
-            <w:pPr>
+            <w:tcW w:type="dxa" w:w="2396"/>
+            <w:tcBorders>
+              <w:top w:val="single" w:color="000000" w:sz="4"/>
+              <w:left w:val="single" w:color="000000" w:sz="4"/>
+              <w:bottom w:val="single" w:color="000000" w:sz="4"/>
+              <w:right w:val="single" w:color="000000" w:sz="4"/>
+            </w:tcBorders>
+            <w:tcMar>
+              <w:top w:type="dxa" w:w="30"/>
+              <w:left w:type="dxa" w:w="70"/>
+              <w:bottom w:type="dxa" w:w="30"/>
+              <w:right w:type="dxa" w:w="70"/>
+            </w:tcMar>
+            <w:vAlign w:val="center"/>
+          </w:tcPr>
+          <w:p>
+            <w:pPr>
+              <w:keepNext/>
               <w:spacing w:after="0" w:before="0" w:line="240" w:lineRule="auto"/>
               <w:jc w:val="left"/>
             </w:pPr>
@@ -8099,23 +8325,24 @@
         </w:tc>
         <w:tc>
           <w:tcPr>
-            <w:tcW w:type="dxa" w:w="3456"/>
-            <w:tcBorders>
-              <w:top w:val="single" w:color="000000" w:sz="4"/>
-              <w:left w:val="single" w:color="000000" w:sz="4"/>
-              <w:bottom w:val="single" w:color="000000" w:sz="4"/>
-              <w:right w:val="single" w:color="000000" w:sz="4"/>
-            </w:tcBorders>
-            <w:tcMar>
-              <w:top w:type="dxa" w:w="30"/>
-              <w:left w:type="dxa" w:w="70"/>
-              <w:bottom w:type="dxa" w:w="30"/>
-              <w:right w:type="dxa" w:w="70"/>
-            </w:tcMar>
-            <w:vAlign w:val="center"/>
-          </w:tcPr>
-          <w:p>
-            <w:pPr>
+            <w:tcW w:type="dxa" w:w="3356"/>
+            <w:tcBorders>
+              <w:top w:val="single" w:color="000000" w:sz="4"/>
+              <w:left w:val="single" w:color="000000" w:sz="4"/>
+              <w:bottom w:val="single" w:color="000000" w:sz="4"/>
+              <w:right w:val="single" w:color="000000" w:sz="4"/>
+            </w:tcBorders>
+            <w:tcMar>
+              <w:top w:type="dxa" w:w="30"/>
+              <w:left w:type="dxa" w:w="70"/>
+              <w:bottom w:type="dxa" w:w="30"/>
+              <w:right w:type="dxa" w:w="70"/>
+            </w:tcMar>
+            <w:vAlign w:val="center"/>
+          </w:tcPr>
+          <w:p>
+            <w:pPr>
+              <w:keepNext/>
               <w:spacing w:after="0" w:before="0" w:line="240" w:lineRule="auto"/>
               <w:jc w:val="left"/>
             </w:pPr>
@@ -8135,23 +8362,24 @@
         </w:tc>
         <w:tc>
           <w:tcPr>
-            <w:tcW w:type="dxa" w:w="1481"/>
-            <w:tcBorders>
-              <w:top w:val="single" w:color="000000" w:sz="4"/>
-              <w:left w:val="single" w:color="000000" w:sz="4"/>
-              <w:bottom w:val="single" w:color="000000" w:sz="4"/>
-              <w:right w:val="single" w:color="000000" w:sz="4"/>
-            </w:tcBorders>
-            <w:tcMar>
-              <w:top w:type="dxa" w:w="30"/>
-              <w:left w:type="dxa" w:w="70"/>
-              <w:bottom w:type="dxa" w:w="30"/>
-              <w:right w:type="dxa" w:w="70"/>
-            </w:tcMar>
-            <w:vAlign w:val="center"/>
-          </w:tcPr>
-          <w:p>
-            <w:pPr>
+            <w:tcW w:type="dxa" w:w="1454"/>
+            <w:tcBorders>
+              <w:top w:val="single" w:color="000000" w:sz="4"/>
+              <w:left w:val="single" w:color="000000" w:sz="4"/>
+              <w:bottom w:val="single" w:color="000000" w:sz="4"/>
+              <w:right w:val="single" w:color="000000" w:sz="4"/>
+            </w:tcBorders>
+            <w:tcMar>
+              <w:top w:type="dxa" w:w="30"/>
+              <w:left w:type="dxa" w:w="70"/>
+              <w:bottom w:type="dxa" w:w="30"/>
+              <w:right w:type="dxa" w:w="70"/>
+            </w:tcMar>
+            <w:vAlign w:val="center"/>
+          </w:tcPr>
+          <w:p>
+            <w:pPr>
+              <w:keepNext/>
               <w:spacing w:after="0" w:before="0" w:line="240" w:lineRule="auto"/>
               <w:jc w:val="left"/>
             </w:pPr>
@@ -8188,6 +8416,7 @@
           </w:tcPr>
           <w:p>
             <w:pPr>
+              <w:keepNext/>
               <w:spacing w:after="0" w:before="0" w:line="240" w:lineRule="auto"/>
               <w:jc w:val="left"/>
             </w:pPr>
@@ -8212,6 +8441,7 @@
           </w:tcPr>
           <w:p>
             <w:pPr>
+              <w:keepNext/>
               <w:spacing w:after="0" w:before="0" w:line="240" w:lineRule="auto"/>
               <w:jc w:val="left"/>
             </w:pPr>
@@ -8225,23 +8455,24 @@
         </w:trPr>
         <w:tc>
           <w:tcPr>
-            <w:tcW w:type="dxa" w:w="2269"/>
-            <w:tcBorders>
-              <w:top w:val="single" w:color="000000" w:sz="4"/>
-              <w:left w:val="single" w:color="000000" w:sz="4"/>
-              <w:bottom w:val="single" w:color="000000" w:sz="4"/>
-              <w:right w:val="single" w:color="000000" w:sz="4"/>
-            </w:tcBorders>
-            <w:tcMar>
-              <w:top w:type="dxa" w:w="30"/>
-              <w:left w:type="dxa" w:w="70"/>
-              <w:bottom w:type="dxa" w:w="30"/>
-              <w:right w:type="dxa" w:w="70"/>
-            </w:tcMar>
-            <w:vAlign w:val="center"/>
-          </w:tcPr>
-          <w:p>
-            <w:pPr>
+            <w:tcW w:type="dxa" w:w="2396"/>
+            <w:tcBorders>
+              <w:top w:val="single" w:color="000000" w:sz="4"/>
+              <w:left w:val="single" w:color="000000" w:sz="4"/>
+              <w:bottom w:val="single" w:color="000000" w:sz="4"/>
+              <w:right w:val="single" w:color="000000" w:sz="4"/>
+            </w:tcBorders>
+            <w:tcMar>
+              <w:top w:type="dxa" w:w="30"/>
+              <w:left w:type="dxa" w:w="70"/>
+              <w:bottom w:type="dxa" w:w="30"/>
+              <w:right w:type="dxa" w:w="70"/>
+            </w:tcMar>
+            <w:vAlign w:val="center"/>
+          </w:tcPr>
+          <w:p>
+            <w:pPr>
+              <w:keepNext/>
               <w:spacing w:after="0" w:before="0" w:line="240" w:lineRule="auto"/>
               <w:jc w:val="left"/>
             </w:pPr>
@@ -8261,23 +8492,24 @@
         </w:tc>
         <w:tc>
           <w:tcPr>
-            <w:tcW w:type="dxa" w:w="3456"/>
-            <w:tcBorders>
-              <w:top w:val="single" w:color="000000" w:sz="4"/>
-              <w:left w:val="single" w:color="000000" w:sz="4"/>
-              <w:bottom w:val="single" w:color="000000" w:sz="4"/>
-              <w:right w:val="single" w:color="000000" w:sz="4"/>
-            </w:tcBorders>
-            <w:tcMar>
-              <w:top w:type="dxa" w:w="30"/>
-              <w:left w:type="dxa" w:w="70"/>
-              <w:bottom w:type="dxa" w:w="30"/>
-              <w:right w:type="dxa" w:w="70"/>
-            </w:tcMar>
-            <w:vAlign w:val="center"/>
-          </w:tcPr>
-          <w:p>
-            <w:pPr>
+            <w:tcW w:type="dxa" w:w="3356"/>
+            <w:tcBorders>
+              <w:top w:val="single" w:color="000000" w:sz="4"/>
+              <w:left w:val="single" w:color="000000" w:sz="4"/>
+              <w:bottom w:val="single" w:color="000000" w:sz="4"/>
+              <w:right w:val="single" w:color="000000" w:sz="4"/>
+            </w:tcBorders>
+            <w:tcMar>
+              <w:top w:type="dxa" w:w="30"/>
+              <w:left w:type="dxa" w:w="70"/>
+              <w:bottom w:type="dxa" w:w="30"/>
+              <w:right w:type="dxa" w:w="70"/>
+            </w:tcMar>
+            <w:vAlign w:val="center"/>
+          </w:tcPr>
+          <w:p>
+            <w:pPr>
+              <w:keepNext/>
               <w:spacing w:after="0" w:before="0" w:line="240" w:lineRule="auto"/>
               <w:jc w:val="left"/>
             </w:pPr>
@@ -8297,23 +8529,24 @@
         </w:tc>
         <w:tc>
           <w:tcPr>
-            <w:tcW w:type="dxa" w:w="1481"/>
-            <w:tcBorders>
-              <w:top w:val="single" w:color="000000" w:sz="4"/>
-              <w:left w:val="single" w:color="000000" w:sz="4"/>
-              <w:bottom w:val="single" w:color="000000" w:sz="4"/>
-              <w:right w:val="single" w:color="000000" w:sz="4"/>
-            </w:tcBorders>
-            <w:tcMar>
-              <w:top w:type="dxa" w:w="30"/>
-              <w:left w:type="dxa" w:w="70"/>
-              <w:bottom w:type="dxa" w:w="30"/>
-              <w:right w:type="dxa" w:w="70"/>
-            </w:tcMar>
-            <w:vAlign w:val="center"/>
-          </w:tcPr>
-          <w:p>
-            <w:pPr>
+            <w:tcW w:type="dxa" w:w="1454"/>
+            <w:tcBorders>
+              <w:top w:val="single" w:color="000000" w:sz="4"/>
+              <w:left w:val="single" w:color="000000" w:sz="4"/>
+              <w:bottom w:val="single" w:color="000000" w:sz="4"/>
+              <w:right w:val="single" w:color="000000" w:sz="4"/>
+            </w:tcBorders>
+            <w:tcMar>
+              <w:top w:type="dxa" w:w="30"/>
+              <w:left w:type="dxa" w:w="70"/>
+              <w:bottom w:type="dxa" w:w="30"/>
+              <w:right w:type="dxa" w:w="70"/>
+            </w:tcMar>
+            <w:vAlign w:val="center"/>
+          </w:tcPr>
+          <w:p>
+            <w:pPr>
+              <w:keepNext/>
               <w:spacing w:after="0" w:before="0" w:line="240" w:lineRule="auto"/>
               <w:jc w:val="left"/>
             </w:pPr>
@@ -8350,6 +8583,7 @@
           </w:tcPr>
           <w:p>
             <w:pPr>
+              <w:keepNext/>
               <w:spacing w:after="0" w:before="0" w:line="240" w:lineRule="auto"/>
               <w:jc w:val="left"/>
             </w:pPr>
@@ -8374,6 +8608,7 @@
           </w:tcPr>
           <w:p>
             <w:pPr>
+              <w:keepNext/>
               <w:spacing w:after="0" w:before="0" w:line="240" w:lineRule="auto"/>
               <w:jc w:val="left"/>
             </w:pPr>
@@ -8387,23 +8622,24 @@
         </w:trPr>
         <w:tc>
           <w:tcPr>
-            <w:tcW w:type="dxa" w:w="2269"/>
-            <w:tcBorders>
-              <w:top w:val="single" w:color="000000" w:sz="4"/>
-              <w:left w:val="single" w:color="000000" w:sz="4"/>
-              <w:bottom w:val="single" w:color="000000" w:sz="4"/>
-              <w:right w:val="single" w:color="000000" w:sz="4"/>
-            </w:tcBorders>
-            <w:tcMar>
-              <w:top w:type="dxa" w:w="30"/>
-              <w:left w:type="dxa" w:w="70"/>
-              <w:bottom w:type="dxa" w:w="30"/>
-              <w:right w:type="dxa" w:w="70"/>
-            </w:tcMar>
-            <w:vAlign w:val="center"/>
-          </w:tcPr>
-          <w:p>
-            <w:pPr>
+            <w:tcW w:type="dxa" w:w="2396"/>
+            <w:tcBorders>
+              <w:top w:val="single" w:color="000000" w:sz="4"/>
+              <w:left w:val="single" w:color="000000" w:sz="4"/>
+              <w:bottom w:val="single" w:color="000000" w:sz="4"/>
+              <w:right w:val="single" w:color="000000" w:sz="4"/>
+            </w:tcBorders>
+            <w:tcMar>
+              <w:top w:type="dxa" w:w="30"/>
+              <w:left w:type="dxa" w:w="70"/>
+              <w:bottom w:type="dxa" w:w="30"/>
+              <w:right w:type="dxa" w:w="70"/>
+            </w:tcMar>
+            <w:vAlign w:val="center"/>
+          </w:tcPr>
+          <w:p>
+            <w:pPr>
+              <w:keepNext w:val="false"/>
               <w:spacing w:after="0" w:before="0" w:line="240" w:lineRule="auto"/>
               <w:jc w:val="left"/>
             </w:pPr>
@@ -8423,23 +8659,24 @@
         </w:tc>
         <w:tc>
           <w:tcPr>
-            <w:tcW w:type="dxa" w:w="3456"/>
-            <w:tcBorders>
-              <w:top w:val="single" w:color="000000" w:sz="4"/>
-              <w:left w:val="single" w:color="000000" w:sz="4"/>
-              <w:bottom w:val="single" w:color="000000" w:sz="4"/>
-              <w:right w:val="single" w:color="000000" w:sz="4"/>
-            </w:tcBorders>
-            <w:tcMar>
-              <w:top w:type="dxa" w:w="30"/>
-              <w:left w:type="dxa" w:w="70"/>
-              <w:bottom w:type="dxa" w:w="30"/>
-              <w:right w:type="dxa" w:w="70"/>
-            </w:tcMar>
-            <w:vAlign w:val="center"/>
-          </w:tcPr>
-          <w:p>
-            <w:pPr>
+            <w:tcW w:type="dxa" w:w="3356"/>
+            <w:tcBorders>
+              <w:top w:val="single" w:color="000000" w:sz="4"/>
+              <w:left w:val="single" w:color="000000" w:sz="4"/>
+              <w:bottom w:val="single" w:color="000000" w:sz="4"/>
+              <w:right w:val="single" w:color="000000" w:sz="4"/>
+            </w:tcBorders>
+            <w:tcMar>
+              <w:top w:type="dxa" w:w="30"/>
+              <w:left w:type="dxa" w:w="70"/>
+              <w:bottom w:type="dxa" w:w="30"/>
+              <w:right w:type="dxa" w:w="70"/>
+            </w:tcMar>
+            <w:vAlign w:val="center"/>
+          </w:tcPr>
+          <w:p>
+            <w:pPr>
+              <w:keepNext w:val="false"/>
               <w:spacing w:after="0" w:before="0" w:line="240" w:lineRule="auto"/>
               <w:jc w:val="left"/>
             </w:pPr>
@@ -8459,23 +8696,24 @@
         </w:tc>
         <w:tc>
           <w:tcPr>
-            <w:tcW w:type="dxa" w:w="1481"/>
-            <w:tcBorders>
-              <w:top w:val="single" w:color="000000" w:sz="4"/>
-              <w:left w:val="single" w:color="000000" w:sz="4"/>
-              <w:bottom w:val="single" w:color="000000" w:sz="4"/>
-              <w:right w:val="single" w:color="000000" w:sz="4"/>
-            </w:tcBorders>
-            <w:tcMar>
-              <w:top w:type="dxa" w:w="30"/>
-              <w:left w:type="dxa" w:w="70"/>
-              <w:bottom w:type="dxa" w:w="30"/>
-              <w:right w:type="dxa" w:w="70"/>
-            </w:tcMar>
-            <w:vAlign w:val="center"/>
-          </w:tcPr>
-          <w:p>
-            <w:pPr>
+            <w:tcW w:type="dxa" w:w="1454"/>
+            <w:tcBorders>
+              <w:top w:val="single" w:color="000000" w:sz="4"/>
+              <w:left w:val="single" w:color="000000" w:sz="4"/>
+              <w:bottom w:val="single" w:color="000000" w:sz="4"/>
+              <w:right w:val="single" w:color="000000" w:sz="4"/>
+            </w:tcBorders>
+            <w:tcMar>
+              <w:top w:type="dxa" w:w="30"/>
+              <w:left w:type="dxa" w:w="70"/>
+              <w:bottom w:type="dxa" w:w="30"/>
+              <w:right w:type="dxa" w:w="70"/>
+            </w:tcMar>
+            <w:vAlign w:val="center"/>
+          </w:tcPr>
+          <w:p>
+            <w:pPr>
+              <w:keepNext w:val="false"/>
               <w:spacing w:after="0" w:before="0" w:line="240" w:lineRule="auto"/>
               <w:jc w:val="left"/>
             </w:pPr>
@@ -8512,6 +8750,7 @@
           </w:tcPr>
           <w:p>
             <w:pPr>
+              <w:keepNext w:val="false"/>
               <w:spacing w:after="0" w:before="0" w:line="240" w:lineRule="auto"/>
               <w:jc w:val="left"/>
             </w:pPr>
@@ -8536,6 +8775,7 @@
           </w:tcPr>
           <w:p>
             <w:pPr>
+              <w:keepNext w:val="false"/>
               <w:spacing w:after="0" w:before="0" w:line="240" w:lineRule="auto"/>
               <w:jc w:val="left"/>
             </w:pPr>
@@ -8611,6 +8851,7 @@
           </w:tcPr>
           <w:p>
             <w:pPr>
+              <w:keepNext/>
               <w:spacing w:after="0" w:before="0" w:line="240" w:lineRule="auto"/>
               <w:jc w:val="center"/>
             </w:pPr>
@@ -8648,6 +8889,7 @@
           </w:tcPr>
           <w:p>
             <w:pPr>
+              <w:keepNext/>
               <w:spacing w:after="0" w:before="0" w:line="240" w:lineRule="auto"/>
               <w:jc w:val="center"/>
             </w:pPr>
@@ -8690,6 +8932,7 @@
           </w:tcPr>
           <w:p>
             <w:pPr>
+              <w:keepNext/>
               <w:spacing w:after="0" w:before="0" w:line="240" w:lineRule="auto"/>
               <w:jc w:val="left"/>
             </w:pPr>
@@ -8726,6 +8969,7 @@
           </w:tcPr>
           <w:p>
             <w:pPr>
+              <w:keepNext/>
               <w:spacing w:after="0" w:before="0" w:line="240" w:lineRule="auto"/>
               <w:jc w:val="left"/>
             </w:pPr>
@@ -8768,6 +9012,7 @@
           </w:tcPr>
           <w:p>
             <w:pPr>
+              <w:keepNext/>
               <w:spacing w:after="0" w:before="0" w:line="240" w:lineRule="auto"/>
               <w:jc w:val="left"/>
             </w:pPr>
@@ -8804,6 +9049,7 @@
           </w:tcPr>
           <w:p>
             <w:pPr>
+              <w:keepNext/>
               <w:spacing w:after="0" w:before="0" w:line="240" w:lineRule="auto"/>
               <w:jc w:val="left"/>
             </w:pPr>
@@ -8846,6 +9092,7 @@
           </w:tcPr>
           <w:p>
             <w:pPr>
+              <w:keepNext/>
               <w:spacing w:after="0" w:before="0" w:line="240" w:lineRule="auto"/>
               <w:jc w:val="left"/>
             </w:pPr>
@@ -8882,6 +9129,7 @@
           </w:tcPr>
           <w:p>
             <w:pPr>
+              <w:keepNext/>
               <w:spacing w:after="0" w:before="0" w:line="240" w:lineRule="auto"/>
               <w:jc w:val="left"/>
             </w:pPr>
@@ -8924,6 +9172,7 @@
           </w:tcPr>
           <w:p>
             <w:pPr>
+              <w:keepNext/>
               <w:spacing w:after="0" w:before="0" w:line="240" w:lineRule="auto"/>
               <w:jc w:val="left"/>
             </w:pPr>
@@ -8960,6 +9209,7 @@
           </w:tcPr>
           <w:p>
             <w:pPr>
+              <w:keepNext/>
               <w:spacing w:after="0" w:before="0" w:line="240" w:lineRule="auto"/>
               <w:jc w:val="left"/>
             </w:pPr>
@@ -9002,6 +9252,7 @@
           </w:tcPr>
           <w:p>
             <w:pPr>
+              <w:keepNext w:val="false"/>
               <w:spacing w:after="0" w:before="0" w:line="240" w:lineRule="auto"/>
               <w:jc w:val="left"/>
             </w:pPr>
@@ -9038,6 +9289,7 @@
           </w:tcPr>
           <w:p>
             <w:pPr>
+              <w:keepNext w:val="false"/>
               <w:spacing w:after="0" w:before="0" w:line="240" w:lineRule="auto"/>
               <w:jc w:val="left"/>
             </w:pPr>
@@ -9215,6 +9467,7 @@
           </w:tcPr>
           <w:p>
             <w:pPr>
+              <w:keepNext/>
               <w:spacing w:after="0" w:before="0" w:line="240" w:lineRule="auto"/>
               <w:jc w:val="center"/>
             </w:pPr>
@@ -9252,6 +9505,7 @@
           </w:tcPr>
           <w:p>
             <w:pPr>
+              <w:keepNext/>
               <w:spacing w:after="0" w:before="0" w:line="240" w:lineRule="auto"/>
               <w:jc w:val="center"/>
             </w:pPr>
@@ -9289,6 +9543,7 @@
           </w:tcPr>
           <w:p>
             <w:pPr>
+              <w:keepNext/>
               <w:spacing w:after="0" w:before="0" w:line="240" w:lineRule="auto"/>
               <w:jc w:val="center"/>
             </w:pPr>
@@ -9331,6 +9586,7 @@
           </w:tcPr>
           <w:p>
             <w:pPr>
+              <w:keepNext w:val="false"/>
               <w:spacing w:after="0" w:before="0" w:line="240" w:lineRule="auto"/>
               <w:jc w:val="left"/>
             </w:pPr>
@@ -9368,6 +9624,7 @@
           </w:tcPr>
           <w:p>
             <w:pPr>
+              <w:keepNext w:val="false"/>
               <w:spacing w:after="0" w:before="0" w:line="240" w:lineRule="auto"/>
               <w:jc w:val="left"/>
             </w:pPr>
@@ -9405,6 +9662,7 @@
           </w:tcPr>
           <w:p>
             <w:pPr>
+              <w:keepNext w:val="false"/>
               <w:spacing w:after="0" w:before="0" w:line="240" w:lineRule="auto"/>
               <w:jc w:val="left"/>
             </w:pPr>
